--- a/docs/studyguides/introtottesting.docx
+++ b/docs/studyguides/introtottesting.docx
@@ -615,7 +615,21 @@
         </m:r>
       </m:oMath>
       <w:r>
-        <w:t xml:space="preserve">-distributions, see [Factsheet: t-distribution]((../factsheets/t-dist.qmd).</w:t>
+        <w:t xml:space="preserve">-distributions, see</w:t>
+      </w:r>
+      <w:r>
+        <w:t xml:space="preserve"> </w:t>
+      </w:r>
+      <w:hyperlink r:id="rId23">
+        <w:r>
+          <w:rPr>
+            <w:rStyle w:val="Hyperlink"/>
+          </w:rPr>
+          <w:t xml:space="preserve">Factsheet: t-distribution</w:t>
+        </w:r>
+      </w:hyperlink>
+      <w:r>
+        <w:t xml:space="preserve">.</w:t>
       </w:r>
     </w:p>
     <w:tbl>
@@ -623,10 +637,10 @@
         <w:tblStyle w:val="Table"/>
         <w:tblLook w:firstRow="0" w:lastRow="0" w:firstColumn="0" w:lastColumn="0" w:noHBand="0" w:noVBand="0" w:val="0000"/>
         <w:tblBorders>
-          <w:top w:val="single" w:sz="4" w:space="0" w:color="0758E5"/>
-          <w:left w:val="single" w:sz="24" w:space="0" w:color="0758E5"/>
-          <w:bottom w:val="single" w:sz="4" w:space="0" w:color="0758E5"/>
-          <w:right w:val="single" w:sz="4" w:space="0" w:color="0758E5"/>
+          <w:top w:val="single" w:sz="4" w:space="0" w:color="00A047"/>
+          <w:left w:val="single" w:sz="24" w:space="0" w:color="00A047"/>
+          <w:bottom w:val="single" w:sz="4" w:space="0" w:color="00A047"/>
+          <w:right w:val="single" w:sz="4" w:space="0" w:color="00A047"/>
         </w:tblBorders>
         <w:tblCellMar>
           <w:left w:w="144" w:type="dxa"/>
@@ -640,7 +654,7 @@
         </w:trPr>
         <w:tc>
           <w:tcPr>
-            <w:shd w:color="auto" w:fill="dae6fb" w:val="clear"/>
+            <w:shd w:color="auto" w:fill="ccf1e3" w:val="clear"/>
             <w:tcMar>
               <w:top w:w="92" w:type="dxa"/>
               <w:bottom w:w="92" w:type="dxa"/>
@@ -659,12 +673,244 @@
                 <wp:inline>
                   <wp:extent cx="152400" cy="152400"/>
                   <wp:effectExtent b="0" l="0" r="0" t="0"/>
-                  <wp:docPr descr="" title="" id="27" name="Picture"/>
+                  <wp:docPr descr="" title="" id="28" name="Picture"/>
                   <a:graphic>
                     <a:graphicData uri="http://schemas.openxmlformats.org/drawingml/2006/picture">
                       <pic:pic>
                         <pic:nvPicPr>
-                          <pic:cNvPr descr="/Applications/quarto/share/formats/docx/note.png" id="28" name="Picture"/>
+                          <pic:cNvPr descr="/Applications/quarto/share/formats/docx/tip.png" id="29" name="Picture"/>
+                          <pic:cNvPicPr>
+                            <a:picLocks noChangeArrowheads="1" noChangeAspect="1"/>
+                          </pic:cNvPicPr>
+                        </pic:nvPicPr>
+                        <pic:blipFill>
+                          <a:blip r:embed="rId27"/>
+                          <a:stretch>
+                            <a:fillRect/>
+                          </a:stretch>
+                        </pic:blipFill>
+                        <pic:spPr bwMode="auto">
+                          <a:xfrm>
+                            <a:off x="0" y="0"/>
+                            <a:ext cx="152400" cy="152400"/>
+                          </a:xfrm>
+                          <a:prstGeom prst="rect">
+                            <a:avLst/>
+                          </a:prstGeom>
+                          <a:noFill/>
+                          <a:ln w="9525">
+                            <a:noFill/>
+                            <a:headEnd/>
+                            <a:tailEnd/>
+                          </a:ln>
+                        </pic:spPr>
+                      </pic:pic>
+                    </a:graphicData>
+                  </a:graphic>
+                </wp:inline>
+              </w:drawing>
+            </w:r>
+            <w:r>
+              <w:t xml:space="preserve"> </w:t>
+            </w:r>
+            <w:r>
+              <w:t xml:space="preserve"> </w:t>
+            </w:r>
+            <w:r>
+              <w:t xml:space="preserve">Tip</w:t>
+            </w:r>
+          </w:p>
+        </w:tc>
+      </w:tr>
+      <w:tr>
+        <w:trPr>
+          <w:cantSplit/>
+        </w:trPr>
+        <w:tc>
+          <w:tcPr>
+            <w:tcMar>
+              <w:top w:w="108" w:type="dxa"/>
+              <w:bottom w:w="108" w:type="dxa"/>
+            </w:tcMar>
+          </w:tcPr>
+          <w:p>
+            <w:pPr>
+              <w:pStyle w:val="BodyText"/>
+            </w:pPr>
+            <w:pPr>
+              <w:spacing w:before="16" w:after="16"/>
+            </w:pPr>
+            <w:r>
+              <w:t xml:space="preserve">In statistics, a</w:t>
+            </w:r>
+            <w:r>
+              <w:t xml:space="preserve"> </w:t>
+            </w:r>
+            <m:oMath>
+              <m:r>
+                <m:t>t</m:t>
+              </m:r>
+            </m:oMath>
+            <w:r>
+              <w:t xml:space="preserve">-test is typically used when the sample size is less than</w:t>
+            </w:r>
+            <w:r>
+              <w:t xml:space="preserve"> </w:t>
+            </w:r>
+            <m:oMath>
+              <m:r>
+                <m:t>30</m:t>
+              </m:r>
+            </m:oMath>
+            <w:r>
+              <w:t xml:space="preserve">. With small samples, the estimate of the standard deviation is less stable. As the sample size increases, the estimate of the standard deviation becomes more stable, and the</w:t>
+            </w:r>
+            <w:r>
+              <w:t xml:space="preserve"> </w:t>
+            </w:r>
+            <m:oMath>
+              <m:r>
+                <m:t>t</m:t>
+              </m:r>
+            </m:oMath>
+            <w:r>
+              <w:t xml:space="preserve">-distribution gradually approaches the normal distribution. As the sample size reaches</w:t>
+            </w:r>
+            <w:r>
+              <w:t xml:space="preserve"> </w:t>
+            </w:r>
+            <m:oMath>
+              <m:r>
+                <m:t>30</m:t>
+              </m:r>
+            </m:oMath>
+            <w:r>
+              <w:t xml:space="preserve">, the difference between the</w:t>
+            </w:r>
+            <w:r>
+              <w:t xml:space="preserve"> </w:t>
+            </w:r>
+            <m:oMath>
+              <m:r>
+                <m:t>t</m:t>
+              </m:r>
+            </m:oMath>
+            <w:r>
+              <w:t xml:space="preserve">-distribution and the normal distribution becomes insignificant.</w:t>
+            </w:r>
+            <w:r>
+              <w:t xml:space="preserve"> </w:t>
+            </w:r>
+            <w:r>
+              <w:t xml:space="preserve">So, a common</w:t>
+            </w:r>
+            <w:r>
+              <w:t xml:space="preserve"> </w:t>
+            </w:r>
+            <w:r>
+              <w:rPr>
+                <w:i/>
+                <w:iCs/>
+              </w:rPr>
+              <w:t xml:space="preserve">rule of thumb</w:t>
+            </w:r>
+            <w:r>
+              <w:t xml:space="preserve"> </w:t>
+            </w:r>
+            <w:r>
+              <w:t xml:space="preserve">in statistics is to use the</w:t>
+            </w:r>
+            <w:r>
+              <w:t xml:space="preserve"> </w:t>
+            </w:r>
+            <m:oMath>
+              <m:r>
+                <m:t>t</m:t>
+              </m:r>
+            </m:oMath>
+            <w:r>
+              <w:t xml:space="preserve">-distribution when the sample size is</w:t>
+            </w:r>
+            <w:r>
+              <w:t xml:space="preserve"> </w:t>
+            </w:r>
+            <w:r>
+              <w:rPr>
+                <w:i/>
+                <w:iCs/>
+              </w:rPr>
+              <w:t xml:space="preserve">less than</w:t>
+            </w:r>
+            <w:r>
+              <w:t xml:space="preserve"> </w:t>
+            </w:r>
+            <m:oMath>
+              <m:r>
+                <m:t>30</m:t>
+              </m:r>
+            </m:oMath>
+            <w:r>
+              <w:t xml:space="preserve">.</w:t>
+            </w:r>
+          </w:p>
+          <w:p/>
+        </w:tc>
+      </w:tr>
+    </w:tbl>
+    <w:p>
+      <w:pPr>
+        <w:pStyle w:val="BodyText"/>
+      </w:pPr>
+      <w:r>
+        <w:t xml:space="preserve"> </w:t>
+      </w:r>
+    </w:p>
+    <w:tbl>
+      <w:tblPr>
+        <w:tblStyle w:val="Table"/>
+        <w:tblInd w:w="164" w:type="dxa"/>
+        <w:tblBorders>
+          <w:left w:val="single" w:sz="24" w:space="0" w:color="0758E5"/>
+        </w:tblBorders>
+        <w:tblCellMar>
+          <w:left w:w="0" w:type="dxa"/>
+          <w:right w:w="0" w:type="dxa"/>
+        </w:tblCellMar>
+        <w:tblLook w:firstRow="0" w:lastRow="0" w:firstColumn="0" w:lastColumn="0" w:noHBand="0" w:noVBand="0" w:val="0000"/>
+      </w:tblPr>
+      <w:tblGrid>
+        <w:gridCol w:w="7920"/>
+      </w:tblGrid>
+      <w:tr>
+        <w:trPr>
+          <w:cantSplit/>
+        </w:trPr>
+        <w:tc>
+          <w:tcPr>
+            <w:tcMar>
+              <w:left w:w="144" w:type="dxa"/>
+              <w:right w:w="144" w:type="dxa"/>
+            </w:tcMar>
+          </w:tcPr>
+          <w:p>
+            <w:pPr>
+              <w:pStyle w:val="BodyText"/>
+            </w:pPr>
+            <w:pPr>
+              <w:spacing w:before="0" w:after="8"/>
+              <w:jc w:val="center"/>
+            </w:pPr>
+            <w:r>
+              <w:drawing>
+                <wp:inline>
+                  <wp:extent cx="152400" cy="152400"/>
+                  <wp:effectExtent b="0" l="0" r="0" t="0"/>
+                  <wp:docPr descr="" title="" id="30" name="Picture"/>
+                  <a:graphic>
+                    <a:graphicData uri="http://schemas.openxmlformats.org/drawingml/2006/picture">
+                      <pic:pic>
+                        <pic:nvPicPr>
+                          <pic:cNvPr descr="/Applications/quarto/share/formats/docx/note.png" id="31" name="Picture"/>
                           <pic:cNvPicPr>
                             <a:picLocks noChangeArrowheads="1" noChangeAspect="1"/>
                           </pic:cNvPicPr>
@@ -696,38 +942,58 @@
                 </wp:inline>
               </w:drawing>
             </w:r>
-            <w:r>
-              <w:t xml:space="preserve"> </w:t>
-            </w:r>
-            <w:r>
-              <w:t xml:space="preserve"> </w:t>
-            </w:r>
-            <w:r>
-              <w:t xml:space="preserve">Note</w:t>
-            </w:r>
           </w:p>
         </w:tc>
-      </w:tr>
-      <w:tr>
-        <w:trPr>
-          <w:cantSplit/>
-        </w:trPr>
         <w:tc>
-          <w:tcPr>
-            <w:tcMar>
-              <w:top w:w="108" w:type="dxa"/>
-              <w:bottom w:w="108" w:type="dxa"/>
-            </w:tcMar>
-          </w:tcPr>
           <w:p>
             <w:pPr>
               <w:pStyle w:val="BodyText"/>
             </w:pPr>
             <w:pPr>
-              <w:spacing w:before="16" w:after="16"/>
-            </w:pPr>
-            <w:r>
-              <w:t xml:space="preserve">In statistics, a</w:t>
+              <w:spacing w:before="16" w:after="64"/>
+            </w:pPr>
+            <w:r>
+              <w:rPr>
+                <w:b/>
+                <w:bCs/>
+              </w:rPr>
+              <w:t xml:space="preserve">Example 1</w:t>
+            </w:r>
+          </w:p>
+          <w:p>
+            <w:pPr>
+              <w:pStyle w:val="BodyText"/>
+            </w:pPr>
+            <w:pPr>
+              <w:spacing w:before="16"/>
+            </w:pPr>
+            <w:r>
+              <w:t xml:space="preserve">Cantor’s Confectionery wants to test the average weight of their best selling chocolate swirls. They gather a sample of</w:t>
+            </w:r>
+            <w:r>
+              <w:t xml:space="preserve"> </w:t>
+            </w:r>
+            <m:oMath>
+              <m:r>
+                <m:t>21</m:t>
+              </m:r>
+            </m:oMath>
+            <w:r>
+              <w:t xml:space="preserve"> </w:t>
+            </w:r>
+            <w:r>
+              <w:t xml:space="preserve">swirls and weigh each one, calculating the sample mean weight.</w:t>
+            </w:r>
+          </w:p>
+          <w:p>
+            <w:pPr>
+              <w:pStyle w:val="BodyText"/>
+            </w:pPr>
+            <w:pPr>
+              <w:spacing w:after="16"/>
+            </w:pPr>
+            <w:r>
+              <w:t xml:space="preserve">You can use a</w:t>
             </w:r>
             <w:r>
               <w:t xml:space="preserve"> </w:t>
@@ -738,117 +1004,30 @@
               </m:r>
             </m:oMath>
             <w:r>
-              <w:t xml:space="preserve">-test is typically used when the sample size is less than</w:t>
-            </w:r>
-            <w:r>
-              <w:t xml:space="preserve"> </w:t>
-            </w:r>
-            <m:oMath>
-              <m:r>
-                <m:t>30</m:t>
-              </m:r>
-            </m:oMath>
-            <w:r>
-              <w:t xml:space="preserve">. With small samples, the estimate of the standard deviation is less stable. As the sample size increases, the estimate of the standard deviation becomes more stable, and the</w:t>
-            </w:r>
-            <w:r>
-              <w:t xml:space="preserve"> </w:t>
-            </w:r>
-            <m:oMath>
-              <m:r>
-                <m:t>t</m:t>
-              </m:r>
-            </m:oMath>
-            <w:r>
-              <w:t xml:space="preserve">-distribution gradually approaches the normal distribution. As the sample size reaches</w:t>
-            </w:r>
-            <w:r>
-              <w:t xml:space="preserve"> </w:t>
-            </w:r>
-            <m:oMath>
-              <m:r>
-                <m:t>30</m:t>
-              </m:r>
-            </m:oMath>
-            <w:r>
-              <w:t xml:space="preserve">, the difference between the</w:t>
-            </w:r>
-            <w:r>
-              <w:t xml:space="preserve"> </w:t>
-            </w:r>
-            <m:oMath>
-              <m:r>
-                <m:t>t</m:t>
-              </m:r>
-            </m:oMath>
-            <w:r>
-              <w:t xml:space="preserve">-distribution and the normal distribution becomes insignificant.</w:t>
-            </w:r>
-            <w:r>
-              <w:t xml:space="preserve"> </w:t>
-            </w:r>
-            <w:r>
-              <w:t xml:space="preserve">So, a common</w:t>
-            </w:r>
-            <w:r>
-              <w:t xml:space="preserve"> </w:t>
-            </w:r>
-            <w:r>
-              <w:rPr>
-                <w:i/>
-                <w:iCs/>
-              </w:rPr>
-              <w:t xml:space="preserve">rule of thumb</w:t>
-            </w:r>
-            <w:r>
-              <w:t xml:space="preserve"> </w:t>
-            </w:r>
-            <w:r>
-              <w:t xml:space="preserve">in statistics is to use the</w:t>
-            </w:r>
-            <w:r>
-              <w:t xml:space="preserve"> </w:t>
-            </w:r>
-            <m:oMath>
-              <m:r>
-                <m:t>t</m:t>
-              </m:r>
-            </m:oMath>
-            <w:r>
-              <w:t xml:space="preserve">-distribution when the sample size is</w:t>
-            </w:r>
-            <w:r>
-              <w:t xml:space="preserve"> </w:t>
-            </w:r>
-            <w:r>
-              <w:rPr>
-                <w:i/>
-                <w:iCs/>
-              </w:rPr>
-              <w:t xml:space="preserve">less than</w:t>
-            </w:r>
-            <w:r>
-              <w:t xml:space="preserve"> </w:t>
-            </w:r>
-            <m:oMath>
-              <m:r>
-                <m:t>30</m:t>
-              </m:r>
-            </m:oMath>
-            <w:r>
-              <w:t xml:space="preserve">.</w:t>
-            </w:r>
-          </w:p>
-          <w:p/>
+              <w:t xml:space="preserve">-test to do this.</w:t>
+            </w:r>
+          </w:p>
         </w:tc>
       </w:tr>
     </w:tbl>
+    <w:bookmarkStart w:id="46" w:name="what-is-a-students-t-test"/>
     <w:p>
       <w:pPr>
-        <w:pStyle w:val="BodyText"/>
-      </w:pPr>
-      <w:r>
-        <w:t xml:space="preserve"> </w:t>
+        <w:pStyle w:val="Heading2"/>
+      </w:pPr>
+      <w:r>
+        <w:t xml:space="preserve">What is a Student’s</w:t>
+      </w:r>
+      <w:r>
+        <w:t xml:space="preserve"> </w:t>
+      </w:r>
+      <m:oMath>
+        <m:r>
+          <m:t>t</m:t>
+        </m:r>
+      </m:oMath>
+      <w:r>
+        <w:t xml:space="preserve">-test?</w:t>
       </w:r>
     </w:p>
     <w:tbl>
@@ -881,7 +1060,7 @@
           </w:tcPr>
           <w:p>
             <w:pPr>
-              <w:pStyle w:val="BodyText"/>
+              <w:pStyle w:val="FirstParagraph"/>
             </w:pPr>
             <w:pPr>
               <w:spacing w:before="0" w:after="0"/>
@@ -892,12 +1071,12 @@
                 <wp:inline>
                   <wp:extent cx="152400" cy="152400"/>
                   <wp:effectExtent b="0" l="0" r="0" t="0"/>
-                  <wp:docPr descr="" title="" id="29" name="Picture"/>
+                  <wp:docPr descr="" title="" id="32" name="Picture"/>
                   <a:graphic>
                     <a:graphicData uri="http://schemas.openxmlformats.org/drawingml/2006/picture">
                       <pic:pic>
                         <pic:nvPicPr>
-                          <pic:cNvPr descr="/Applications/quarto/share/formats/docx/note.png" id="30" name="Picture"/>
+                          <pic:cNvPr descr="/Applications/quarto/share/formats/docx/note.png" id="33" name="Picture"/>
                           <pic:cNvPicPr>
                             <a:picLocks noChangeArrowheads="1" noChangeAspect="1"/>
                           </pic:cNvPicPr>
@@ -936,7 +1115,18 @@
               <w:t xml:space="preserve"> </w:t>
             </w:r>
             <w:r>
-              <w:t xml:space="preserve">Example 1</w:t>
+              <w:t xml:space="preserve">Definition of Student’s</w:t>
+            </w:r>
+            <w:r>
+              <w:t xml:space="preserve"> </w:t>
+            </w:r>
+            <m:oMath>
+              <m:r>
+                <m:t>t</m:t>
+              </m:r>
+            </m:oMath>
+            <w:r>
+              <w:t xml:space="preserve">-test</w:t>
             </w:r>
           </w:p>
         </w:tc>
@@ -957,35 +1147,20 @@
               <w:pStyle w:val="BodyText"/>
             </w:pPr>
             <w:pPr>
-              <w:spacing w:before="16"/>
-            </w:pPr>
-            <w:r>
-              <w:t xml:space="preserve">Cantor’s Confectionery wants to test the average weight of their best selling chocolate swirls. They gather a sample of</w:t>
-            </w:r>
-            <w:r>
-              <w:t xml:space="preserve"> </w:t>
-            </w:r>
-            <m:oMath>
-              <m:r>
-                <m:t>21</m:t>
-              </m:r>
-            </m:oMath>
-            <w:r>
-              <w:t xml:space="preserve"> </w:t>
-            </w:r>
-            <w:r>
-              <w:t xml:space="preserve">swirls and weigh each one, calculating the sample mean weight.</w:t>
-            </w:r>
-          </w:p>
-          <w:p>
-            <w:pPr>
-              <w:pStyle w:val="BodyText"/>
-            </w:pPr>
-            <w:pPr>
-              <w:spacing w:after="16"/>
-            </w:pPr>
-            <w:r>
-              <w:t xml:space="preserve">You can use a</w:t>
+              <w:spacing w:before="16" w:after="16"/>
+            </w:pPr>
+            <w:r>
+              <w:t xml:space="preserve">A</w:t>
+            </w:r>
+            <w:r>
+              <w:t xml:space="preserve"> </w:t>
+            </w:r>
+            <w:r>
+              <w:rPr>
+                <w:b/>
+                <w:bCs/>
+              </w:rPr>
+              <w:t xml:space="preserve">Student’s</w:t>
             </w:r>
             <w:r>
               <w:t xml:space="preserve"> </w:t>
@@ -996,20 +1171,71 @@
               </m:r>
             </m:oMath>
             <w:r>
-              <w:t xml:space="preserve">-test to do this.</w:t>
+              <w:rPr>
+                <w:b/>
+                <w:bCs/>
+              </w:rPr>
+              <w:t xml:space="preserve">-test</w:t>
+            </w:r>
+            <w:r>
+              <w:t xml:space="preserve"> </w:t>
+            </w:r>
+            <w:r>
+              <w:t xml:space="preserve">is a</w:t>
+            </w:r>
+            <w:r>
+              <w:t xml:space="preserve"> </w:t>
+            </w:r>
+            <m:oMath>
+              <m:r>
+                <m:t>t</m:t>
+              </m:r>
+            </m:oMath>
+            <w:r>
+              <w:t xml:space="preserve">-test where the samples are known to, or assumed to, have equal variance</w:t>
+            </w:r>
+            <w:r>
+              <w:t xml:space="preserve"> </w:t>
+            </w:r>
+            <m:oMath>
+              <m:d>
+                <m:dPr>
+                  <m:begChr m:val="("/>
+                  <m:sepChr m:val=""/>
+                  <m:endChr m:val=")"/>
+                  <m:grow/>
+                </m:dPr>
+                <m:e>
+                  <m:sSup>
+                    <m:e>
+                      <m:r>
+                        <m:t>σ</m:t>
+                      </m:r>
+                    </m:e>
+                    <m:sup>
+                      <m:r>
+                        <m:t>2</m:t>
+                      </m:r>
+                    </m:sup>
+                  </m:sSup>
+                </m:e>
+              </m:d>
+            </m:oMath>
+            <w:r>
+              <w:t xml:space="preserve">.</w:t>
             </w:r>
           </w:p>
           <w:p/>
         </w:tc>
       </w:tr>
     </w:tbl>
-    <w:bookmarkStart w:id="46" w:name="what-is-a-students-t-test"/>
+    <w:bookmarkStart w:id="45" w:name="when-do-you-use-a-students-t-test"/>
     <w:p>
       <w:pPr>
-        <w:pStyle w:val="Heading2"/>
-      </w:pPr>
-      <w:r>
-        <w:t xml:space="preserve">What is a Student’s</w:t>
+        <w:pStyle w:val="Heading3"/>
+      </w:pPr>
+      <w:r>
+        <w:t xml:space="preserve">When do you use a Student’s</w:t>
       </w:r>
       <w:r>
         <w:t xml:space="preserve"> </w:t>
@@ -1023,53 +1249,111 @@
         <w:t xml:space="preserve">-test?</w:t>
       </w:r>
     </w:p>
+    <w:bookmarkStart w:id="36" w:name="when-you-have-one-sample"/>
+    <w:p>
+      <w:pPr>
+        <w:pStyle w:val="Heading4"/>
+      </w:pPr>
+      <w:r>
+        <w:t xml:space="preserve">When you have one sample</w:t>
+      </w:r>
+    </w:p>
+    <w:p>
+      <w:pPr>
+        <w:pStyle w:val="FirstParagraph"/>
+      </w:pPr>
+      <w:r>
+        <w:t xml:space="preserve">A</w:t>
+      </w:r>
+      <w:r>
+        <w:t xml:space="preserve"> </w:t>
+      </w:r>
+      <w:r>
+        <w:rPr>
+          <w:b/>
+          <w:bCs/>
+        </w:rPr>
+        <w:t xml:space="preserve">one-sample Student’s</w:t>
+      </w:r>
+      <w:r>
+        <w:t xml:space="preserve"> </w:t>
+      </w:r>
+      <m:oMath>
+        <m:r>
+          <m:t>t</m:t>
+        </m:r>
+      </m:oMath>
+      <w:r>
+        <w:rPr>
+          <w:b/>
+          <w:bCs/>
+        </w:rPr>
+        <w:t xml:space="preserve">-test</w:t>
+      </w:r>
+      <w:r>
+        <w:t xml:space="preserve"> </w:t>
+      </w:r>
+      <w:r>
+        <w:t xml:space="preserve">is a</w:t>
+      </w:r>
+      <w:r>
+        <w:t xml:space="preserve"> </w:t>
+      </w:r>
+      <m:oMath>
+        <m:r>
+          <m:t>t</m:t>
+        </m:r>
+      </m:oMath>
+      <w:r>
+        <w:t xml:space="preserve">-test where you have a single sample with one sample mean. The test involves comparing the sample mean to a known value.</w:t>
+      </w:r>
+    </w:p>
     <w:tbl>
       <w:tblPr>
         <w:tblStyle w:val="Table"/>
-        <w:tblLook w:firstRow="0" w:lastRow="0" w:firstColumn="0" w:lastColumn="0" w:noHBand="0" w:noVBand="0" w:val="0000"/>
+        <w:tblInd w:w="164" w:type="dxa"/>
         <w:tblBorders>
-          <w:top w:val="single" w:sz="4" w:space="0" w:color="0758E5"/>
           <w:left w:val="single" w:sz="24" w:space="0" w:color="0758E5"/>
-          <w:bottom w:val="single" w:sz="4" w:space="0" w:color="0758E5"/>
-          <w:right w:val="single" w:sz="4" w:space="0" w:color="0758E5"/>
         </w:tblBorders>
         <w:tblCellMar>
-          <w:left w:w="144" w:type="dxa"/>
-          <w:right w:w="144" w:type="dxa"/>
+          <w:left w:w="0" w:type="dxa"/>
+          <w:right w:w="0" w:type="dxa"/>
         </w:tblCellMar>
         <w:tblLook w:firstRow="0" w:lastRow="0" w:firstColumn="0" w:lastColumn="0" w:noHBand="0" w:noVBand="0" w:val="0000"/>
       </w:tblPr>
+      <w:tblGrid>
+        <w:gridCol w:w="7920"/>
+      </w:tblGrid>
       <w:tr>
         <w:trPr>
           <w:cantSplit/>
         </w:trPr>
         <w:tc>
           <w:tcPr>
-            <w:shd w:color="auto" w:fill="dae6fb" w:val="clear"/>
             <w:tcMar>
-              <w:top w:w="92" w:type="dxa"/>
-              <w:bottom w:w="92" w:type="dxa"/>
+              <w:left w:w="144" w:type="dxa"/>
+              <w:right w:w="144" w:type="dxa"/>
             </w:tcMar>
           </w:tcPr>
           <w:p>
             <w:pPr>
-              <w:pStyle w:val="FirstParagraph"/>
-            </w:pPr>
-            <w:pPr>
-              <w:spacing w:before="0" w:after="0"/>
-              <w:textAlignment w:val="center"/>
+              <w:pStyle w:val="BodyText"/>
+            </w:pPr>
+            <w:pPr>
+              <w:spacing w:before="0" w:after="8"/>
+              <w:jc w:val="center"/>
             </w:pPr>
             <w:r>
               <w:drawing>
                 <wp:inline>
                   <wp:extent cx="152400" cy="152400"/>
                   <wp:effectExtent b="0" l="0" r="0" t="0"/>
-                  <wp:docPr descr="" title="" id="31" name="Picture"/>
+                  <wp:docPr descr="" title="" id="34" name="Picture"/>
                   <a:graphic>
                     <a:graphicData uri="http://schemas.openxmlformats.org/drawingml/2006/picture">
                       <pic:pic>
                         <pic:nvPicPr>
-                          <pic:cNvPr descr="/Applications/quarto/share/formats/docx/note.png" id="32" name="Picture"/>
+                          <pic:cNvPr descr="/Applications/quarto/share/formats/docx/note.png" id="35" name="Picture"/>
                           <pic:cNvPicPr>
                             <a:picLocks noChangeArrowheads="1" noChangeAspect="1"/>
                           </pic:cNvPicPr>
@@ -1101,14 +1385,142 @@
                 </wp:inline>
               </w:drawing>
             </w:r>
-            <w:r>
-              <w:t xml:space="preserve"> </w:t>
-            </w:r>
-            <w:r>
-              <w:t xml:space="preserve"> </w:t>
-            </w:r>
-            <w:r>
-              <w:t xml:space="preserve">Definition of Student’s</w:t>
+          </w:p>
+        </w:tc>
+        <w:tc>
+          <w:p>
+            <w:pPr>
+              <w:pStyle w:val="BodyText"/>
+            </w:pPr>
+            <w:pPr>
+              <w:spacing w:before="16" w:after="64"/>
+            </w:pPr>
+            <w:r>
+              <w:rPr>
+                <w:b/>
+                <w:bCs/>
+              </w:rPr>
+              <w:t xml:space="preserve">Example 2</w:t>
+            </w:r>
+          </w:p>
+          <w:p>
+            <w:pPr>
+              <w:pStyle w:val="BodyText"/>
+            </w:pPr>
+            <w:pPr>
+              <w:spacing w:before="16"/>
+            </w:pPr>
+            <w:r>
+              <w:t xml:space="preserve">Cantor’s Confectionery sell a</w:t>
+            </w:r>
+            <w:r>
+              <w:t xml:space="preserve"> </w:t>
+            </w:r>
+            <m:oMath>
+              <m:r>
+                <m:t>24</m:t>
+              </m:r>
+            </m:oMath>
+            <w:r>
+              <w:t xml:space="preserve"> </w:t>
+            </w:r>
+            <w:r>
+              <w:t xml:space="preserve">door advent calendar, behind each door is a chocolate swirl. They open up one advent calendar and weigh all</w:t>
+            </w:r>
+            <w:r>
+              <w:t xml:space="preserve"> </w:t>
+            </w:r>
+            <m:oMath>
+              <m:r>
+                <m:t>24</m:t>
+              </m:r>
+            </m:oMath>
+            <w:r>
+              <w:t xml:space="preserve"> </w:t>
+            </w:r>
+            <w:r>
+              <w:t xml:space="preserve">swirls. The sample mean is</w:t>
+            </w:r>
+            <w:r>
+              <w:t xml:space="preserve"> </w:t>
+            </w:r>
+            <m:oMath>
+              <m:r>
+                <m:t>12.1</m:t>
+              </m:r>
+            </m:oMath>
+            <w:r>
+              <w:t xml:space="preserve"> </w:t>
+            </w:r>
+            <w:r>
+              <w:t xml:space="preserve">grams. They want to test if the average weight of a chocolate swirl is equal to</w:t>
+            </w:r>
+            <w:r>
+              <w:t xml:space="preserve"> </w:t>
+            </w:r>
+            <m:oMath>
+              <m:r>
+                <m:t>13</m:t>
+              </m:r>
+            </m:oMath>
+            <w:r>
+              <w:t xml:space="preserve"> </w:t>
+            </w:r>
+            <w:r>
+              <w:t xml:space="preserve">grams, as stated on their website.</w:t>
+            </w:r>
+          </w:p>
+          <w:p>
+            <w:pPr>
+              <w:pStyle w:val="BodyText"/>
+            </w:pPr>
+            <w:pPr>
+              <w:spacing w:after="16"/>
+            </w:pPr>
+            <w:r>
+              <w:t xml:space="preserve">You have a small sample of</w:t>
+            </w:r>
+            <w:r>
+              <w:t xml:space="preserve"> </w:t>
+            </w:r>
+            <m:oMath>
+              <m:r>
+                <m:t>24</m:t>
+              </m:r>
+            </m:oMath>
+            <w:r>
+              <w:t xml:space="preserve"> </w:t>
+            </w:r>
+            <w:r>
+              <w:t xml:space="preserve">chocolate swirls, which has a sample mean of</w:t>
+            </w:r>
+            <w:r>
+              <w:t xml:space="preserve"> </w:t>
+            </w:r>
+            <m:oMath>
+              <m:r>
+                <m:t>12.1</m:t>
+              </m:r>
+            </m:oMath>
+            <w:r>
+              <w:t xml:space="preserve"> </w:t>
+            </w:r>
+            <w:r>
+              <w:t xml:space="preserve">grams. You are testing the sample mean against a known value of</w:t>
+            </w:r>
+            <w:r>
+              <w:t xml:space="preserve"> </w:t>
+            </w:r>
+            <m:oMath>
+              <m:r>
+                <m:t>13</m:t>
+              </m:r>
+            </m:oMath>
+            <w:r>
+              <w:t xml:space="preserve"> </w:t>
+            </w:r>
+            <w:r>
+              <w:t xml:space="preserve">grams. So, you can use a Student’s</w:t>
             </w:r>
             <w:r>
               <w:t xml:space="preserve"> </w:t>
@@ -1119,11 +1531,101 @@
               </m:r>
             </m:oMath>
             <w:r>
-              <w:t xml:space="preserve">-test</w:t>
+              <w:t xml:space="preserve">-test to do this.</w:t>
             </w:r>
           </w:p>
         </w:tc>
       </w:tr>
+    </w:tbl>
+    <w:bookmarkEnd w:id="36"/>
+    <w:bookmarkStart w:id="39" w:name="X72309844a7c6c8a3ce7fcf40391918fba356561"/>
+    <w:p>
+      <w:pPr>
+        <w:pStyle w:val="Heading4"/>
+      </w:pPr>
+      <w:r>
+        <w:t xml:space="preserve">When you have two samples with equal variance</w:t>
+      </w:r>
+    </w:p>
+    <w:p>
+      <w:pPr>
+        <w:pStyle w:val="FirstParagraph"/>
+      </w:pPr>
+      <w:r>
+        <w:t xml:space="preserve">A</w:t>
+      </w:r>
+      <w:r>
+        <w:t xml:space="preserve"> </w:t>
+      </w:r>
+      <w:r>
+        <w:rPr>
+          <w:b/>
+          <w:bCs/>
+        </w:rPr>
+        <w:t xml:space="preserve">two-sample Student’s</w:t>
+      </w:r>
+      <w:r>
+        <w:t xml:space="preserve"> </w:t>
+      </w:r>
+      <m:oMath>
+        <m:r>
+          <m:t>t</m:t>
+        </m:r>
+      </m:oMath>
+      <w:r>
+        <w:rPr>
+          <w:b/>
+          <w:bCs/>
+        </w:rPr>
+        <w:t xml:space="preserve">-test</w:t>
+      </w:r>
+      <w:r>
+        <w:t xml:space="preserve"> </w:t>
+      </w:r>
+      <w:r>
+        <w:t xml:space="preserve">is a</w:t>
+      </w:r>
+      <w:r>
+        <w:t xml:space="preserve"> </w:t>
+      </w:r>
+      <m:oMath>
+        <m:r>
+          <m:t>t</m:t>
+        </m:r>
+      </m:oMath>
+      <w:r>
+        <w:t xml:space="preserve">-test where you have two samples, so two sample means. The test involves comparing the two sample means to</w:t>
+      </w:r>
+      <w:r>
+        <w:t xml:space="preserve"> </w:t>
+      </w:r>
+      <w:r>
+        <w:rPr>
+          <w:b/>
+          <w:bCs/>
+        </w:rPr>
+        <w:t xml:space="preserve">one another</w:t>
+      </w:r>
+      <w:r>
+        <w:t xml:space="preserve">.</w:t>
+      </w:r>
+    </w:p>
+    <w:tbl>
+      <w:tblPr>
+        <w:tblStyle w:val="Table"/>
+        <w:tblInd w:w="164" w:type="dxa"/>
+        <w:tblBorders>
+          <w:left w:val="single" w:sz="24" w:space="0" w:color="0758E5"/>
+        </w:tblBorders>
+        <w:tblCellMar>
+          <w:left w:w="0" w:type="dxa"/>
+          <w:right w:w="0" w:type="dxa"/>
+        </w:tblCellMar>
+        <w:tblLook w:firstRow="0" w:lastRow="0" w:firstColumn="0" w:lastColumn="0" w:noHBand="0" w:noVBand="0" w:val="0000"/>
+      </w:tblPr>
+      <w:tblGrid>
+        <w:gridCol w:w="7920"/>
+      </w:tblGrid>
       <w:tr>
         <w:trPr>
           <w:cantSplit/>
@@ -1131,8 +1633,8 @@
         <w:tc>
           <w:tcPr>
             <w:tcMar>
-              <w:top w:w="108" w:type="dxa"/>
-              <w:bottom w:w="108" w:type="dxa"/>
+              <w:left w:w="144" w:type="dxa"/>
+              <w:right w:w="144" w:type="dxa"/>
             </w:tcMar>
           </w:tcPr>
           <w:p>
@@ -1140,214 +1642,20 @@
               <w:pStyle w:val="BodyText"/>
             </w:pPr>
             <w:pPr>
-              <w:spacing w:before="16" w:after="16"/>
-            </w:pPr>
-            <w:r>
-              <w:t xml:space="preserve">A</w:t>
-            </w:r>
-            <w:r>
-              <w:t xml:space="preserve"> </w:t>
-            </w:r>
-            <w:r>
-              <w:rPr>
-                <w:b/>
-                <w:bCs/>
-              </w:rPr>
-              <w:t xml:space="preserve">Student’s</w:t>
-            </w:r>
-            <w:r>
-              <w:t xml:space="preserve"> </w:t>
-            </w:r>
-            <m:oMath>
-              <m:r>
-                <m:t>t</m:t>
-              </m:r>
-            </m:oMath>
-            <w:r>
-              <w:rPr>
-                <w:b/>
-                <w:bCs/>
-              </w:rPr>
-              <w:t xml:space="preserve">-test</w:t>
-            </w:r>
-            <w:r>
-              <w:t xml:space="preserve"> </w:t>
-            </w:r>
-            <w:r>
-              <w:t xml:space="preserve">is a</w:t>
-            </w:r>
-            <w:r>
-              <w:t xml:space="preserve"> </w:t>
-            </w:r>
-            <m:oMath>
-              <m:r>
-                <m:t>t</m:t>
-              </m:r>
-            </m:oMath>
-            <w:r>
-              <w:t xml:space="preserve">-test where the samples are known to, or assumed to, have equal variance</w:t>
-            </w:r>
-            <w:r>
-              <w:t xml:space="preserve"> </w:t>
-            </w:r>
-            <m:oMath>
-              <m:d>
-                <m:dPr>
-                  <m:begChr m:val="("/>
-                  <m:sepChr m:val=""/>
-                  <m:endChr m:val=")"/>
-                  <m:grow/>
-                </m:dPr>
-                <m:e>
-                  <m:sSup>
-                    <m:e>
-                      <m:r>
-                        <m:t>σ</m:t>
-                      </m:r>
-                    </m:e>
-                    <m:sup>
-                      <m:r>
-                        <m:t>2</m:t>
-                      </m:r>
-                    </m:sup>
-                  </m:sSup>
-                </m:e>
-              </m:d>
-            </m:oMath>
-            <w:r>
-              <w:t xml:space="preserve">.</w:t>
-            </w:r>
-          </w:p>
-          <w:p/>
-        </w:tc>
-      </w:tr>
-    </w:tbl>
-    <w:bookmarkStart w:id="45" w:name="when-do-you-use-a-students-t-test"/>
-    <w:p>
-      <w:pPr>
-        <w:pStyle w:val="Heading3"/>
-      </w:pPr>
-      <w:r>
-        <w:t xml:space="preserve">When do you use a Student’s</w:t>
-      </w:r>
-      <w:r>
-        <w:t xml:space="preserve"> </w:t>
-      </w:r>
-      <m:oMath>
-        <m:r>
-          <m:t>t</m:t>
-        </m:r>
-      </m:oMath>
-      <w:r>
-        <w:t xml:space="preserve">-test?</w:t>
-      </w:r>
-    </w:p>
-    <w:bookmarkStart w:id="35" w:name="when-you-have-one-sample"/>
-    <w:p>
-      <w:pPr>
-        <w:pStyle w:val="Heading4"/>
-      </w:pPr>
-      <w:r>
-        <w:t xml:space="preserve">When you have one sample</w:t>
-      </w:r>
-    </w:p>
-    <w:p>
-      <w:pPr>
-        <w:pStyle w:val="FirstParagraph"/>
-      </w:pPr>
-      <w:r>
-        <w:t xml:space="preserve">A</w:t>
-      </w:r>
-      <w:r>
-        <w:t xml:space="preserve"> </w:t>
-      </w:r>
-      <w:r>
-        <w:rPr>
-          <w:b/>
-          <w:bCs/>
-        </w:rPr>
-        <w:t xml:space="preserve">one-sample Student’s</w:t>
-      </w:r>
-      <w:r>
-        <w:t xml:space="preserve"> </w:t>
-      </w:r>
-      <m:oMath>
-        <m:r>
-          <m:t>t</m:t>
-        </m:r>
-      </m:oMath>
-      <w:r>
-        <w:rPr>
-          <w:b/>
-          <w:bCs/>
-        </w:rPr>
-        <w:t xml:space="preserve">-test</w:t>
-      </w:r>
-      <w:r>
-        <w:t xml:space="preserve"> </w:t>
-      </w:r>
-      <w:r>
-        <w:t xml:space="preserve">is a</w:t>
-      </w:r>
-      <w:r>
-        <w:t xml:space="preserve"> </w:t>
-      </w:r>
-      <m:oMath>
-        <m:r>
-          <m:t>t</m:t>
-        </m:r>
-      </m:oMath>
-      <w:r>
-        <w:t xml:space="preserve">-test where you have a single sample with one sample mean. The test involves comparing the sample mean to a known value.</w:t>
-      </w:r>
-    </w:p>
-    <w:tbl>
-      <w:tblPr>
-        <w:tblStyle w:val="Table"/>
-        <w:tblLook w:firstRow="0" w:lastRow="0" w:firstColumn="0" w:lastColumn="0" w:noHBand="0" w:noVBand="0" w:val="0000"/>
-        <w:tblBorders>
-          <w:top w:val="single" w:sz="4" w:space="0" w:color="0758E5"/>
-          <w:left w:val="single" w:sz="24" w:space="0" w:color="0758E5"/>
-          <w:bottom w:val="single" w:sz="4" w:space="0" w:color="0758E5"/>
-          <w:right w:val="single" w:sz="4" w:space="0" w:color="0758E5"/>
-        </w:tblBorders>
-        <w:tblCellMar>
-          <w:left w:w="144" w:type="dxa"/>
-          <w:right w:w="144" w:type="dxa"/>
-        </w:tblCellMar>
-        <w:tblLook w:firstRow="0" w:lastRow="0" w:firstColumn="0" w:lastColumn="0" w:noHBand="0" w:noVBand="0" w:val="0000"/>
-      </w:tblPr>
-      <w:tr>
-        <w:trPr>
-          <w:cantSplit/>
-        </w:trPr>
-        <w:tc>
-          <w:tcPr>
-            <w:shd w:color="auto" w:fill="dae6fb" w:val="clear"/>
-            <w:tcMar>
-              <w:top w:w="92" w:type="dxa"/>
-              <w:bottom w:w="92" w:type="dxa"/>
-            </w:tcMar>
-          </w:tcPr>
-          <w:p>
-            <w:pPr>
-              <w:pStyle w:val="BodyText"/>
-            </w:pPr>
-            <w:pPr>
-              <w:spacing w:before="0" w:after="0"/>
-              <w:textAlignment w:val="center"/>
+              <w:spacing w:before="0" w:after="8"/>
+              <w:jc w:val="center"/>
             </w:pPr>
             <w:r>
               <w:drawing>
                 <wp:inline>
                   <wp:extent cx="152400" cy="152400"/>
                   <wp:effectExtent b="0" l="0" r="0" t="0"/>
-                  <wp:docPr descr="" title="" id="33" name="Picture"/>
+                  <wp:docPr descr="" title="" id="37" name="Picture"/>
                   <a:graphic>
                     <a:graphicData uri="http://schemas.openxmlformats.org/drawingml/2006/picture">
                       <pic:pic>
                         <pic:nvPicPr>
-                          <pic:cNvPr descr="/Applications/quarto/share/formats/docx/note.png" id="34" name="Picture"/>
+                          <pic:cNvPr descr="/Applications/quarto/share/formats/docx/note.png" id="38" name="Picture"/>
                           <pic:cNvPicPr>
                             <a:picLocks noChangeArrowheads="1" noChangeAspect="1"/>
                           </pic:cNvPicPr>
@@ -1379,18 +1687,149 @@
                 </wp:inline>
               </w:drawing>
             </w:r>
-            <w:r>
-              <w:t xml:space="preserve"> </w:t>
-            </w:r>
-            <w:r>
-              <w:t xml:space="preserve"> </w:t>
-            </w:r>
-            <w:r>
-              <w:t xml:space="preserve">Example 2</w:t>
+          </w:p>
+        </w:tc>
+        <w:tc>
+          <w:p>
+            <w:pPr>
+              <w:pStyle w:val="BodyText"/>
+            </w:pPr>
+            <w:pPr>
+              <w:spacing w:before="16" w:after="64"/>
+            </w:pPr>
+            <w:r>
+              <w:rPr>
+                <w:b/>
+                <w:bCs/>
+              </w:rPr>
+              <w:t xml:space="preserve">Example 3</w:t>
+            </w:r>
+          </w:p>
+          <w:p>
+            <w:pPr>
+              <w:pStyle w:val="BodyText"/>
+            </w:pPr>
+            <w:pPr>
+              <w:spacing w:before="16"/>
+            </w:pPr>
+            <w:r>
+              <w:t xml:space="preserve">Cantor’s Confectionery sells a vegan alternative to their</w:t>
+            </w:r>
+            <w:r>
+              <w:t xml:space="preserve"> </w:t>
+            </w:r>
+            <m:oMath>
+              <m:r>
+                <m:t>24</m:t>
+              </m:r>
+            </m:oMath>
+            <w:r>
+              <w:t xml:space="preserve"> </w:t>
+            </w:r>
+            <w:r>
+              <w:t xml:space="preserve">door advent calendar. They open one vegan calendar and calculate the sample mean weight of the swirls, then do the same for a regular chocolate calendar. They want to test if the average weight of the vegan swirls is the same as the average weight of the regular swirls, assuming both samples have equal variance.</w:t>
+            </w:r>
+          </w:p>
+          <w:p>
+            <w:pPr>
+              <w:pStyle w:val="BodyText"/>
+            </w:pPr>
+            <w:pPr>
+              <w:spacing w:after="16"/>
+            </w:pPr>
+            <w:r>
+              <w:t xml:space="preserve">You have two samples, each of size</w:t>
+            </w:r>
+            <w:r>
+              <w:t xml:space="preserve"> </w:t>
+            </w:r>
+            <m:oMath>
+              <m:r>
+                <m:t>24</m:t>
+              </m:r>
+            </m:oMath>
+            <w:r>
+              <w:t xml:space="preserve"> </w:t>
+            </w:r>
+            <w:r>
+              <w:t xml:space="preserve">and with equal variance. So, you can use a two-sample Student’s</w:t>
+            </w:r>
+            <w:r>
+              <w:t xml:space="preserve"> </w:t>
+            </w:r>
+            <m:oMath>
+              <m:r>
+                <m:t>t</m:t>
+              </m:r>
+            </m:oMath>
+            <w:r>
+              <w:t xml:space="preserve">-test to do this.</w:t>
             </w:r>
           </w:p>
         </w:tc>
       </w:tr>
+    </w:tbl>
+    <w:bookmarkEnd w:id="39"/>
+    <w:bookmarkStart w:id="44" w:name="when-you-have-paired-samples"/>
+    <w:p>
+      <w:pPr>
+        <w:pStyle w:val="Heading4"/>
+      </w:pPr>
+      <w:r>
+        <w:t xml:space="preserve">When you have paired samples</w:t>
+      </w:r>
+    </w:p>
+    <w:p>
+      <w:pPr>
+        <w:pStyle w:val="FirstParagraph"/>
+      </w:pPr>
+      <w:r>
+        <w:t xml:space="preserve">A</w:t>
+      </w:r>
+      <w:r>
+        <w:t xml:space="preserve"> </w:t>
+      </w:r>
+      <w:r>
+        <w:rPr>
+          <w:b/>
+          <w:bCs/>
+        </w:rPr>
+        <w:t xml:space="preserve">paired Student’s t-test</w:t>
+      </w:r>
+      <w:r>
+        <w:t xml:space="preserve"> </w:t>
+      </w:r>
+      <w:r>
+        <w:t xml:space="preserve">is a</w:t>
+      </w:r>
+      <w:r>
+        <w:t xml:space="preserve"> </w:t>
+      </w:r>
+      <m:oMath>
+        <m:r>
+          <m:t>t</m:t>
+        </m:r>
+      </m:oMath>
+      <w:r>
+        <w:t xml:space="preserve">-test that is used when you measure the same sample twice. The test involves comparing two sample means, taken from the same sample. It is most commonly used when sampling before and after a change to the sample. For example, before and after packaging.</w:t>
+      </w:r>
+    </w:p>
+    <w:tbl>
+      <w:tblPr>
+        <w:tblStyle w:val="Table"/>
+        <w:tblInd w:w="164" w:type="dxa"/>
+        <w:tblBorders>
+          <w:left w:val="single" w:sz="24" w:space="0" w:color="0758E5"/>
+        </w:tblBorders>
+        <w:tblCellMar>
+          <w:left w:w="0" w:type="dxa"/>
+          <w:right w:w="0" w:type="dxa"/>
+        </w:tblCellMar>
+        <w:tblLook w:firstRow="0" w:lastRow="0" w:firstColumn="0" w:lastColumn="0" w:noHBand="0" w:noVBand="0" w:val="0000"/>
+      </w:tblPr>
+      <w:tblGrid>
+        <w:gridCol w:w="7920"/>
+      </w:tblGrid>
       <w:tr>
         <w:trPr>
           <w:cantSplit/>
@@ -1398,8 +1837,8 @@
         <w:tc>
           <w:tcPr>
             <w:tcMar>
-              <w:top w:w="108" w:type="dxa"/>
-              <w:bottom w:w="108" w:type="dxa"/>
+              <w:left w:w="144" w:type="dxa"/>
+              <w:right w:w="144" w:type="dxa"/>
             </w:tcMar>
           </w:tcPr>
           <w:p>
@@ -1407,256 +1846,20 @@
               <w:pStyle w:val="BodyText"/>
             </w:pPr>
             <w:pPr>
-              <w:spacing w:before="16"/>
-            </w:pPr>
-            <w:r>
-              <w:t xml:space="preserve">Cantor’s Confectionery sell a</w:t>
-            </w:r>
-            <w:r>
-              <w:t xml:space="preserve"> </w:t>
-            </w:r>
-            <m:oMath>
-              <m:r>
-                <m:t>24</m:t>
-              </m:r>
-            </m:oMath>
-            <w:r>
-              <w:t xml:space="preserve"> </w:t>
-            </w:r>
-            <w:r>
-              <w:t xml:space="preserve">door advent calendar, behind each door is a chocolate swirl. They open up one advent calendar and weigh all</w:t>
-            </w:r>
-            <w:r>
-              <w:t xml:space="preserve"> </w:t>
-            </w:r>
-            <m:oMath>
-              <m:r>
-                <m:t>24</m:t>
-              </m:r>
-            </m:oMath>
-            <w:r>
-              <w:t xml:space="preserve"> </w:t>
-            </w:r>
-            <w:r>
-              <w:t xml:space="preserve">swirls. The sample mean is</w:t>
-            </w:r>
-            <w:r>
-              <w:t xml:space="preserve"> </w:t>
-            </w:r>
-            <m:oMath>
-              <m:r>
-                <m:t>12.1</m:t>
-              </m:r>
-            </m:oMath>
-            <w:r>
-              <w:t xml:space="preserve"> </w:t>
-            </w:r>
-            <w:r>
-              <w:t xml:space="preserve">grams. They want to test if the average weight of a chocolate swirl is equal to</w:t>
-            </w:r>
-            <w:r>
-              <w:t xml:space="preserve"> </w:t>
-            </w:r>
-            <m:oMath>
-              <m:r>
-                <m:t>13</m:t>
-              </m:r>
-            </m:oMath>
-            <w:r>
-              <w:t xml:space="preserve"> </w:t>
-            </w:r>
-            <w:r>
-              <w:t xml:space="preserve">grams, as stated on their website.</w:t>
-            </w:r>
-          </w:p>
-          <w:p>
-            <w:pPr>
-              <w:pStyle w:val="BodyText"/>
-            </w:pPr>
-            <w:pPr>
-              <w:spacing w:after="16"/>
-            </w:pPr>
-            <w:r>
-              <w:t xml:space="preserve">You have a small sample of</w:t>
-            </w:r>
-            <w:r>
-              <w:t xml:space="preserve"> </w:t>
-            </w:r>
-            <m:oMath>
-              <m:r>
-                <m:t>24</m:t>
-              </m:r>
-            </m:oMath>
-            <w:r>
-              <w:t xml:space="preserve"> </w:t>
-            </w:r>
-            <w:r>
-              <w:t xml:space="preserve">chocolate swirls, which has a sample mean of</w:t>
-            </w:r>
-            <w:r>
-              <w:t xml:space="preserve"> </w:t>
-            </w:r>
-            <m:oMath>
-              <m:r>
-                <m:t>12.1</m:t>
-              </m:r>
-            </m:oMath>
-            <w:r>
-              <w:t xml:space="preserve"> </w:t>
-            </w:r>
-            <w:r>
-              <w:t xml:space="preserve">grams. You are testing the sample mean against a known value of</w:t>
-            </w:r>
-            <w:r>
-              <w:t xml:space="preserve"> </w:t>
-            </w:r>
-            <m:oMath>
-              <m:r>
-                <m:t>13</m:t>
-              </m:r>
-            </m:oMath>
-            <w:r>
-              <w:t xml:space="preserve"> </w:t>
-            </w:r>
-            <w:r>
-              <w:t xml:space="preserve">grams. So, you can use a Student’s</w:t>
-            </w:r>
-            <w:r>
-              <w:t xml:space="preserve"> </w:t>
-            </w:r>
-            <m:oMath>
-              <m:r>
-                <m:t>t</m:t>
-              </m:r>
-            </m:oMath>
-            <w:r>
-              <w:t xml:space="preserve">-test to do this.</w:t>
-            </w:r>
-          </w:p>
-          <w:p/>
-        </w:tc>
-      </w:tr>
-    </w:tbl>
-    <w:bookmarkEnd w:id="35"/>
-    <w:bookmarkStart w:id="38" w:name="X72309844a7c6c8a3ce7fcf40391918fba356561"/>
-    <w:p>
-      <w:pPr>
-        <w:pStyle w:val="Heading4"/>
-      </w:pPr>
-      <w:r>
-        <w:t xml:space="preserve">When you have two samples with equal variance</w:t>
-      </w:r>
-    </w:p>
-    <w:p>
-      <w:pPr>
-        <w:pStyle w:val="FirstParagraph"/>
-      </w:pPr>
-      <w:r>
-        <w:t xml:space="preserve">A</w:t>
-      </w:r>
-      <w:r>
-        <w:t xml:space="preserve"> </w:t>
-      </w:r>
-      <w:r>
-        <w:rPr>
-          <w:b/>
-          <w:bCs/>
-        </w:rPr>
-        <w:t xml:space="preserve">two-sample Student’s</w:t>
-      </w:r>
-      <w:r>
-        <w:t xml:space="preserve"> </w:t>
-      </w:r>
-      <m:oMath>
-        <m:r>
-          <m:t>t</m:t>
-        </m:r>
-      </m:oMath>
-      <w:r>
-        <w:rPr>
-          <w:b/>
-          <w:bCs/>
-        </w:rPr>
-        <w:t xml:space="preserve">-test</w:t>
-      </w:r>
-      <w:r>
-        <w:t xml:space="preserve"> </w:t>
-      </w:r>
-      <w:r>
-        <w:t xml:space="preserve">is a</w:t>
-      </w:r>
-      <w:r>
-        <w:t xml:space="preserve"> </w:t>
-      </w:r>
-      <m:oMath>
-        <m:r>
-          <m:t>t</m:t>
-        </m:r>
-      </m:oMath>
-      <w:r>
-        <w:t xml:space="preserve">-test where you have two samples, so two sample means. The test involves comparing the two sample means to</w:t>
-      </w:r>
-      <w:r>
-        <w:t xml:space="preserve"> </w:t>
-      </w:r>
-      <w:r>
-        <w:rPr>
-          <w:b/>
-          <w:bCs/>
-        </w:rPr>
-        <w:t xml:space="preserve">one another</w:t>
-      </w:r>
-      <w:r>
-        <w:t xml:space="preserve">.</w:t>
-      </w:r>
-    </w:p>
-    <w:tbl>
-      <w:tblPr>
-        <w:tblStyle w:val="Table"/>
-        <w:tblLook w:firstRow="0" w:lastRow="0" w:firstColumn="0" w:lastColumn="0" w:noHBand="0" w:noVBand="0" w:val="0000"/>
-        <w:tblBorders>
-          <w:top w:val="single" w:sz="4" w:space="0" w:color="0758E5"/>
-          <w:left w:val="single" w:sz="24" w:space="0" w:color="0758E5"/>
-          <w:bottom w:val="single" w:sz="4" w:space="0" w:color="0758E5"/>
-          <w:right w:val="single" w:sz="4" w:space="0" w:color="0758E5"/>
-        </w:tblBorders>
-        <w:tblCellMar>
-          <w:left w:w="144" w:type="dxa"/>
-          <w:right w:w="144" w:type="dxa"/>
-        </w:tblCellMar>
-        <w:tblLook w:firstRow="0" w:lastRow="0" w:firstColumn="0" w:lastColumn="0" w:noHBand="0" w:noVBand="0" w:val="0000"/>
-      </w:tblPr>
-      <w:tr>
-        <w:trPr>
-          <w:cantSplit/>
-        </w:trPr>
-        <w:tc>
-          <w:tcPr>
-            <w:shd w:color="auto" w:fill="dae6fb" w:val="clear"/>
-            <w:tcMar>
-              <w:top w:w="92" w:type="dxa"/>
-              <w:bottom w:w="92" w:type="dxa"/>
-            </w:tcMar>
-          </w:tcPr>
-          <w:p>
-            <w:pPr>
-              <w:pStyle w:val="BodyText"/>
-            </w:pPr>
-            <w:pPr>
-              <w:spacing w:before="0" w:after="0"/>
-              <w:textAlignment w:val="center"/>
+              <w:spacing w:before="0" w:after="8"/>
+              <w:jc w:val="center"/>
             </w:pPr>
             <w:r>
               <w:drawing>
                 <wp:inline>
                   <wp:extent cx="152400" cy="152400"/>
                   <wp:effectExtent b="0" l="0" r="0" t="0"/>
-                  <wp:docPr descr="" title="" id="36" name="Picture"/>
+                  <wp:docPr descr="" title="" id="40" name="Picture"/>
                   <a:graphic>
                     <a:graphicData uri="http://schemas.openxmlformats.org/drawingml/2006/picture">
                       <pic:pic>
                         <pic:nvPicPr>
-                          <pic:cNvPr descr="/Applications/quarto/share/formats/docx/note.png" id="37" name="Picture"/>
+                          <pic:cNvPr descr="/Applications/quarto/share/formats/docx/note.png" id="41" name="Picture"/>
                           <pic:cNvPicPr>
                             <a:picLocks noChangeArrowheads="1" noChangeAspect="1"/>
                           </pic:cNvPicPr>
@@ -1688,52 +1891,47 @@
                 </wp:inline>
               </w:drawing>
             </w:r>
-            <w:r>
-              <w:t xml:space="preserve"> </w:t>
-            </w:r>
-            <w:r>
-              <w:t xml:space="preserve"> </w:t>
-            </w:r>
-            <w:r>
-              <w:t xml:space="preserve">Example 3</w:t>
-            </w:r>
           </w:p>
         </w:tc>
-      </w:tr>
-      <w:tr>
-        <w:trPr>
-          <w:cantSplit/>
-        </w:trPr>
         <w:tc>
-          <w:tcPr>
-            <w:tcMar>
-              <w:top w:w="108" w:type="dxa"/>
-              <w:bottom w:w="108" w:type="dxa"/>
-            </w:tcMar>
-          </w:tcPr>
           <w:p>
             <w:pPr>
               <w:pStyle w:val="BodyText"/>
             </w:pPr>
             <w:pPr>
+              <w:spacing w:before="16" w:after="64"/>
+            </w:pPr>
+            <w:r>
+              <w:rPr>
+                <w:b/>
+                <w:bCs/>
+              </w:rPr>
+              <w:t xml:space="preserve">Example 4</w:t>
+            </w:r>
+          </w:p>
+          <w:p>
+            <w:pPr>
+              <w:pStyle w:val="BodyText"/>
+            </w:pPr>
+            <w:pPr>
               <w:spacing w:before="16"/>
             </w:pPr>
             <w:r>
-              <w:t xml:space="preserve">Cantor’s Confectionery sells a vegan alternative to their</w:t>
+              <w:t xml:space="preserve">During the festive season, Cantor’s Confectionery bring out their snowball caramel apples (which are their regular caramel apples… dipped in white chocolate). They take a sample of</w:t>
             </w:r>
             <w:r>
               <w:t xml:space="preserve"> </w:t>
             </w:r>
             <m:oMath>
               <m:r>
-                <m:t>24</m:t>
+                <m:t>15</m:t>
               </m:r>
             </m:oMath>
             <w:r>
               <w:t xml:space="preserve"> </w:t>
             </w:r>
             <w:r>
-              <w:t xml:space="preserve">door advent calendar. They open one vegan calendar and calculate the sample mean weight of the swirls, then do the same for a regular chocolate calendar. They want to test if the average weight of the vegan swirls is the same as the average weight of the regular swirls, assuming both samples have equal variance.</w:t>
+              <w:t xml:space="preserve">caramel apples and calculate the sample mean weight. They then dip the caramel apples in chocolate and re-calculate the sample mean weight. The samples are assumed to have equal variance.</w:t>
             </w:r>
           </w:p>
           <w:p>
@@ -1744,21 +1942,7 @@
               <w:spacing w:after="16"/>
             </w:pPr>
             <w:r>
-              <w:t xml:space="preserve">You have two samples, each of size</w:t>
-            </w:r>
-            <w:r>
-              <w:t xml:space="preserve"> </w:t>
-            </w:r>
-            <m:oMath>
-              <m:r>
-                <m:t>24</m:t>
-              </m:r>
-            </m:oMath>
-            <w:r>
-              <w:t xml:space="preserve"> </w:t>
-            </w:r>
-            <w:r>
-              <w:t xml:space="preserve">and with equal variance. So, you can use a two-sample Student’s</w:t>
+              <w:t xml:space="preserve">You have two samples which are paired and have equal variance. So, you can use a paired Student’s</w:t>
             </w:r>
             <w:r>
               <w:t xml:space="preserve"> </w:t>
@@ -1769,207 +1953,9 @@
               </m:r>
             </m:oMath>
             <w:r>
-              <w:t xml:space="preserve">-test to do this.</w:t>
-            </w:r>
-          </w:p>
-          <w:p/>
-        </w:tc>
-      </w:tr>
-    </w:tbl>
-    <w:bookmarkEnd w:id="38"/>
-    <w:bookmarkStart w:id="44" w:name="when-you-have-paired-samples"/>
-    <w:p>
-      <w:pPr>
-        <w:pStyle w:val="Heading4"/>
-      </w:pPr>
-      <w:r>
-        <w:t xml:space="preserve">When you have paired samples</w:t>
-      </w:r>
-    </w:p>
-    <w:p>
-      <w:pPr>
-        <w:pStyle w:val="FirstParagraph"/>
-      </w:pPr>
-      <w:r>
-        <w:t xml:space="preserve">A</w:t>
-      </w:r>
-      <w:r>
-        <w:t xml:space="preserve"> </w:t>
-      </w:r>
-      <w:r>
-        <w:rPr>
-          <w:b/>
-          <w:bCs/>
-        </w:rPr>
-        <w:t xml:space="preserve">paired Student’s t-test</w:t>
-      </w:r>
-      <w:r>
-        <w:t xml:space="preserve"> </w:t>
-      </w:r>
-      <w:r>
-        <w:t xml:space="preserve">is a</w:t>
-      </w:r>
-      <w:r>
-        <w:t xml:space="preserve"> </w:t>
-      </w:r>
-      <m:oMath>
-        <m:r>
-          <m:t>t</m:t>
-        </m:r>
-      </m:oMath>
-      <w:r>
-        <w:t xml:space="preserve">-test that is used when you measure the same sample twice. The test involves comparing two sample means, taken from the same sample. It is most commonly used when sampling before and after a change to the sample. For example, before and after packaging.</w:t>
-      </w:r>
-    </w:p>
-    <w:tbl>
-      <w:tblPr>
-        <w:tblStyle w:val="Table"/>
-        <w:tblLook w:firstRow="0" w:lastRow="0" w:firstColumn="0" w:lastColumn="0" w:noHBand="0" w:noVBand="0" w:val="0000"/>
-        <w:tblBorders>
-          <w:top w:val="single" w:sz="4" w:space="0" w:color="0758E5"/>
-          <w:left w:val="single" w:sz="24" w:space="0" w:color="0758E5"/>
-          <w:bottom w:val="single" w:sz="4" w:space="0" w:color="0758E5"/>
-          <w:right w:val="single" w:sz="4" w:space="0" w:color="0758E5"/>
-        </w:tblBorders>
-        <w:tblCellMar>
-          <w:left w:w="144" w:type="dxa"/>
-          <w:right w:w="144" w:type="dxa"/>
-        </w:tblCellMar>
-        <w:tblLook w:firstRow="0" w:lastRow="0" w:firstColumn="0" w:lastColumn="0" w:noHBand="0" w:noVBand="0" w:val="0000"/>
-      </w:tblPr>
-      <w:tr>
-        <w:trPr>
-          <w:cantSplit/>
-        </w:trPr>
-        <w:tc>
-          <w:tcPr>
-            <w:shd w:color="auto" w:fill="dae6fb" w:val="clear"/>
-            <w:tcMar>
-              <w:top w:w="92" w:type="dxa"/>
-              <w:bottom w:w="92" w:type="dxa"/>
-            </w:tcMar>
-          </w:tcPr>
-          <w:p>
-            <w:pPr>
-              <w:pStyle w:val="BodyText"/>
-            </w:pPr>
-            <w:pPr>
-              <w:spacing w:before="0" w:after="0"/>
-              <w:textAlignment w:val="center"/>
-            </w:pPr>
-            <w:r>
-              <w:drawing>
-                <wp:inline>
-                  <wp:extent cx="152400" cy="152400"/>
-                  <wp:effectExtent b="0" l="0" r="0" t="0"/>
-                  <wp:docPr descr="" title="" id="39" name="Picture"/>
-                  <a:graphic>
-                    <a:graphicData uri="http://schemas.openxmlformats.org/drawingml/2006/picture">
-                      <pic:pic>
-                        <pic:nvPicPr>
-                          <pic:cNvPr descr="/Applications/quarto/share/formats/docx/note.png" id="40" name="Picture"/>
-                          <pic:cNvPicPr>
-                            <a:picLocks noChangeArrowheads="1" noChangeAspect="1"/>
-                          </pic:cNvPicPr>
-                        </pic:nvPicPr>
-                        <pic:blipFill>
-                          <a:blip r:embed="rId24"/>
-                          <a:stretch>
-                            <a:fillRect/>
-                          </a:stretch>
-                        </pic:blipFill>
-                        <pic:spPr bwMode="auto">
-                          <a:xfrm>
-                            <a:off x="0" y="0"/>
-                            <a:ext cx="152400" cy="152400"/>
-                          </a:xfrm>
-                          <a:prstGeom prst="rect">
-                            <a:avLst/>
-                          </a:prstGeom>
-                          <a:noFill/>
-                          <a:ln w="9525">
-                            <a:noFill/>
-                            <a:headEnd/>
-                            <a:tailEnd/>
-                          </a:ln>
-                        </pic:spPr>
-                      </pic:pic>
-                    </a:graphicData>
-                  </a:graphic>
-                </wp:inline>
-              </w:drawing>
-            </w:r>
-            <w:r>
-              <w:t xml:space="preserve"> </w:t>
-            </w:r>
-            <w:r>
-              <w:t xml:space="preserve"> </w:t>
-            </w:r>
-            <w:r>
-              <w:t xml:space="preserve">Example 4</w:t>
-            </w:r>
-          </w:p>
-        </w:tc>
-      </w:tr>
-      <w:tr>
-        <w:trPr>
-          <w:cantSplit/>
-        </w:trPr>
-        <w:tc>
-          <w:tcPr>
-            <w:tcMar>
-              <w:top w:w="108" w:type="dxa"/>
-              <w:bottom w:w="108" w:type="dxa"/>
-            </w:tcMar>
-          </w:tcPr>
-          <w:p>
-            <w:pPr>
-              <w:pStyle w:val="BodyText"/>
-            </w:pPr>
-            <w:pPr>
-              <w:spacing w:before="16"/>
-            </w:pPr>
-            <w:r>
-              <w:t xml:space="preserve">During the festive season, Cantor’s Confectionery bring out their snowball caramel apples (which are their regular caramel apples… dipped in white chocolate). They take a sample of</w:t>
-            </w:r>
-            <w:r>
-              <w:t xml:space="preserve"> </w:t>
-            </w:r>
-            <m:oMath>
-              <m:r>
-                <m:t>15</m:t>
-              </m:r>
-            </m:oMath>
-            <w:r>
-              <w:t xml:space="preserve"> </w:t>
-            </w:r>
-            <w:r>
-              <w:t xml:space="preserve">caramel apples and calculate the sample mean weight. They then dip the caramel apples in chocolate and re-calculate the sample mean weight. The samples are assumed to have equal variance.</w:t>
-            </w:r>
-          </w:p>
-          <w:p>
-            <w:pPr>
-              <w:pStyle w:val="BodyText"/>
-            </w:pPr>
-            <w:pPr>
-              <w:spacing w:after="16"/>
-            </w:pPr>
-            <w:r>
-              <w:t xml:space="preserve">You have two samples which are paired and have equal variance. So, you can use a paired Student’s</w:t>
-            </w:r>
-            <w:r>
-              <w:t xml:space="preserve"> </w:t>
-            </w:r>
-            <m:oMath>
-              <m:r>
-                <m:t>t</m:t>
-              </m:r>
-            </m:oMath>
-            <w:r>
               <w:t xml:space="preserve">-test to test the weight of the apples before and after being dipped in chocolate.</w:t>
             </w:r>
           </w:p>
-          <w:p/>
         </w:tc>
       </w:tr>
     </w:tbl>
@@ -2033,7 +2019,7 @@
                           </pic:cNvPicPr>
                         </pic:nvPicPr>
                         <pic:blipFill>
-                          <a:blip r:embed="rId41"/>
+                          <a:blip r:embed="rId27"/>
                           <a:stretch>
                             <a:fillRect/>
                           </a:stretch>
@@ -2471,29 +2457,28 @@
     <w:tbl>
       <w:tblPr>
         <w:tblStyle w:val="Table"/>
-        <w:tblLook w:firstRow="0" w:lastRow="0" w:firstColumn="0" w:lastColumn="0" w:noHBand="0" w:noVBand="0" w:val="0000"/>
+        <w:tblInd w:w="164" w:type="dxa"/>
         <w:tblBorders>
-          <w:top w:val="single" w:sz="4" w:space="0" w:color="0758E5"/>
           <w:left w:val="single" w:sz="24" w:space="0" w:color="0758E5"/>
-          <w:bottom w:val="single" w:sz="4" w:space="0" w:color="0758E5"/>
-          <w:right w:val="single" w:sz="4" w:space="0" w:color="0758E5"/>
         </w:tblBorders>
         <w:tblCellMar>
-          <w:left w:w="144" w:type="dxa"/>
-          <w:right w:w="144" w:type="dxa"/>
+          <w:left w:w="0" w:type="dxa"/>
+          <w:right w:w="0" w:type="dxa"/>
         </w:tblCellMar>
         <w:tblLook w:firstRow="0" w:lastRow="0" w:firstColumn="0" w:lastColumn="0" w:noHBand="0" w:noVBand="0" w:val="0000"/>
       </w:tblPr>
+      <w:tblGrid>
+        <w:gridCol w:w="7920"/>
+      </w:tblGrid>
       <w:tr>
         <w:trPr>
           <w:cantSplit/>
         </w:trPr>
         <w:tc>
           <w:tcPr>
-            <w:shd w:color="auto" w:fill="dae6fb" w:val="clear"/>
             <w:tcMar>
-              <w:top w:w="92" w:type="dxa"/>
-              <w:bottom w:w="92" w:type="dxa"/>
+              <w:left w:w="144" w:type="dxa"/>
+              <w:right w:w="144" w:type="dxa"/>
             </w:tcMar>
           </w:tcPr>
           <w:p>
@@ -2501,8 +2486,8 @@
               <w:pStyle w:val="BodyText"/>
             </w:pPr>
             <w:pPr>
-              <w:spacing w:before="0" w:after="0"/>
-              <w:textAlignment w:val="center"/>
+              <w:spacing w:before="0" w:after="8"/>
+              <w:jc w:val="center"/>
             </w:pPr>
             <w:r>
               <w:drawing>
@@ -2546,29 +2531,24 @@
                 </wp:inline>
               </w:drawing>
             </w:r>
-            <w:r>
-              <w:t xml:space="preserve"> </w:t>
-            </w:r>
-            <w:r>
-              <w:t xml:space="preserve"> </w:t>
-            </w:r>
-            <w:r>
+          </w:p>
+        </w:tc>
+        <w:tc>
+          <w:p>
+            <w:pPr>
+              <w:pStyle w:val="BodyText"/>
+            </w:pPr>
+            <w:pPr>
+              <w:spacing w:before="16" w:after="64"/>
+            </w:pPr>
+            <w:r>
+              <w:rPr>
+                <w:b/>
+                <w:bCs/>
+              </w:rPr>
               <w:t xml:space="preserve">Example 5</w:t>
             </w:r>
           </w:p>
-        </w:tc>
-      </w:tr>
-      <w:tr>
-        <w:trPr>
-          <w:cantSplit/>
-        </w:trPr>
-        <w:tc>
-          <w:tcPr>
-            <w:tcMar>
-              <w:top w:w="108" w:type="dxa"/>
-              <w:bottom w:w="108" w:type="dxa"/>
-            </w:tcMar>
-          </w:tcPr>
           <w:p>
             <w:pPr>
               <w:pStyle w:val="BodyText"/>
@@ -2613,7 +2593,6 @@
               <w:t xml:space="preserve">-test to do this.</w:t>
             </w:r>
           </w:p>
-          <w:p/>
         </w:tc>
       </w:tr>
     </w:tbl>
@@ -2677,7 +2656,7 @@
                           </pic:cNvPicPr>
                         </pic:nvPicPr>
                         <pic:blipFill>
-                          <a:blip r:embed="rId41"/>
+                          <a:blip r:embed="rId27"/>
                           <a:stretch>
                             <a:fillRect/>
                           </a:stretch>
@@ -2746,7 +2725,7 @@
               </w:numPr>
             </w:pPr>
             <w:r>
-              <w:t xml:space="preserve">When you are comparing two sample means, with unequal oe unknown variances, to each other</w:t>
+              <w:t xml:space="preserve">When you are comparing two sample means, with unequal or unknown variances, to each other</w:t>
             </w:r>
           </w:p>
           <w:p/>
@@ -2996,29 +2975,28 @@
     <w:tbl>
       <w:tblPr>
         <w:tblStyle w:val="Table"/>
-        <w:tblLook w:firstRow="0" w:lastRow="0" w:firstColumn="0" w:lastColumn="0" w:noHBand="0" w:noVBand="0" w:val="0000"/>
+        <w:tblInd w:w="164" w:type="dxa"/>
         <w:tblBorders>
-          <w:top w:val="single" w:sz="4" w:space="0" w:color="0758E5"/>
           <w:left w:val="single" w:sz="24" w:space="0" w:color="0758E5"/>
-          <w:bottom w:val="single" w:sz="4" w:space="0" w:color="0758E5"/>
-          <w:right w:val="single" w:sz="4" w:space="0" w:color="0758E5"/>
         </w:tblBorders>
         <w:tblCellMar>
-          <w:left w:w="144" w:type="dxa"/>
-          <w:right w:w="144" w:type="dxa"/>
+          <w:left w:w="0" w:type="dxa"/>
+          <w:right w:w="0" w:type="dxa"/>
         </w:tblCellMar>
         <w:tblLook w:firstRow="0" w:lastRow="0" w:firstColumn="0" w:lastColumn="0" w:noHBand="0" w:noVBand="0" w:val="0000"/>
       </w:tblPr>
+      <w:tblGrid>
+        <w:gridCol w:w="7920"/>
+      </w:tblGrid>
       <w:tr>
         <w:trPr>
           <w:cantSplit/>
         </w:trPr>
         <w:tc>
           <w:tcPr>
-            <w:shd w:color="auto" w:fill="dae6fb" w:val="clear"/>
             <w:tcMar>
-              <w:top w:w="92" w:type="dxa"/>
-              <w:bottom w:w="92" w:type="dxa"/>
+              <w:left w:w="144" w:type="dxa"/>
+              <w:right w:w="144" w:type="dxa"/>
             </w:tcMar>
           </w:tcPr>
           <w:p>
@@ -3026,8 +3004,8 @@
               <w:pStyle w:val="FirstParagraph"/>
             </w:pPr>
             <w:pPr>
-              <w:spacing w:before="0" w:after="0"/>
-              <w:textAlignment w:val="center"/>
+              <w:spacing w:before="0" w:after="8"/>
+              <w:jc w:val="center"/>
             </w:pPr>
             <w:r>
               <w:drawing>
@@ -3071,18 +3049,128 @@
                 </wp:inline>
               </w:drawing>
             </w:r>
-            <w:r>
-              <w:t xml:space="preserve"> </w:t>
-            </w:r>
-            <w:r>
-              <w:t xml:space="preserve"> </w:t>
-            </w:r>
-            <w:r>
+          </w:p>
+        </w:tc>
+        <w:tc>
+          <w:p>
+            <w:pPr>
+              <w:pStyle w:val="BodyText"/>
+            </w:pPr>
+            <w:pPr>
+              <w:spacing w:before="16" w:after="64"/>
+            </w:pPr>
+            <w:r>
+              <w:rPr>
+                <w:b/>
+                <w:bCs/>
+              </w:rPr>
               <w:t xml:space="preserve">Example 6</w:t>
+            </w:r>
+          </w:p>
+          <w:p>
+            <w:pPr>
+              <w:pStyle w:val="BodyText"/>
+            </w:pPr>
+            <w:pPr>
+              <w:spacing w:before="16"/>
+            </w:pPr>
+            <w:r>
+              <w:t xml:space="preserve">Cantor’s Confectionery wants to test if their profits are the same on weekdays and weekends. To do this, they take a sample of profits from</w:t>
+            </w:r>
+            <w:r>
+              <w:t xml:space="preserve"> </w:t>
+            </w:r>
+            <m:oMath>
+              <m:r>
+                <m:t>2</m:t>
+              </m:r>
+            </m:oMath>
+            <w:r>
+              <w:t xml:space="preserve"> </w:t>
+            </w:r>
+            <w:r>
+              <w:t xml:space="preserve">random weekdays and the</w:t>
+            </w:r>
+            <w:r>
+              <w:t xml:space="preserve"> </w:t>
+            </w:r>
+            <m:oMath>
+              <m:r>
+                <m:t>2</m:t>
+              </m:r>
+            </m:oMath>
+            <w:r>
+              <w:t xml:space="preserve"> </w:t>
+            </w:r>
+            <w:r>
+              <w:t xml:space="preserve">weekend days, then calculate the sample means.</w:t>
+            </w:r>
+          </w:p>
+          <w:p>
+            <w:pPr>
+              <w:pStyle w:val="BodyText"/>
+            </w:pPr>
+            <w:pPr>
+              <w:spacing w:after="16"/>
+            </w:pPr>
+            <w:r>
+              <w:t xml:space="preserve">Since you are testing whether the sample means are equal, this is a</w:t>
+            </w:r>
+            <w:r>
+              <w:t xml:space="preserve"> </w:t>
+            </w:r>
+            <w:r>
+              <w:rPr>
+                <w:b/>
+                <w:bCs/>
+              </w:rPr>
+              <w:t xml:space="preserve">two-tailed test.</w:t>
             </w:r>
           </w:p>
         </w:tc>
       </w:tr>
+    </w:tbl>
+    <w:p>
+      <w:pPr>
+        <w:pStyle w:val="Compact"/>
+        <w:numPr>
+          <w:ilvl w:val="0"/>
+          <w:numId w:val="1004"/>
+        </w:numPr>
+      </w:pPr>
+      <w:r>
+        <w:t xml:space="preserve">If you want to know whether one sample mean is greater or less than the other sample mean, perform a</w:t>
+      </w:r>
+      <w:r>
+        <w:t xml:space="preserve"> </w:t>
+      </w:r>
+      <w:r>
+        <w:rPr>
+          <w:b/>
+          <w:bCs/>
+        </w:rPr>
+        <w:t xml:space="preserve">one-tailed test</w:t>
+      </w:r>
+      <w:r>
+        <w:t xml:space="preserve">.</w:t>
+      </w:r>
+    </w:p>
+    <w:tbl>
+      <w:tblPr>
+        <w:tblStyle w:val="Table"/>
+        <w:tblInd w:w="164" w:type="dxa"/>
+        <w:tblBorders>
+          <w:left w:val="single" w:sz="24" w:space="0" w:color="0758E5"/>
+        </w:tblBorders>
+        <w:tblCellMar>
+          <w:left w:w="0" w:type="dxa"/>
+          <w:right w:w="0" w:type="dxa"/>
+        </w:tblCellMar>
+        <w:tblLook w:firstRow="0" w:lastRow="0" w:firstColumn="0" w:lastColumn="0" w:noHBand="0" w:noVBand="0" w:val="0000"/>
+      </w:tblPr>
+      <w:tblGrid>
+        <w:gridCol w:w="7920"/>
+      </w:tblGrid>
       <w:tr>
         <w:trPr>
           <w:cantSplit/>
@@ -3090,134 +3178,17 @@
         <w:tc>
           <w:tcPr>
             <w:tcMar>
-              <w:top w:w="108" w:type="dxa"/>
-              <w:bottom w:w="108" w:type="dxa"/>
+              <w:left w:w="144" w:type="dxa"/>
+              <w:right w:w="144" w:type="dxa"/>
             </w:tcMar>
           </w:tcPr>
           <w:p>
             <w:pPr>
-              <w:pStyle w:val="BodyText"/>
-            </w:pPr>
-            <w:pPr>
-              <w:spacing w:before="16"/>
-            </w:pPr>
-            <w:r>
-              <w:t xml:space="preserve">Cantor’s Confectionery wants to test if their profits are the same on weekdays and weekends. To do this, they take a sample of profits from</w:t>
-            </w:r>
-            <w:r>
-              <w:t xml:space="preserve"> </w:t>
-            </w:r>
-            <m:oMath>
-              <m:r>
-                <m:t>2</m:t>
-              </m:r>
-            </m:oMath>
-            <w:r>
-              <w:t xml:space="preserve"> </w:t>
-            </w:r>
-            <w:r>
-              <w:t xml:space="preserve">random weekdays and the</w:t>
-            </w:r>
-            <w:r>
-              <w:t xml:space="preserve"> </w:t>
-            </w:r>
-            <m:oMath>
-              <m:r>
-                <m:t>2</m:t>
-              </m:r>
-            </m:oMath>
-            <w:r>
-              <w:t xml:space="preserve"> </w:t>
-            </w:r>
-            <w:r>
-              <w:t xml:space="preserve">weekend days, then calculate the sample means.</w:t>
-            </w:r>
-          </w:p>
-          <w:p>
-            <w:pPr>
-              <w:pStyle w:val="BodyText"/>
-            </w:pPr>
-            <w:pPr>
-              <w:spacing w:after="16"/>
-            </w:pPr>
-            <w:r>
-              <w:t xml:space="preserve">Since you are testing whether the sample means are equal, this is a</w:t>
-            </w:r>
-            <w:r>
-              <w:t xml:space="preserve"> </w:t>
-            </w:r>
-            <w:r>
-              <w:rPr>
-                <w:b/>
-                <w:bCs/>
-              </w:rPr>
-              <w:t xml:space="preserve">two-tailed test.</w:t>
-            </w:r>
-          </w:p>
-          <w:p/>
-        </w:tc>
-      </w:tr>
-    </w:tbl>
-    <w:p>
-      <w:pPr>
-        <w:pStyle w:val="Compact"/>
-        <w:numPr>
-          <w:ilvl w:val="0"/>
-          <w:numId w:val="1004"/>
-        </w:numPr>
-      </w:pPr>
-      <w:r>
-        <w:t xml:space="preserve">If you want to know whether one sample mean is greater or less than the other sample mean, perform a</w:t>
-      </w:r>
-      <w:r>
-        <w:t xml:space="preserve"> </w:t>
-      </w:r>
-      <w:r>
-        <w:rPr>
-          <w:b/>
-          <w:bCs/>
-        </w:rPr>
-        <w:t xml:space="preserve">one-tailed test</w:t>
-      </w:r>
-      <w:r>
-        <w:t xml:space="preserve">.</w:t>
-      </w:r>
-    </w:p>
-    <w:tbl>
-      <w:tblPr>
-        <w:tblStyle w:val="Table"/>
-        <w:tblLook w:firstRow="0" w:lastRow="0" w:firstColumn="0" w:lastColumn="0" w:noHBand="0" w:noVBand="0" w:val="0000"/>
-        <w:tblBorders>
-          <w:top w:val="single" w:sz="4" w:space="0" w:color="0758E5"/>
-          <w:left w:val="single" w:sz="24" w:space="0" w:color="0758E5"/>
-          <w:bottom w:val="single" w:sz="4" w:space="0" w:color="0758E5"/>
-          <w:right w:val="single" w:sz="4" w:space="0" w:color="0758E5"/>
-        </w:tblBorders>
-        <w:tblCellMar>
-          <w:left w:w="144" w:type="dxa"/>
-          <w:right w:w="144" w:type="dxa"/>
-        </w:tblCellMar>
-        <w:tblLook w:firstRow="0" w:lastRow="0" w:firstColumn="0" w:lastColumn="0" w:noHBand="0" w:noVBand="0" w:val="0000"/>
-      </w:tblPr>
-      <w:tr>
-        <w:trPr>
-          <w:cantSplit/>
-        </w:trPr>
-        <w:tc>
-          <w:tcPr>
-            <w:shd w:color="auto" w:fill="dae6fb" w:val="clear"/>
-            <w:tcMar>
-              <w:top w:w="92" w:type="dxa"/>
-              <w:bottom w:w="92" w:type="dxa"/>
-            </w:tcMar>
-          </w:tcPr>
-          <w:p>
-            <w:pPr>
               <w:pStyle w:val="FirstParagraph"/>
             </w:pPr>
             <w:pPr>
-              <w:spacing w:before="0" w:after="0"/>
-              <w:textAlignment w:val="center"/>
+              <w:spacing w:before="0" w:after="8"/>
+              <w:jc w:val="center"/>
             </w:pPr>
             <w:r>
               <w:drawing>
@@ -3261,29 +3232,24 @@
                 </wp:inline>
               </w:drawing>
             </w:r>
-            <w:r>
-              <w:t xml:space="preserve"> </w:t>
-            </w:r>
-            <w:r>
-              <w:t xml:space="preserve"> </w:t>
-            </w:r>
-            <w:r>
+          </w:p>
+        </w:tc>
+        <w:tc>
+          <w:p>
+            <w:pPr>
+              <w:pStyle w:val="BodyText"/>
+            </w:pPr>
+            <w:pPr>
+              <w:spacing w:before="16" w:after="64"/>
+            </w:pPr>
+            <w:r>
+              <w:rPr>
+                <w:b/>
+                <w:bCs/>
+              </w:rPr>
               <w:t xml:space="preserve">Example 7</w:t>
             </w:r>
           </w:p>
-        </w:tc>
-      </w:tr>
-      <w:tr>
-        <w:trPr>
-          <w:cantSplit/>
-        </w:trPr>
-        <w:tc>
-          <w:tcPr>
-            <w:tcMar>
-              <w:top w:w="108" w:type="dxa"/>
-              <w:bottom w:w="108" w:type="dxa"/>
-            </w:tcMar>
-          </w:tcPr>
           <w:p>
             <w:pPr>
               <w:pStyle w:val="BodyText"/>
@@ -3347,7 +3313,6 @@
               <w:t xml:space="preserve">.</w:t>
             </w:r>
           </w:p>
-          <w:p/>
         </w:tc>
       </w:tr>
     </w:tbl>
@@ -3375,7 +3340,7 @@
     </w:p>
     <w:bookmarkEnd w:id="65"/>
     <w:bookmarkEnd w:id="66"/>
-    <w:bookmarkStart w:id="111" w:name="how-to-construct-a-t-test"/>
+    <w:bookmarkStart w:id="107" w:name="how-to-construct-a-t-test"/>
     <w:p>
       <w:pPr>
         <w:pStyle w:val="Heading1"/>
@@ -3712,29 +3677,28 @@
     <w:tbl>
       <w:tblPr>
         <w:tblStyle w:val="Table"/>
-        <w:tblLook w:firstRow="0" w:lastRow="0" w:firstColumn="0" w:lastColumn="0" w:noHBand="0" w:noVBand="0" w:val="0000"/>
+        <w:tblInd w:w="164" w:type="dxa"/>
         <w:tblBorders>
-          <w:top w:val="single" w:sz="4" w:space="0" w:color="0758E5"/>
           <w:left w:val="single" w:sz="24" w:space="0" w:color="0758E5"/>
-          <w:bottom w:val="single" w:sz="4" w:space="0" w:color="0758E5"/>
-          <w:right w:val="single" w:sz="4" w:space="0" w:color="0758E5"/>
         </w:tblBorders>
         <w:tblCellMar>
-          <w:left w:w="144" w:type="dxa"/>
-          <w:right w:w="144" w:type="dxa"/>
+          <w:left w:w="0" w:type="dxa"/>
+          <w:right w:w="0" w:type="dxa"/>
         </w:tblCellMar>
         <w:tblLook w:firstRow="0" w:lastRow="0" w:firstColumn="0" w:lastColumn="0" w:noHBand="0" w:noVBand="0" w:val="0000"/>
       </w:tblPr>
+      <w:tblGrid>
+        <w:gridCol w:w="7920"/>
+      </w:tblGrid>
       <w:tr>
         <w:trPr>
           <w:cantSplit/>
         </w:trPr>
         <w:tc>
           <w:tcPr>
-            <w:shd w:color="auto" w:fill="dae6fb" w:val="clear"/>
             <w:tcMar>
-              <w:top w:w="92" w:type="dxa"/>
-              <w:bottom w:w="92" w:type="dxa"/>
+              <w:left w:w="144" w:type="dxa"/>
+              <w:right w:w="144" w:type="dxa"/>
             </w:tcMar>
           </w:tcPr>
           <w:p>
@@ -3742,8 +3706,8 @@
               <w:pStyle w:val="BodyText"/>
             </w:pPr>
             <w:pPr>
-              <w:spacing w:before="0" w:after="0"/>
-              <w:textAlignment w:val="center"/>
+              <w:spacing w:before="0" w:after="8"/>
+              <w:jc w:val="center"/>
             </w:pPr>
             <w:r>
               <w:drawing>
@@ -3787,18 +3751,263 @@
                 </wp:inline>
               </w:drawing>
             </w:r>
-            <w:r>
-              <w:t xml:space="preserve"> </w:t>
-            </w:r>
-            <w:r>
-              <w:t xml:space="preserve"> </w:t>
-            </w:r>
-            <w:r>
+          </w:p>
+        </w:tc>
+        <w:tc>
+          <w:p>
+            <w:pPr>
+              <w:pStyle w:val="BodyText"/>
+            </w:pPr>
+            <w:pPr>
+              <w:spacing w:before="16" w:after="64"/>
+            </w:pPr>
+            <w:r>
+              <w:rPr>
+                <w:b/>
+                <w:bCs/>
+              </w:rPr>
               <w:t xml:space="preserve">Example 8</w:t>
+            </w:r>
+          </w:p>
+          <w:p>
+            <w:pPr>
+              <w:pStyle w:val="BodyText"/>
+            </w:pPr>
+            <w:pPr>
+              <w:spacing w:before="16"/>
+            </w:pPr>
+            <w:r>
+              <w:t xml:space="preserve">Cantor’s Confectionery takes a sample of</w:t>
+            </w:r>
+            <w:r>
+              <w:t xml:space="preserve"> </w:t>
+            </w:r>
+            <m:oMath>
+              <m:r>
+                <m:t>10</m:t>
+              </m:r>
+            </m:oMath>
+            <w:r>
+              <w:t xml:space="preserve"> </w:t>
+            </w:r>
+            <w:r>
+              <w:t xml:space="preserve">sugar cookies and calculates their average diameter to determine how much sugar to purchase for next month. This month, they assumed the average diameter was</w:t>
+            </w:r>
+            <w:r>
+              <w:t xml:space="preserve"> </w:t>
+            </w:r>
+            <m:oMath>
+              <m:r>
+                <m:t>9</m:t>
+              </m:r>
+            </m:oMath>
+            <w:r>
+              <w:t xml:space="preserve">cm but now they want to test if the average diameter is greater than</w:t>
+            </w:r>
+            <w:r>
+              <w:t xml:space="preserve"> </w:t>
+            </w:r>
+            <m:oMath>
+              <m:r>
+                <m:t>9</m:t>
+              </m:r>
+            </m:oMath>
+            <w:r>
+              <w:t xml:space="preserve">cm.</w:t>
+            </w:r>
+          </w:p>
+          <w:p>
+            <w:pPr>
+              <w:pStyle w:val="BodyText"/>
+            </w:pPr>
+            <w:r>
+              <w:t xml:space="preserve">You can construct a null and alternative hypothesis for this.</w:t>
+            </w:r>
+          </w:p>
+          <w:p>
+            <w:pPr>
+              <w:pStyle w:val="Compact"/>
+              <w:numPr>
+                <w:ilvl w:val="0"/>
+                <w:numId w:val="1008"/>
+              </w:numPr>
+            </w:pPr>
+            <w:r>
+              <w:t xml:space="preserve">This is a one-sample Student’s</w:t>
+            </w:r>
+            <w:r>
+              <w:t xml:space="preserve"> </w:t>
+            </w:r>
+            <m:oMath>
+              <m:r>
+                <m:t>t</m:t>
+              </m:r>
+            </m:oMath>
+            <w:r>
+              <w:t xml:space="preserve">-test.</w:t>
+            </w:r>
+          </w:p>
+          <w:p>
+            <w:pPr>
+              <w:pStyle w:val="Compact"/>
+              <w:numPr>
+                <w:ilvl w:val="0"/>
+                <w:numId w:val="1008"/>
+              </w:numPr>
+            </w:pPr>
+            <w:r>
+              <w:t xml:space="preserve">This is a one-tailed</w:t>
+            </w:r>
+            <w:r>
+              <w:t xml:space="preserve"> </w:t>
+            </w:r>
+            <m:oMath>
+              <m:r>
+                <m:t>t</m:t>
+              </m:r>
+            </m:oMath>
+            <w:r>
+              <w:t xml:space="preserve">-test.</w:t>
+            </w:r>
+          </w:p>
+          <w:p>
+            <w:pPr>
+              <w:pStyle w:val="FirstParagraph"/>
+            </w:pPr>
+            <w:r>
+              <w:t xml:space="preserve">So, your hypothesis is</w:t>
+            </w:r>
+            <w:r>
+              <w:t xml:space="preserve"> </w:t>
+            </w:r>
+            <w:r>
+              <w:t xml:space="preserve">$H_0: \mu = 9 \hspace{0.5cm} H_1: \mu &gt; 9$</w:t>
+            </w:r>
+            <w:r>
+              <w:t xml:space="preserve">.</w:t>
+            </w:r>
+          </w:p>
+          <w:p>
+            <w:pPr>
+              <w:pStyle w:val="BodyText"/>
+            </w:pPr>
+            <w:r>
+              <w:t xml:space="preserve">Cantor’s Confectionery take a second sample of</w:t>
+            </w:r>
+            <w:r>
+              <w:t xml:space="preserve"> </w:t>
+            </w:r>
+            <m:oMath>
+              <m:r>
+                <m:t>10</m:t>
+              </m:r>
+            </m:oMath>
+            <w:r>
+              <w:t xml:space="preserve"> </w:t>
+            </w:r>
+            <w:r>
+              <w:t xml:space="preserve">sugar cookies and calculate their average diameter. They want to test whether this sample mean is the same as the first sample mean. They assume equal variance between samples.</w:t>
+            </w:r>
+          </w:p>
+          <w:p>
+            <w:pPr>
+              <w:pStyle w:val="BodyText"/>
+            </w:pPr>
+            <w:r>
+              <w:t xml:space="preserve">You can construct a null and alternative hypothesis for this.</w:t>
+            </w:r>
+          </w:p>
+          <w:p>
+            <w:pPr>
+              <w:numPr>
+                <w:ilvl w:val="0"/>
+                <w:numId w:val="1009"/>
+              </w:numPr>
+            </w:pPr>
+            <w:r>
+              <w:t xml:space="preserve">This is a two-sample Student’s</w:t>
+            </w:r>
+            <w:r>
+              <w:t xml:space="preserve"> </w:t>
+            </w:r>
+            <m:oMath>
+              <m:r>
+                <m:t>t</m:t>
+              </m:r>
+            </m:oMath>
+            <w:r>
+              <w:t xml:space="preserve">-test.</w:t>
+            </w:r>
+          </w:p>
+          <w:p>
+            <w:pPr>
+              <w:numPr>
+                <w:ilvl w:val="0"/>
+                <w:numId w:val="1009"/>
+              </w:numPr>
+            </w:pPr>
+            <w:r>
+              <w:t xml:space="preserve">This is a two-tailed</w:t>
+            </w:r>
+            <w:r>
+              <w:t xml:space="preserve"> </w:t>
+            </w:r>
+            <m:oMath>
+              <m:r>
+                <m:t>t</m:t>
+              </m:r>
+            </m:oMath>
+            <w:r>
+              <w:t xml:space="preserve">-test.</w:t>
+            </w:r>
+          </w:p>
+          <w:p>
+            <w:pPr>
+              <w:pStyle w:val="FirstParagraph"/>
+            </w:pPr>
+            <w:pPr>
+              <w:spacing w:after="16"/>
+            </w:pPr>
+            <w:r>
+              <w:t xml:space="preserve">So, your hypothesis is</w:t>
+            </w:r>
+            <w:r>
+              <w:t xml:space="preserve"> </w:t>
+            </w:r>
+            <w:r>
+              <w:t xml:space="preserve">$H_0: \mu_1 = \mu_2 \hspace{0.5cm} H_1: \mu_1 \neq \mu_2$</w:t>
+            </w:r>
+            <w:r>
+              <w:t xml:space="preserve">.</w:t>
             </w:r>
           </w:p>
         </w:tc>
       </w:tr>
+    </w:tbl>
+    <w:p>
+      <w:pPr>
+        <w:pStyle w:val="BodyText"/>
+      </w:pPr>
+      <w:r>
+        <w:t xml:space="preserve"> </w:t>
+      </w:r>
+    </w:p>
+    <w:tbl>
+      <w:tblPr>
+        <w:tblStyle w:val="Table"/>
+        <w:tblInd w:w="164" w:type="dxa"/>
+        <w:tblBorders>
+          <w:left w:val="single" w:sz="24" w:space="0" w:color="0758E5"/>
+        </w:tblBorders>
+        <w:tblCellMar>
+          <w:left w:w="0" w:type="dxa"/>
+          <w:right w:w="0" w:type="dxa"/>
+        </w:tblCellMar>
+        <w:tblLook w:firstRow="0" w:lastRow="0" w:firstColumn="0" w:lastColumn="0" w:noHBand="0" w:noVBand="0" w:val="0000"/>
+      </w:tblPr>
+      <w:tblGrid>
+        <w:gridCol w:w="7920"/>
+      </w:tblGrid>
       <w:tr>
         <w:trPr>
           <w:cantSplit/>
@@ -3806,8 +4015,8 @@
         <w:tc>
           <w:tcPr>
             <w:tcMar>
-              <w:top w:w="108" w:type="dxa"/>
-              <w:bottom w:w="108" w:type="dxa"/>
+              <w:left w:w="144" w:type="dxa"/>
+              <w:right w:w="144" w:type="dxa"/>
             </w:tcMar>
           </w:tcPr>
           <w:p>
@@ -3815,260 +4024,8 @@
               <w:pStyle w:val="BodyText"/>
             </w:pPr>
             <w:pPr>
-              <w:spacing w:before="16"/>
-            </w:pPr>
-            <w:r>
-              <w:t xml:space="preserve">Cantor’s Confectionery takes a sample of</w:t>
-            </w:r>
-            <w:r>
-              <w:t xml:space="preserve"> </w:t>
-            </w:r>
-            <m:oMath>
-              <m:r>
-                <m:t>10</m:t>
-              </m:r>
-            </m:oMath>
-            <w:r>
-              <w:t xml:space="preserve"> </w:t>
-            </w:r>
-            <w:r>
-              <w:t xml:space="preserve">sugar cookies and calculates their average diameter to determine how much sugar to purchase for next month. This month, they assumed the average diameter was</w:t>
-            </w:r>
-            <w:r>
-              <w:t xml:space="preserve"> </w:t>
-            </w:r>
-            <m:oMath>
-              <m:r>
-                <m:t>9</m:t>
-              </m:r>
-            </m:oMath>
-            <w:r>
-              <w:t xml:space="preserve">cm but now they want to test if the average diameter is greater than</w:t>
-            </w:r>
-            <w:r>
-              <w:t xml:space="preserve"> </w:t>
-            </w:r>
-            <m:oMath>
-              <m:r>
-                <m:t>9</m:t>
-              </m:r>
-            </m:oMath>
-            <w:r>
-              <w:t xml:space="preserve">cm.</w:t>
-            </w:r>
-          </w:p>
-          <w:p>
-            <w:pPr>
-              <w:pStyle w:val="BodyText"/>
-            </w:pPr>
-            <w:r>
-              <w:t xml:space="preserve">You can construct a null and alternative hypothesis for this.</w:t>
-            </w:r>
-          </w:p>
-          <w:p>
-            <w:pPr>
-              <w:pStyle w:val="Compact"/>
-              <w:numPr>
-                <w:ilvl w:val="0"/>
-                <w:numId w:val="1008"/>
-              </w:numPr>
-            </w:pPr>
-            <w:r>
-              <w:t xml:space="preserve">This is a one-sample Student’s</w:t>
-            </w:r>
-            <w:r>
-              <w:t xml:space="preserve"> </w:t>
-            </w:r>
-            <m:oMath>
-              <m:r>
-                <m:t>t</m:t>
-              </m:r>
-            </m:oMath>
-            <w:r>
-              <w:t xml:space="preserve">-test</w:t>
-            </w:r>
-          </w:p>
-          <w:p>
-            <w:pPr>
-              <w:pStyle w:val="Compact"/>
-              <w:numPr>
-                <w:ilvl w:val="0"/>
-                <w:numId w:val="1008"/>
-              </w:numPr>
-            </w:pPr>
-            <w:r>
-              <w:t xml:space="preserve">This is a one-tailed</w:t>
-            </w:r>
-            <w:r>
-              <w:t xml:space="preserve"> </w:t>
-            </w:r>
-            <m:oMath>
-              <m:r>
-                <m:t>t</m:t>
-              </m:r>
-            </m:oMath>
-            <w:r>
-              <w:t xml:space="preserve">-test.</w:t>
-            </w:r>
-          </w:p>
-          <w:p>
-            <w:pPr>
-              <w:pStyle w:val="FirstParagraph"/>
-            </w:pPr>
-            <w:r>
-              <w:t xml:space="preserve">So, your hypothesis is</w:t>
-            </w:r>
-            <w:r>
-              <w:t xml:space="preserve"> </w:t>
-            </w:r>
-            <w:r>
-              <w:t xml:space="preserve">$H_0: \mu = 9 \hspace{0.5cm} H_1: \mu &gt; 9$</w:t>
-            </w:r>
-            <w:r>
-              <w:t xml:space="preserve">.</w:t>
-            </w:r>
-          </w:p>
-          <w:p>
-            <w:pPr>
-              <w:pStyle w:val="BodyText"/>
-            </w:pPr>
-            <w:r>
-              <w:t xml:space="preserve">Cantor’s Confectionery take a second sample of</w:t>
-            </w:r>
-            <w:r>
-              <w:t xml:space="preserve"> </w:t>
-            </w:r>
-            <m:oMath>
-              <m:r>
-                <m:t>10</m:t>
-              </m:r>
-            </m:oMath>
-            <w:r>
-              <w:t xml:space="preserve"> </w:t>
-            </w:r>
-            <w:r>
-              <w:t xml:space="preserve">sugar cookies and calculate their average diameter. They want to test whether this sample mean is the same as the first sample mean. They assume equal variance between samples.</w:t>
-            </w:r>
-          </w:p>
-          <w:p>
-            <w:pPr>
-              <w:pStyle w:val="BodyText"/>
-            </w:pPr>
-            <w:r>
-              <w:t xml:space="preserve">You can construct a null and alternative hypothesis for this.</w:t>
-            </w:r>
-          </w:p>
-          <w:p>
-            <w:pPr>
-              <w:numPr>
-                <w:ilvl w:val="0"/>
-                <w:numId w:val="1009"/>
-              </w:numPr>
-            </w:pPr>
-            <w:r>
-              <w:t xml:space="preserve">This is a two-sample Student’s</w:t>
-            </w:r>
-            <w:r>
-              <w:t xml:space="preserve"> </w:t>
-            </w:r>
-            <m:oMath>
-              <m:r>
-                <m:t>t</m:t>
-              </m:r>
-            </m:oMath>
-            <w:r>
-              <w:t xml:space="preserve">-test</w:t>
-            </w:r>
-          </w:p>
-          <w:p>
-            <w:pPr>
-              <w:numPr>
-                <w:ilvl w:val="0"/>
-                <w:numId w:val="1009"/>
-              </w:numPr>
-            </w:pPr>
-            <w:r>
-              <w:t xml:space="preserve">This is a two-tailed</w:t>
-            </w:r>
-            <w:r>
-              <w:t xml:space="preserve"> </w:t>
-            </w:r>
-            <m:oMath>
-              <m:r>
-                <m:t>t</m:t>
-              </m:r>
-            </m:oMath>
-            <w:r>
-              <w:t xml:space="preserve">-test.</w:t>
-            </w:r>
-          </w:p>
-          <w:p>
-            <w:pPr>
-              <w:pStyle w:val="FirstParagraph"/>
-            </w:pPr>
-            <w:pPr>
-              <w:spacing w:after="16"/>
-            </w:pPr>
-            <w:r>
-              <w:t xml:space="preserve">So, your hypothesis is</w:t>
-            </w:r>
-            <w:r>
-              <w:t xml:space="preserve"> </w:t>
-            </w:r>
-            <w:r>
-              <w:t xml:space="preserve">$H_0: \mu_1 = \mu_2 \hspace{0.5cm} H_1: \mu_1 \neq \mu_2$</w:t>
-            </w:r>
-            <w:r>
-              <w:t xml:space="preserve">.</w:t>
-            </w:r>
-          </w:p>
-          <w:p/>
-        </w:tc>
-      </w:tr>
-    </w:tbl>
-    <w:p>
-      <w:pPr>
-        <w:pStyle w:val="BodyText"/>
-      </w:pPr>
-      <w:r>
-        <w:t xml:space="preserve"> </w:t>
-      </w:r>
-    </w:p>
-    <w:tbl>
-      <w:tblPr>
-        <w:tblStyle w:val="Table"/>
-        <w:tblLook w:firstRow="0" w:lastRow="0" w:firstColumn="0" w:lastColumn="0" w:noHBand="0" w:noVBand="0" w:val="0000"/>
-        <w:tblBorders>
-          <w:top w:val="single" w:sz="4" w:space="0" w:color="0758E5"/>
-          <w:left w:val="single" w:sz="24" w:space="0" w:color="0758E5"/>
-          <w:bottom w:val="single" w:sz="4" w:space="0" w:color="0758E5"/>
-          <w:right w:val="single" w:sz="4" w:space="0" w:color="0758E5"/>
-        </w:tblBorders>
-        <w:tblCellMar>
-          <w:left w:w="144" w:type="dxa"/>
-          <w:right w:w="144" w:type="dxa"/>
-        </w:tblCellMar>
-        <w:tblLook w:firstRow="0" w:lastRow="0" w:firstColumn="0" w:lastColumn="0" w:noHBand="0" w:noVBand="0" w:val="0000"/>
-      </w:tblPr>
-      <w:tr>
-        <w:trPr>
-          <w:cantSplit/>
-        </w:trPr>
-        <w:tc>
-          <w:tcPr>
-            <w:shd w:color="auto" w:fill="dae6fb" w:val="clear"/>
-            <w:tcMar>
-              <w:top w:w="92" w:type="dxa"/>
-              <w:bottom w:w="92" w:type="dxa"/>
-            </w:tcMar>
-          </w:tcPr>
-          <w:p>
-            <w:pPr>
-              <w:pStyle w:val="BodyText"/>
-            </w:pPr>
-            <w:pPr>
-              <w:spacing w:before="0" w:after="0"/>
-              <w:textAlignment w:val="center"/>
+              <w:spacing w:before="0" w:after="8"/>
+              <w:jc w:val="center"/>
             </w:pPr>
             <w:r>
               <w:drawing>
@@ -4112,29 +4069,24 @@
                 </wp:inline>
               </w:drawing>
             </w:r>
-            <w:r>
-              <w:t xml:space="preserve"> </w:t>
-            </w:r>
-            <w:r>
-              <w:t xml:space="preserve"> </w:t>
-            </w:r>
-            <w:r>
+          </w:p>
+        </w:tc>
+        <w:tc>
+          <w:p>
+            <w:pPr>
+              <w:pStyle w:val="BodyText"/>
+            </w:pPr>
+            <w:pPr>
+              <w:spacing w:before="16" w:after="64"/>
+            </w:pPr>
+            <w:r>
+              <w:rPr>
+                <w:b/>
+                <w:bCs/>
+              </w:rPr>
               <w:t xml:space="preserve">Example 9</w:t>
             </w:r>
           </w:p>
-        </w:tc>
-      </w:tr>
-      <w:tr>
-        <w:trPr>
-          <w:cantSplit/>
-        </w:trPr>
-        <w:tc>
-          <w:tcPr>
-            <w:tcMar>
-              <w:top w:w="108" w:type="dxa"/>
-              <w:bottom w:w="108" w:type="dxa"/>
-            </w:tcMar>
-          </w:tcPr>
           <w:p>
             <w:pPr>
               <w:pStyle w:val="BodyText"/>
@@ -4187,7 +4139,7 @@
               </m:r>
             </m:oMath>
             <w:r>
-              <w:t xml:space="preserve">-test</w:t>
+              <w:t xml:space="preserve">-test.</w:t>
             </w:r>
           </w:p>
           <w:p>
@@ -4232,7 +4184,6 @@
               <w:t xml:space="preserve">.</w:t>
             </w:r>
           </w:p>
-          <w:p/>
         </w:tc>
       </w:tr>
     </w:tbl>
@@ -4504,7 +4455,7 @@
                           </pic:cNvPicPr>
                         </pic:nvPicPr>
                         <pic:blipFill>
-                          <a:blip r:embed="rId41"/>
+                          <a:blip r:embed="rId27"/>
                           <a:stretch>
                             <a:fillRect/>
                           </a:stretch>
@@ -4714,7 +4665,17 @@
         </m:r>
       </m:oMath>
       <w:r>
-        <w:t xml:space="preserve">*-test,** where:</w:t>
+        <w:rPr>
+          <w:b/>
+          <w:bCs/>
+        </w:rPr>
+        <w:t xml:space="preserve">-test,</w:t>
+      </w:r>
+      <w:r>
+        <w:t xml:space="preserve"> </w:t>
+      </w:r>
+      <w:r>
+        <w:t xml:space="preserve">where:</w:t>
       </w:r>
     </w:p>
     <w:p>
@@ -5108,29 +5069,28 @@
     <w:tbl>
       <w:tblPr>
         <w:tblStyle w:val="Table"/>
-        <w:tblLook w:firstRow="0" w:lastRow="0" w:firstColumn="0" w:lastColumn="0" w:noHBand="0" w:noVBand="0" w:val="0000"/>
+        <w:tblInd w:w="164" w:type="dxa"/>
         <w:tblBorders>
-          <w:top w:val="single" w:sz="4" w:space="0" w:color="0758E5"/>
           <w:left w:val="single" w:sz="24" w:space="0" w:color="0758E5"/>
-          <w:bottom w:val="single" w:sz="4" w:space="0" w:color="0758E5"/>
-          <w:right w:val="single" w:sz="4" w:space="0" w:color="0758E5"/>
         </w:tblBorders>
         <w:tblCellMar>
-          <w:left w:w="144" w:type="dxa"/>
-          <w:right w:w="144" w:type="dxa"/>
+          <w:left w:w="0" w:type="dxa"/>
+          <w:right w:w="0" w:type="dxa"/>
         </w:tblCellMar>
         <w:tblLook w:firstRow="0" w:lastRow="0" w:firstColumn="0" w:lastColumn="0" w:noHBand="0" w:noVBand="0" w:val="0000"/>
       </w:tblPr>
+      <w:tblGrid>
+        <w:gridCol w:w="7920"/>
+      </w:tblGrid>
       <w:tr>
         <w:trPr>
           <w:cantSplit/>
         </w:trPr>
         <w:tc>
           <w:tcPr>
-            <w:shd w:color="auto" w:fill="dae6fb" w:val="clear"/>
             <w:tcMar>
-              <w:top w:w="92" w:type="dxa"/>
-              <w:bottom w:w="92" w:type="dxa"/>
+              <w:left w:w="144" w:type="dxa"/>
+              <w:right w:w="144" w:type="dxa"/>
             </w:tcMar>
           </w:tcPr>
           <w:p>
@@ -5138,8 +5098,8 @@
               <w:pStyle w:val="BodyText"/>
             </w:pPr>
             <w:pPr>
-              <w:spacing w:before="0" w:after="0"/>
-              <w:textAlignment w:val="center"/>
+              <w:spacing w:before="0" w:after="8"/>
+              <w:jc w:val="center"/>
             </w:pPr>
             <w:r>
               <w:drawing>
@@ -5183,29 +5143,24 @@
                 </wp:inline>
               </w:drawing>
             </w:r>
-            <w:r>
-              <w:t xml:space="preserve"> </w:t>
-            </w:r>
-            <w:r>
-              <w:t xml:space="preserve"> </w:t>
-            </w:r>
-            <w:r>
+          </w:p>
+        </w:tc>
+        <w:tc>
+          <w:p>
+            <w:pPr>
+              <w:pStyle w:val="BodyText"/>
+            </w:pPr>
+            <w:pPr>
+              <w:spacing w:before="16" w:after="64"/>
+            </w:pPr>
+            <w:r>
+              <w:rPr>
+                <w:b/>
+                <w:bCs/>
+              </w:rPr>
               <w:t xml:space="preserve">Example 10</w:t>
             </w:r>
           </w:p>
-        </w:tc>
-      </w:tr>
-      <w:tr>
-        <w:trPr>
-          <w:cantSplit/>
-        </w:trPr>
-        <w:tc>
-          <w:tcPr>
-            <w:tcMar>
-              <w:top w:w="108" w:type="dxa"/>
-              <w:bottom w:w="108" w:type="dxa"/>
-            </w:tcMar>
-          </w:tcPr>
           <w:p>
             <w:pPr>
               <w:pStyle w:val="BodyText"/>
@@ -5686,7 +5641,6 @@
               </m:oMath>
             </m:oMathPara>
           </w:p>
-          <w:p/>
         </w:tc>
       </w:tr>
     </w:tbl>
@@ -6344,29 +6298,28 @@
     <w:tbl>
       <w:tblPr>
         <w:tblStyle w:val="Table"/>
-        <w:tblLook w:firstRow="0" w:lastRow="0" w:firstColumn="0" w:lastColumn="0" w:noHBand="0" w:noVBand="0" w:val="0000"/>
+        <w:tblInd w:w="164" w:type="dxa"/>
         <w:tblBorders>
-          <w:top w:val="single" w:sz="4" w:space="0" w:color="0758E5"/>
           <w:left w:val="single" w:sz="24" w:space="0" w:color="0758E5"/>
-          <w:bottom w:val="single" w:sz="4" w:space="0" w:color="0758E5"/>
-          <w:right w:val="single" w:sz="4" w:space="0" w:color="0758E5"/>
         </w:tblBorders>
         <w:tblCellMar>
-          <w:left w:w="144" w:type="dxa"/>
-          <w:right w:w="144" w:type="dxa"/>
+          <w:left w:w="0" w:type="dxa"/>
+          <w:right w:w="0" w:type="dxa"/>
         </w:tblCellMar>
         <w:tblLook w:firstRow="0" w:lastRow="0" w:firstColumn="0" w:lastColumn="0" w:noHBand="0" w:noVBand="0" w:val="0000"/>
       </w:tblPr>
+      <w:tblGrid>
+        <w:gridCol w:w="7920"/>
+      </w:tblGrid>
       <w:tr>
         <w:trPr>
           <w:cantSplit/>
         </w:trPr>
         <w:tc>
           <w:tcPr>
-            <w:shd w:color="auto" w:fill="dae6fb" w:val="clear"/>
             <w:tcMar>
-              <w:top w:w="92" w:type="dxa"/>
-              <w:bottom w:w="92" w:type="dxa"/>
+              <w:left w:w="144" w:type="dxa"/>
+              <w:right w:w="144" w:type="dxa"/>
             </w:tcMar>
           </w:tcPr>
           <w:p>
@@ -6374,8 +6327,8 @@
               <w:pStyle w:val="BodyText"/>
             </w:pPr>
             <w:pPr>
-              <w:spacing w:before="0" w:after="0"/>
-              <w:textAlignment w:val="center"/>
+              <w:spacing w:before="0" w:after="8"/>
+              <w:jc w:val="center"/>
             </w:pPr>
             <w:r>
               <w:drawing>
@@ -6419,29 +6372,24 @@
                 </wp:inline>
               </w:drawing>
             </w:r>
-            <w:r>
-              <w:t xml:space="preserve"> </w:t>
-            </w:r>
-            <w:r>
-              <w:t xml:space="preserve"> </w:t>
-            </w:r>
-            <w:r>
+          </w:p>
+        </w:tc>
+        <w:tc>
+          <w:p>
+            <w:pPr>
+              <w:pStyle w:val="BodyText"/>
+            </w:pPr>
+            <w:pPr>
+              <w:spacing w:before="16" w:after="64"/>
+            </w:pPr>
+            <w:r>
+              <w:rPr>
+                <w:b/>
+                <w:bCs/>
+              </w:rPr>
               <w:t xml:space="preserve">Example 11</w:t>
             </w:r>
           </w:p>
-        </w:tc>
-      </w:tr>
-      <w:tr>
-        <w:trPr>
-          <w:cantSplit/>
-        </w:trPr>
-        <w:tc>
-          <w:tcPr>
-            <w:tcMar>
-              <w:top w:w="108" w:type="dxa"/>
-              <w:bottom w:w="108" w:type="dxa"/>
-            </w:tcMar>
-          </w:tcPr>
           <w:p>
             <w:pPr>
               <w:pStyle w:val="BodyText"/>
@@ -7229,28 +7177,26 @@
                 <m:r>
                   <m:t>5.8375</m:t>
                 </m:r>
+                <m:r>
+                  <m:t>  </m:t>
+                </m:r>
+                <m:r>
+                  <m:rPr>
+                    <m:nor/>
+                    <m:sty m:val="p"/>
+                    <m:scr m:val="sans-serif"/>
+                  </m:rPr>
+                  <m:t> to 4dp.</m:t>
+                </m:r>
               </m:oMath>
             </m:oMathPara>
           </w:p>
-          <w:p>
-            <w:pPr>
-              <w:pStyle w:val="FirstParagraph"/>
-            </w:pPr>
-            <w:r>
-              <w:rPr>
-                <w:b/>
-                <w:bCs/>
-              </w:rPr>
-              <w:t xml:space="preserve">to 4 d.p.</w:t>
-            </w:r>
-          </w:p>
-          <w:p/>
         </w:tc>
       </w:tr>
     </w:tbl>
     <w:p>
       <w:pPr>
-        <w:pStyle w:val="BodyText"/>
+        <w:pStyle w:val="FirstParagraph"/>
       </w:pPr>
       <w:r>
         <w:t xml:space="preserve"> </w:t>
@@ -7383,29 +7329,28 @@
     <w:tbl>
       <w:tblPr>
         <w:tblStyle w:val="Table"/>
-        <w:tblLook w:firstRow="0" w:lastRow="0" w:firstColumn="0" w:lastColumn="0" w:noHBand="0" w:noVBand="0" w:val="0000"/>
+        <w:tblInd w:w="164" w:type="dxa"/>
         <w:tblBorders>
-          <w:top w:val="single" w:sz="4" w:space="0" w:color="0758E5"/>
           <w:left w:val="single" w:sz="24" w:space="0" w:color="0758E5"/>
-          <w:bottom w:val="single" w:sz="4" w:space="0" w:color="0758E5"/>
-          <w:right w:val="single" w:sz="4" w:space="0" w:color="0758E5"/>
         </w:tblBorders>
         <w:tblCellMar>
-          <w:left w:w="144" w:type="dxa"/>
-          <w:right w:w="144" w:type="dxa"/>
+          <w:left w:w="0" w:type="dxa"/>
+          <w:right w:w="0" w:type="dxa"/>
         </w:tblCellMar>
         <w:tblLook w:firstRow="0" w:lastRow="0" w:firstColumn="0" w:lastColumn="0" w:noHBand="0" w:noVBand="0" w:val="0000"/>
       </w:tblPr>
+      <w:tblGrid>
+        <w:gridCol w:w="7920"/>
+      </w:tblGrid>
       <w:tr>
         <w:trPr>
           <w:cantSplit/>
         </w:trPr>
         <w:tc>
           <w:tcPr>
-            <w:shd w:color="auto" w:fill="dae6fb" w:val="clear"/>
             <w:tcMar>
-              <w:top w:w="92" w:type="dxa"/>
-              <w:bottom w:w="92" w:type="dxa"/>
+              <w:left w:w="144" w:type="dxa"/>
+              <w:right w:w="144" w:type="dxa"/>
             </w:tcMar>
           </w:tcPr>
           <w:p>
@@ -7413,8 +7358,8 @@
               <w:pStyle w:val="BodyText"/>
             </w:pPr>
             <w:pPr>
-              <w:spacing w:before="0" w:after="0"/>
-              <w:textAlignment w:val="center"/>
+              <w:spacing w:before="0" w:after="8"/>
+              <w:jc w:val="center"/>
             </w:pPr>
             <w:r>
               <w:drawing>
@@ -7458,29 +7403,24 @@
                 </wp:inline>
               </w:drawing>
             </w:r>
-            <w:r>
-              <w:t xml:space="preserve"> </w:t>
-            </w:r>
-            <w:r>
-              <w:t xml:space="preserve"> </w:t>
-            </w:r>
-            <w:r>
+          </w:p>
+        </w:tc>
+        <w:tc>
+          <w:p>
+            <w:pPr>
+              <w:pStyle w:val="BodyText"/>
+            </w:pPr>
+            <w:pPr>
+              <w:spacing w:before="16" w:after="64"/>
+            </w:pPr>
+            <w:r>
+              <w:rPr>
+                <w:b/>
+                <w:bCs/>
+              </w:rPr>
               <w:t xml:space="preserve">Example 12</w:t>
             </w:r>
           </w:p>
-        </w:tc>
-      </w:tr>
-      <w:tr>
-        <w:trPr>
-          <w:cantSplit/>
-        </w:trPr>
-        <w:tc>
-          <w:tcPr>
-            <w:tcMar>
-              <w:top w:w="108" w:type="dxa"/>
-              <w:bottom w:w="108" w:type="dxa"/>
-            </w:tcMar>
-          </w:tcPr>
           <w:p>
             <w:pPr>
               <w:pStyle w:val="BodyText"/>
@@ -8265,22 +8205,20 @@
                 <m:r>
                   <m:t>5.5185</m:t>
                 </m:r>
+                <m:r>
+                  <m:t>  </m:t>
+                </m:r>
+                <m:r>
+                  <m:rPr>
+                    <m:nor/>
+                    <m:sty m:val="p"/>
+                    <m:scr m:val="sans-serif"/>
+                  </m:rPr>
+                  <m:t> to 4dp.</m:t>
+                </m:r>
               </m:oMath>
             </m:oMathPara>
           </w:p>
-          <w:p>
-            <w:pPr>
-              <w:pStyle w:val="FirstParagraph"/>
-            </w:pPr>
-            <w:r>
-              <w:rPr>
-                <w:b/>
-                <w:bCs/>
-              </w:rPr>
-              <w:t xml:space="preserve">to 4 d.p.</w:t>
-            </w:r>
-          </w:p>
-          <w:p/>
         </w:tc>
       </w:tr>
     </w:tbl>
@@ -9285,7 +9223,7 @@
     </w:tbl>
     <w:bookmarkEnd w:id="101"/>
     <w:bookmarkEnd w:id="102"/>
-    <w:bookmarkStart w:id="110" w:name="Xbe222f75cf0ad930f3ae3b1c9035660782c7728"/>
+    <w:bookmarkStart w:id="106" w:name="Xbe222f75cf0ad930f3ae3b1c9035660782c7728"/>
     <w:p>
       <w:pPr>
         <w:pStyle w:val="Heading2"/>
@@ -9579,61 +9517,63 @@
         </w:tc>
       </w:tr>
     </w:tbl>
+    <w:bookmarkEnd w:id="106"/>
+    <w:bookmarkEnd w:id="107"/>
+    <w:bookmarkStart w:id="112" w:name="worked-examples"/>
     <w:p>
       <w:pPr>
-        <w:pStyle w:val="FirstParagraph"/>
-      </w:pPr>
-      <w:r>
-        <w:t xml:space="preserve"> </w:t>
+        <w:pStyle w:val="Heading1"/>
+      </w:pPr>
+      <w:r>
+        <w:t xml:space="preserve">Worked examples</w:t>
       </w:r>
     </w:p>
     <w:tbl>
       <w:tblPr>
         <w:tblStyle w:val="Table"/>
-        <w:tblLook w:firstRow="0" w:lastRow="0" w:firstColumn="0" w:lastColumn="0" w:noHBand="0" w:noVBand="0" w:val="0000"/>
+        <w:tblInd w:w="164" w:type="dxa"/>
         <w:tblBorders>
-          <w:top w:val="single" w:sz="4" w:space="0" w:color="0758E5"/>
           <w:left w:val="single" w:sz="24" w:space="0" w:color="0758E5"/>
-          <w:bottom w:val="single" w:sz="4" w:space="0" w:color="0758E5"/>
-          <w:right w:val="single" w:sz="4" w:space="0" w:color="0758E5"/>
         </w:tblBorders>
         <w:tblCellMar>
-          <w:left w:w="144" w:type="dxa"/>
-          <w:right w:w="144" w:type="dxa"/>
+          <w:left w:w="0" w:type="dxa"/>
+          <w:right w:w="0" w:type="dxa"/>
         </w:tblCellMar>
         <w:tblLook w:firstRow="0" w:lastRow="0" w:firstColumn="0" w:lastColumn="0" w:noHBand="0" w:noVBand="0" w:val="0000"/>
       </w:tblPr>
+      <w:tblGrid>
+        <w:gridCol w:w="7920"/>
+      </w:tblGrid>
       <w:tr>
         <w:trPr>
           <w:cantSplit/>
         </w:trPr>
         <w:tc>
           <w:tcPr>
-            <w:shd w:color="auto" w:fill="dae6fb" w:val="clear"/>
             <w:tcMar>
-              <w:top w:w="92" w:type="dxa"/>
-              <w:bottom w:w="92" w:type="dxa"/>
+              <w:left w:w="144" w:type="dxa"/>
+              <w:right w:w="144" w:type="dxa"/>
             </w:tcMar>
           </w:tcPr>
           <w:p>
             <w:pPr>
-              <w:pStyle w:val="BodyText"/>
-            </w:pPr>
-            <w:pPr>
-              <w:spacing w:before="0" w:after="0"/>
-              <w:textAlignment w:val="center"/>
+              <w:pStyle w:val="FirstParagraph"/>
+            </w:pPr>
+            <w:pPr>
+              <w:spacing w:before="0" w:after="8"/>
+              <w:jc w:val="center"/>
             </w:pPr>
             <w:r>
               <w:drawing>
                 <wp:inline>
                   <wp:extent cx="152400" cy="152400"/>
                   <wp:effectExtent b="0" l="0" r="0" t="0"/>
-                  <wp:docPr descr="" title="" id="106" name="Picture"/>
+                  <wp:docPr descr="" title="" id="108" name="Picture"/>
                   <a:graphic>
                     <a:graphicData uri="http://schemas.openxmlformats.org/drawingml/2006/picture">
                       <pic:pic>
                         <pic:nvPicPr>
-                          <pic:cNvPr descr="/Applications/quarto/share/formats/docx/note.png" id="107" name="Picture"/>
+                          <pic:cNvPr descr="/Applications/quarto/share/formats/docx/note.png" id="109" name="Picture"/>
                           <pic:cNvPicPr>
                             <a:picLocks noChangeArrowheads="1" noChangeAspect="1"/>
                           </pic:cNvPicPr>
@@ -9665,29 +9605,24 @@
                 </wp:inline>
               </w:drawing>
             </w:r>
-            <w:r>
-              <w:t xml:space="preserve"> </w:t>
-            </w:r>
-            <w:r>
-              <w:t xml:space="preserve"> </w:t>
-            </w:r>
-            <w:r>
+          </w:p>
+        </w:tc>
+        <w:tc>
+          <w:p>
+            <w:pPr>
+              <w:pStyle w:val="BodyText"/>
+            </w:pPr>
+            <w:pPr>
+              <w:spacing w:before="16" w:after="64"/>
+            </w:pPr>
+            <w:r>
+              <w:rPr>
+                <w:b/>
+                <w:bCs/>
+              </w:rPr>
               <w:t xml:space="preserve">Example 13</w:t>
             </w:r>
           </w:p>
-        </w:tc>
-      </w:tr>
-      <w:tr>
-        <w:trPr>
-          <w:cantSplit/>
-        </w:trPr>
-        <w:tc>
-          <w:tcPr>
-            <w:tcMar>
-              <w:top w:w="108" w:type="dxa"/>
-              <w:bottom w:w="108" w:type="dxa"/>
-            </w:tcMar>
-          </w:tcPr>
           <w:p>
             <w:pPr>
               <w:pStyle w:val="BodyText"/>
@@ -10155,24 +10090,23 @@
                 <m:r>
                   <m:t>3.6585</m:t>
                 </m:r>
+                <m:r>
+                  <m:t>  </m:t>
+                </m:r>
+                <m:r>
+                  <m:rPr>
+                    <m:nor/>
+                    <m:sty m:val="p"/>
+                    <m:scr m:val="sans-serif"/>
+                  </m:rPr>
+                  <m:t> to 4dp.</m:t>
+                </m:r>
               </m:oMath>
             </m:oMathPara>
           </w:p>
           <w:p>
             <w:pPr>
               <w:pStyle w:val="FirstParagraph"/>
-            </w:pPr>
-            <w:r>
-              <w:rPr>
-                <w:b/>
-                <w:bCs/>
-              </w:rPr>
-              <w:t xml:space="preserve">to 4 d.p.</w:t>
-            </w:r>
-          </w:p>
-          <w:p>
-            <w:pPr>
-              <w:pStyle w:val="BodyText"/>
             </w:pPr>
             <w:r>
               <w:rPr>
@@ -10592,7 +10526,6 @@
               <w:t xml:space="preserve">meaning there is sufficient evidence to suggest that the average weight of a chocolate swirl produced by Cantor’s Confectionery differs significantly from the market average.</w:t>
             </w:r>
           </w:p>
-          <w:p/>
         </w:tc>
       </w:tr>
     </w:tbl>
@@ -10607,29 +10540,28 @@
     <w:tbl>
       <w:tblPr>
         <w:tblStyle w:val="Table"/>
-        <w:tblLook w:firstRow="0" w:lastRow="0" w:firstColumn="0" w:lastColumn="0" w:noHBand="0" w:noVBand="0" w:val="0000"/>
+        <w:tblInd w:w="164" w:type="dxa"/>
         <w:tblBorders>
-          <w:top w:val="single" w:sz="4" w:space="0" w:color="0758E5"/>
           <w:left w:val="single" w:sz="24" w:space="0" w:color="0758E5"/>
-          <w:bottom w:val="single" w:sz="4" w:space="0" w:color="0758E5"/>
-          <w:right w:val="single" w:sz="4" w:space="0" w:color="0758E5"/>
         </w:tblBorders>
         <w:tblCellMar>
-          <w:left w:w="144" w:type="dxa"/>
-          <w:right w:w="144" w:type="dxa"/>
+          <w:left w:w="0" w:type="dxa"/>
+          <w:right w:w="0" w:type="dxa"/>
         </w:tblCellMar>
         <w:tblLook w:firstRow="0" w:lastRow="0" w:firstColumn="0" w:lastColumn="0" w:noHBand="0" w:noVBand="0" w:val="0000"/>
       </w:tblPr>
+      <w:tblGrid>
+        <w:gridCol w:w="7920"/>
+      </w:tblGrid>
       <w:tr>
         <w:trPr>
           <w:cantSplit/>
         </w:trPr>
         <w:tc>
           <w:tcPr>
-            <w:shd w:color="auto" w:fill="dae6fb" w:val="clear"/>
             <w:tcMar>
-              <w:top w:w="92" w:type="dxa"/>
-              <w:bottom w:w="92" w:type="dxa"/>
+              <w:left w:w="144" w:type="dxa"/>
+              <w:right w:w="144" w:type="dxa"/>
             </w:tcMar>
           </w:tcPr>
           <w:p>
@@ -10637,20 +10569,20 @@
               <w:pStyle w:val="BodyText"/>
             </w:pPr>
             <w:pPr>
-              <w:spacing w:before="0" w:after="0"/>
-              <w:textAlignment w:val="center"/>
+              <w:spacing w:before="0" w:after="8"/>
+              <w:jc w:val="center"/>
             </w:pPr>
             <w:r>
               <w:drawing>
                 <wp:inline>
                   <wp:extent cx="152400" cy="152400"/>
                   <wp:effectExtent b="0" l="0" r="0" t="0"/>
-                  <wp:docPr descr="" title="" id="108" name="Picture"/>
+                  <wp:docPr descr="" title="" id="110" name="Picture"/>
                   <a:graphic>
                     <a:graphicData uri="http://schemas.openxmlformats.org/drawingml/2006/picture">
                       <pic:pic>
                         <pic:nvPicPr>
-                          <pic:cNvPr descr="/Applications/quarto/share/formats/docx/note.png" id="109" name="Picture"/>
+                          <pic:cNvPr descr="/Applications/quarto/share/formats/docx/note.png" id="111" name="Picture"/>
                           <pic:cNvPicPr>
                             <a:picLocks noChangeArrowheads="1" noChangeAspect="1"/>
                           </pic:cNvPicPr>
@@ -10682,29 +10614,24 @@
                 </wp:inline>
               </w:drawing>
             </w:r>
-            <w:r>
-              <w:t xml:space="preserve"> </w:t>
-            </w:r>
-            <w:r>
-              <w:t xml:space="preserve"> </w:t>
-            </w:r>
-            <w:r>
+          </w:p>
+        </w:tc>
+        <w:tc>
+          <w:p>
+            <w:pPr>
+              <w:pStyle w:val="BodyText"/>
+            </w:pPr>
+            <w:pPr>
+              <w:spacing w:before="16" w:after="64"/>
+            </w:pPr>
+            <w:r>
+              <w:rPr>
+                <w:b/>
+                <w:bCs/>
+              </w:rPr>
               <w:t xml:space="preserve">Example 14</w:t>
             </w:r>
           </w:p>
-        </w:tc>
-      </w:tr>
-      <w:tr>
-        <w:trPr>
-          <w:cantSplit/>
-        </w:trPr>
-        <w:tc>
-          <w:tcPr>
-            <w:tcMar>
-              <w:top w:w="108" w:type="dxa"/>
-              <w:bottom w:w="108" w:type="dxa"/>
-            </w:tcMar>
-          </w:tcPr>
           <w:p>
             <w:pPr>
               <w:pStyle w:val="BodyText"/>
@@ -11472,24 +11399,23 @@
                 <m:r>
                   <m:t>1.2392</m:t>
                 </m:r>
+                <m:r>
+                  <m:t>  </m:t>
+                </m:r>
+                <m:r>
+                  <m:rPr>
+                    <m:nor/>
+                    <m:sty m:val="p"/>
+                    <m:scr m:val="sans-serif"/>
+                  </m:rPr>
+                  <m:t> to 4dp.</m:t>
+                </m:r>
               </m:oMath>
             </m:oMathPara>
           </w:p>
           <w:p>
             <w:pPr>
               <w:pStyle w:val="FirstParagraph"/>
-            </w:pPr>
-            <w:r>
-              <w:rPr>
-                <w:b/>
-                <w:bCs/>
-              </w:rPr>
-              <w:t xml:space="preserve">to 4 d.p</w:t>
-            </w:r>
-          </w:p>
-          <w:p>
-            <w:pPr>
-              <w:pStyle w:val="BodyText"/>
             </w:pPr>
             <w:r>
               <w:rPr>
@@ -11772,13 +11698,11 @@
               <w:t xml:space="preserve">meaning there is insufficient evidence to suggest that the average weight of a chocolate swirl produced by Lovelace’s Lollies is greater than those produced by Cantor’s Confectionery.</w:t>
             </w:r>
           </w:p>
-          <w:p/>
         </w:tc>
       </w:tr>
     </w:tbl>
-    <w:bookmarkEnd w:id="110"/>
-    <w:bookmarkEnd w:id="111"/>
-    <w:bookmarkStart w:id="112" w:name="quick-check-problems"/>
+    <w:bookmarkEnd w:id="112"/>
+    <w:bookmarkStart w:id="113" w:name="quick-check-problems"/>
     <w:p>
       <w:pPr>
         <w:pStyle w:val="Heading1"/>
@@ -12097,8 +12021,8 @@
         <w:t xml:space="preserve">-test?</w:t>
       </w:r>
     </w:p>
-    <w:bookmarkEnd w:id="112"/>
-    <w:bookmarkStart w:id="116" w:name="further-reading"/>
+    <w:bookmarkEnd w:id="113"/>
+    <w:bookmarkStart w:id="117" w:name="further-reading"/>
     <w:p>
       <w:pPr>
         <w:pStyle w:val="Heading1"/>
@@ -12111,7 +12035,7 @@
       <w:pPr>
         <w:pStyle w:val="FirstParagraph"/>
       </w:pPr>
-      <w:hyperlink r:id="rId113">
+      <w:hyperlink r:id="rId114">
         <w:r>
           <w:rPr>
             <w:rStyle w:val="Hyperlink"/>
@@ -12128,7 +12052,7 @@
         <w:t xml:space="preserve">[For more information on other types of testing, see Guide: More on statistical testing]</w:t>
       </w:r>
     </w:p>
-    <w:bookmarkStart w:id="115" w:name="version-history"/>
+    <w:bookmarkStart w:id="116" w:name="version-history"/>
     <w:p>
       <w:pPr>
         <w:pStyle w:val="Heading2"/>
@@ -12149,7 +12073,7 @@
       <w:pPr>
         <w:pStyle w:val="BodyText"/>
       </w:pPr>
-      <w:hyperlink r:id="rId114">
+      <w:hyperlink r:id="rId115">
         <w:r>
           <w:rPr>
             <w:rStyle w:val="Hyperlink"/>
@@ -12158,8 +12082,8 @@
         </w:r>
       </w:hyperlink>
     </w:p>
-    <w:bookmarkEnd w:id="115"/>
     <w:bookmarkEnd w:id="116"/>
+    <w:bookmarkEnd w:id="117"/>
     <w:sectPr>
       <w:pgSz w:h="15840" w:w="12240"/>
       <w:pgMar w:bottom="1440" w:footer="720" w:gutter="0" w:header="720" w:left="1440" w:right="1440" w:top="1440"/>

--- a/docs/studyguides/introtottesting.docx
+++ b/docs/studyguides/introtottesting.docx
@@ -118,7 +118,7 @@
         </w:rPr>
         <w:t xml:space="preserve"> </w:t>
       </w:r>
-      <w:hyperlink r:id="rId20">
+      <w:hyperlink r:id="rId9">
         <w:r>
           <w:rPr>
             <w:rStyle w:val="Hyperlink"/>
@@ -142,7 +142,7 @@
         </w:rPr>
         <w:t xml:space="preserve"> </w:t>
       </w:r>
-      <w:hyperlink r:id="rId21">
+      <w:hyperlink r:id="rId10">
         <w:r>
           <w:rPr>
             <w:rStyle w:val="Hyperlink"/>
@@ -166,7 +166,7 @@
         </w:rPr>
         <w:t xml:space="preserve"> </w:t>
       </w:r>
-      <w:hyperlink r:id="rId22">
+      <w:hyperlink r:id="rId11">
         <w:r>
           <w:rPr>
             <w:rStyle w:val="Hyperlink"/>
@@ -190,7 +190,7 @@
         </w:rPr>
         <w:t xml:space="preserve"> </w:t>
       </w:r>
-      <w:hyperlink r:id="rId23">
+      <w:hyperlink r:id="rId12">
         <w:r>
           <w:rPr>
             <w:rStyle w:val="Hyperlink"/>
@@ -380,16 +380,7 @@
         </m:r>
       </m:oMath>
       <w:r>
-        <w:t xml:space="preserve">-test? Because the Guinness Brewery did not want its sampling methods leaked to the public. So, Gosset published his work under the pen name</w:t>
-      </w:r>
-      <w:r>
-        <w:t xml:space="preserve"> </w:t>
-      </w:r>
-      <w:r>
-        <w:t xml:space="preserve">“Student”</w:t>
-      </w:r>
-      <w:r>
-        <w:t xml:space="preserve">. Later, another statistician, Bernard Lewis Welch, extended Gosset’s work. He developed what is now called Welch’s</w:t>
+        <w:t xml:space="preserve">-test? Because the Guinness Brewery did not want its sampling methods leaked to the public. So, Gosset published his work under the pen name “Student”. Later, another statistician, Bernard Lewis Welch, extended Gosset’s work. He developed what is now called Welch’s</w:t>
       </w:r>
       <w:r>
         <w:t xml:space="preserve"> </w:t>
@@ -403,7 +394,7 @@
         <w:t xml:space="preserve">-test, which considers the original method and also makes comparisons between two samples when their variances are unequal.</w:t>
       </w:r>
     </w:p>
-    <w:bookmarkStart w:id="66" w:name="what-is-a-t-test"/>
+    <w:bookmarkStart w:id="55" w:name="what-is-a-t-test"/>
     <w:p>
       <w:pPr>
         <w:pStyle w:val="Heading1"/>
@@ -464,18 +455,18 @@
                 <wp:inline>
                   <wp:extent cx="152400" cy="152400"/>
                   <wp:effectExtent b="0" l="0" r="0" t="0"/>
-                  <wp:docPr descr="" title="" id="25" name="Picture"/>
+                  <wp:docPr descr="" title="" id="14" name="Picture"/>
                   <a:graphic>
                     <a:graphicData uri="http://schemas.openxmlformats.org/drawingml/2006/picture">
                       <pic:pic>
                         <pic:nvPicPr>
-                          <pic:cNvPr descr="/Applications/quarto/share/formats/docx/note.png" id="26" name="Picture"/>
+                          <pic:cNvPr descr="/Applications/quarto/share/formats/docx/note.png" id="15" name="Picture"/>
                           <pic:cNvPicPr>
                             <a:picLocks noChangeArrowheads="1" noChangeAspect="1"/>
                           </pic:cNvPicPr>
                         </pic:nvPicPr>
                         <pic:blipFill>
-                          <a:blip r:embed="rId24"/>
+                          <a:blip r:embed="rId13"/>
                           <a:stretch>
                             <a:fillRect/>
                           </a:stretch>
@@ -592,7 +583,7 @@
       <w:r>
         <w:t xml:space="preserve"> </w:t>
       </w:r>
-      <w:hyperlink r:id="rId20">
+      <w:hyperlink r:id="rId9">
         <w:r>
           <w:rPr>
             <w:rStyle w:val="Hyperlink"/>
@@ -620,7 +611,7 @@
       <w:r>
         <w:t xml:space="preserve"> </w:t>
       </w:r>
-      <w:hyperlink r:id="rId23">
+      <w:hyperlink r:id="rId12">
         <w:r>
           <w:rPr>
             <w:rStyle w:val="Hyperlink"/>
@@ -673,18 +664,18 @@
                 <wp:inline>
                   <wp:extent cx="152400" cy="152400"/>
                   <wp:effectExtent b="0" l="0" r="0" t="0"/>
-                  <wp:docPr descr="" title="" id="28" name="Picture"/>
+                  <wp:docPr descr="" title="" id="17" name="Picture"/>
                   <a:graphic>
                     <a:graphicData uri="http://schemas.openxmlformats.org/drawingml/2006/picture">
                       <pic:pic>
                         <pic:nvPicPr>
-                          <pic:cNvPr descr="/Applications/quarto/share/formats/docx/tip.png" id="29" name="Picture"/>
+                          <pic:cNvPr descr="/Applications/quarto/share/formats/docx/tip.png" id="18" name="Picture"/>
                           <pic:cNvPicPr>
                             <a:picLocks noChangeArrowheads="1" noChangeAspect="1"/>
                           </pic:cNvPicPr>
                         </pic:nvPicPr>
                         <pic:blipFill>
-                          <a:blip r:embed="rId27"/>
+                          <a:blip r:embed="rId16"/>
                           <a:stretch>
                             <a:fillRect/>
                           </a:stretch>
@@ -905,18 +896,18 @@
                 <wp:inline>
                   <wp:extent cx="152400" cy="152400"/>
                   <wp:effectExtent b="0" l="0" r="0" t="0"/>
-                  <wp:docPr descr="" title="" id="30" name="Picture"/>
+                  <wp:docPr descr="" title="" id="19" name="Picture"/>
                   <a:graphic>
                     <a:graphicData uri="http://schemas.openxmlformats.org/drawingml/2006/picture">
                       <pic:pic>
                         <pic:nvPicPr>
-                          <pic:cNvPr descr="/Applications/quarto/share/formats/docx/note.png" id="31" name="Picture"/>
+                          <pic:cNvPr descr="/Applications/quarto/share/formats/docx/note.png" id="20" name="Picture"/>
                           <pic:cNvPicPr>
                             <a:picLocks noChangeArrowheads="1" noChangeAspect="1"/>
                           </pic:cNvPicPr>
                         </pic:nvPicPr>
                         <pic:blipFill>
-                          <a:blip r:embed="rId24"/>
+                          <a:blip r:embed="rId13"/>
                           <a:stretch>
                             <a:fillRect/>
                           </a:stretch>
@@ -1010,7 +1001,7 @@
         </w:tc>
       </w:tr>
     </w:tbl>
-    <w:bookmarkStart w:id="46" w:name="what-is-a-students-t-test"/>
+    <w:bookmarkStart w:id="35" w:name="what-is-a-students-t-test"/>
     <w:p>
       <w:pPr>
         <w:pStyle w:val="Heading2"/>
@@ -1071,18 +1062,18 @@
                 <wp:inline>
                   <wp:extent cx="152400" cy="152400"/>
                   <wp:effectExtent b="0" l="0" r="0" t="0"/>
-                  <wp:docPr descr="" title="" id="32" name="Picture"/>
+                  <wp:docPr descr="" title="" id="21" name="Picture"/>
                   <a:graphic>
                     <a:graphicData uri="http://schemas.openxmlformats.org/drawingml/2006/picture">
                       <pic:pic>
                         <pic:nvPicPr>
-                          <pic:cNvPr descr="/Applications/quarto/share/formats/docx/note.png" id="33" name="Picture"/>
+                          <pic:cNvPr descr="/Applications/quarto/share/formats/docx/note.png" id="22" name="Picture"/>
                           <pic:cNvPicPr>
                             <a:picLocks noChangeArrowheads="1" noChangeAspect="1"/>
                           </pic:cNvPicPr>
                         </pic:nvPicPr>
                         <pic:blipFill>
-                          <a:blip r:embed="rId24"/>
+                          <a:blip r:embed="rId13"/>
                           <a:stretch>
                             <a:fillRect/>
                           </a:stretch>
@@ -1198,28 +1189,30 @@
               <w:t xml:space="preserve"> </w:t>
             </w:r>
             <m:oMath>
-              <m:d>
-                <m:dPr>
-                  <m:begChr m:val="("/>
-                  <m:sepChr m:val=""/>
-                  <m:endChr m:val=")"/>
-                  <m:grow/>
-                </m:dPr>
+              <m:r>
+                <m:rPr>
+                  <m:sty m:val="p"/>
+                </m:rPr>
+                <m:t>(</m:t>
+              </m:r>
+              <m:sSup>
                 <m:e>
-                  <m:sSup>
-                    <m:e>
-                      <m:r>
-                        <m:t>σ</m:t>
-                      </m:r>
-                    </m:e>
-                    <m:sup>
-                      <m:r>
-                        <m:t>2</m:t>
-                      </m:r>
-                    </m:sup>
-                  </m:sSup>
+                  <m:r>
+                    <m:t>σ</m:t>
+                  </m:r>
                 </m:e>
-              </m:d>
+                <m:sup>
+                  <m:r>
+                    <m:t>2</m:t>
+                  </m:r>
+                </m:sup>
+              </m:sSup>
+              <m:r>
+                <m:rPr>
+                  <m:sty m:val="p"/>
+                </m:rPr>
+                <m:t>)</m:t>
+              </m:r>
             </m:oMath>
             <w:r>
               <w:t xml:space="preserve">.</w:t>
@@ -1229,7 +1222,7 @@
         </w:tc>
       </w:tr>
     </w:tbl>
-    <w:bookmarkStart w:id="45" w:name="when-do-you-use-a-students-t-test"/>
+    <w:bookmarkStart w:id="34" w:name="when-do-you-use-a-students-t-test"/>
     <w:p>
       <w:pPr>
         <w:pStyle w:val="Heading3"/>
@@ -1249,7 +1242,7 @@
         <w:t xml:space="preserve">-test?</w:t>
       </w:r>
     </w:p>
-    <w:bookmarkStart w:id="36" w:name="when-you-have-one-sample"/>
+    <w:bookmarkStart w:id="25" w:name="when-you-have-one-sample"/>
     <w:p>
       <w:pPr>
         <w:pStyle w:val="Heading4"/>
@@ -1348,18 +1341,18 @@
                 <wp:inline>
                   <wp:extent cx="152400" cy="152400"/>
                   <wp:effectExtent b="0" l="0" r="0" t="0"/>
-                  <wp:docPr descr="" title="" id="34" name="Picture"/>
+                  <wp:docPr descr="" title="" id="23" name="Picture"/>
                   <a:graphic>
                     <a:graphicData uri="http://schemas.openxmlformats.org/drawingml/2006/picture">
                       <pic:pic>
                         <pic:nvPicPr>
-                          <pic:cNvPr descr="/Applications/quarto/share/formats/docx/note.png" id="35" name="Picture"/>
+                          <pic:cNvPr descr="/Applications/quarto/share/formats/docx/note.png" id="24" name="Picture"/>
                           <pic:cNvPicPr>
                             <a:picLocks noChangeArrowheads="1" noChangeAspect="1"/>
                           </pic:cNvPicPr>
                         </pic:nvPicPr>
                         <pic:blipFill>
-                          <a:blip r:embed="rId24"/>
+                          <a:blip r:embed="rId13"/>
                           <a:stretch>
                             <a:fillRect/>
                           </a:stretch>
@@ -1537,8 +1530,8 @@
         </w:tc>
       </w:tr>
     </w:tbl>
-    <w:bookmarkEnd w:id="36"/>
-    <w:bookmarkStart w:id="39" w:name="X72309844a7c6c8a3ce7fcf40391918fba356561"/>
+    <w:bookmarkEnd w:id="25"/>
+    <w:bookmarkStart w:id="28" w:name="X72309844a7c6c8a3ce7fcf40391918fba356561"/>
     <w:p>
       <w:pPr>
         <w:pStyle w:val="Heading4"/>
@@ -1650,18 +1643,18 @@
                 <wp:inline>
                   <wp:extent cx="152400" cy="152400"/>
                   <wp:effectExtent b="0" l="0" r="0" t="0"/>
-                  <wp:docPr descr="" title="" id="37" name="Picture"/>
+                  <wp:docPr descr="" title="" id="26" name="Picture"/>
                   <a:graphic>
                     <a:graphicData uri="http://schemas.openxmlformats.org/drawingml/2006/picture">
                       <pic:pic>
                         <pic:nvPicPr>
-                          <pic:cNvPr descr="/Applications/quarto/share/formats/docx/note.png" id="38" name="Picture"/>
+                          <pic:cNvPr descr="/Applications/quarto/share/formats/docx/note.png" id="27" name="Picture"/>
                           <pic:cNvPicPr>
                             <a:picLocks noChangeArrowheads="1" noChangeAspect="1"/>
                           </pic:cNvPicPr>
                         </pic:nvPicPr>
                         <pic:blipFill>
-                          <a:blip r:embed="rId24"/>
+                          <a:blip r:embed="rId13"/>
                           <a:stretch>
                             <a:fillRect/>
                           </a:stretch>
@@ -1769,8 +1762,8 @@
         </w:tc>
       </w:tr>
     </w:tbl>
-    <w:bookmarkEnd w:id="39"/>
-    <w:bookmarkStart w:id="44" w:name="when-you-have-paired-samples"/>
+    <w:bookmarkEnd w:id="28"/>
+    <w:bookmarkStart w:id="33" w:name="when-you-have-paired-samples"/>
     <w:p>
       <w:pPr>
         <w:pStyle w:val="Heading4"/>
@@ -1854,18 +1847,18 @@
                 <wp:inline>
                   <wp:extent cx="152400" cy="152400"/>
                   <wp:effectExtent b="0" l="0" r="0" t="0"/>
-                  <wp:docPr descr="" title="" id="40" name="Picture"/>
+                  <wp:docPr descr="" title="" id="29" name="Picture"/>
                   <a:graphic>
                     <a:graphicData uri="http://schemas.openxmlformats.org/drawingml/2006/picture">
                       <pic:pic>
                         <pic:nvPicPr>
-                          <pic:cNvPr descr="/Applications/quarto/share/formats/docx/note.png" id="41" name="Picture"/>
+                          <pic:cNvPr descr="/Applications/quarto/share/formats/docx/note.png" id="30" name="Picture"/>
                           <pic:cNvPicPr>
                             <a:picLocks noChangeArrowheads="1" noChangeAspect="1"/>
                           </pic:cNvPicPr>
                         </pic:nvPicPr>
                         <pic:blipFill>
-                          <a:blip r:embed="rId24"/>
+                          <a:blip r:embed="rId13"/>
                           <a:stretch>
                             <a:fillRect/>
                           </a:stretch>
@@ -2008,18 +2001,18 @@
                 <wp:inline>
                   <wp:extent cx="152400" cy="152400"/>
                   <wp:effectExtent b="0" l="0" r="0" t="0"/>
-                  <wp:docPr descr="" title="" id="42" name="Picture"/>
+                  <wp:docPr descr="" title="" id="31" name="Picture"/>
                   <a:graphic>
                     <a:graphicData uri="http://schemas.openxmlformats.org/drawingml/2006/picture">
                       <pic:pic>
                         <pic:nvPicPr>
-                          <pic:cNvPr descr="/Applications/quarto/share/formats/docx/tip.png" id="43" name="Picture"/>
+                          <pic:cNvPr descr="/Applications/quarto/share/formats/docx/tip.png" id="32" name="Picture"/>
                           <pic:cNvPicPr>
                             <a:picLocks noChangeArrowheads="1" noChangeAspect="1"/>
                           </pic:cNvPicPr>
                         </pic:nvPicPr>
                         <pic:blipFill>
-                          <a:blip r:embed="rId27"/>
+                          <a:blip r:embed="rId16"/>
                           <a:stretch>
                             <a:fillRect/>
                           </a:stretch>
@@ -2116,10 +2109,10 @@
         </w:tc>
       </w:tr>
     </w:tbl>
-    <w:bookmarkEnd w:id="44"/>
-    <w:bookmarkEnd w:id="45"/>
-    <w:bookmarkEnd w:id="46"/>
-    <w:bookmarkStart w:id="59" w:name="what-is-a-welchs-t-test"/>
+    <w:bookmarkEnd w:id="33"/>
+    <w:bookmarkEnd w:id="34"/>
+    <w:bookmarkEnd w:id="35"/>
+    <w:bookmarkStart w:id="48" w:name="what-is-a-welchs-t-test"/>
     <w:p>
       <w:pPr>
         <w:pStyle w:val="Heading2"/>
@@ -2180,18 +2173,18 @@
                 <wp:inline>
                   <wp:extent cx="152400" cy="152400"/>
                   <wp:effectExtent b="0" l="0" r="0" t="0"/>
-                  <wp:docPr descr="" title="" id="47" name="Picture"/>
+                  <wp:docPr descr="" title="" id="36" name="Picture"/>
                   <a:graphic>
                     <a:graphicData uri="http://schemas.openxmlformats.org/drawingml/2006/picture">
                       <pic:pic>
                         <pic:nvPicPr>
-                          <pic:cNvPr descr="/Applications/quarto/share/formats/docx/note.png" id="48" name="Picture"/>
+                          <pic:cNvPr descr="/Applications/quarto/share/formats/docx/note.png" id="37" name="Picture"/>
                           <pic:cNvPicPr>
                             <a:picLocks noChangeArrowheads="1" noChangeAspect="1"/>
                           </pic:cNvPicPr>
                         </pic:nvPicPr>
                         <pic:blipFill>
-                          <a:blip r:embed="rId24"/>
+                          <a:blip r:embed="rId13"/>
                           <a:stretch>
                             <a:fillRect/>
                           </a:stretch>
@@ -2301,33 +2294,35 @@
               <w:t xml:space="preserve"> </w:t>
             </w:r>
             <m:oMath>
-              <m:d>
-                <m:dPr>
-                  <m:begChr m:val="("/>
-                  <m:sepChr m:val=""/>
-                  <m:endChr m:val=")"/>
-                  <m:grow/>
-                </m:dPr>
+              <m:r>
+                <m:rPr>
+                  <m:sty m:val="p"/>
+                </m:rPr>
+                <m:t>(</m:t>
+              </m:r>
+              <m:sSubSup>
                 <m:e>
-                  <m:sSubSup>
-                    <m:e>
-                      <m:r>
-                        <m:t>σ</m:t>
-                      </m:r>
-                    </m:e>
-                    <m:sub>
-                      <m:r>
-                        <m:t>1</m:t>
-                      </m:r>
-                    </m:sub>
-                    <m:sup>
-                      <m:r>
-                        <m:t>2</m:t>
-                      </m:r>
-                    </m:sup>
-                  </m:sSubSup>
+                  <m:r>
+                    <m:t>σ</m:t>
+                  </m:r>
                 </m:e>
-              </m:d>
+                <m:sub>
+                  <m:r>
+                    <m:t>1</m:t>
+                  </m:r>
+                </m:sub>
+                <m:sup>
+                  <m:r>
+                    <m:t>2</m:t>
+                  </m:r>
+                </m:sup>
+              </m:sSubSup>
+              <m:r>
+                <m:rPr>
+                  <m:sty m:val="p"/>
+                </m:rPr>
+                <m:t>)</m:t>
+              </m:r>
             </m:oMath>
             <w:r>
               <w:t xml:space="preserve"> </w:t>
@@ -2339,33 +2334,35 @@
               <w:t xml:space="preserve"> </w:t>
             </w:r>
             <m:oMath>
-              <m:d>
-                <m:dPr>
-                  <m:begChr m:val="("/>
-                  <m:sepChr m:val=""/>
-                  <m:endChr m:val=")"/>
-                  <m:grow/>
-                </m:dPr>
+              <m:r>
+                <m:rPr>
+                  <m:sty m:val="p"/>
+                </m:rPr>
+                <m:t>(</m:t>
+              </m:r>
+              <m:sSubSup>
                 <m:e>
-                  <m:sSubSup>
-                    <m:e>
-                      <m:r>
-                        <m:t>σ</m:t>
-                      </m:r>
-                    </m:e>
-                    <m:sub>
-                      <m:r>
-                        <m:t>2</m:t>
-                      </m:r>
-                    </m:sub>
-                    <m:sup>
-                      <m:r>
-                        <m:t>2</m:t>
-                      </m:r>
-                    </m:sup>
-                  </m:sSubSup>
+                  <m:r>
+                    <m:t>σ</m:t>
+                  </m:r>
                 </m:e>
-              </m:d>
+                <m:sub>
+                  <m:r>
+                    <m:t>2</m:t>
+                  </m:r>
+                </m:sub>
+                <m:sup>
+                  <m:r>
+                    <m:t>2</m:t>
+                  </m:r>
+                </m:sup>
+              </m:sSubSup>
+              <m:r>
+                <m:rPr>
+                  <m:sty m:val="p"/>
+                </m:rPr>
+                <m:t>)</m:t>
+              </m:r>
             </m:oMath>
             <w:r>
               <w:t xml:space="preserve">.</w:t>
@@ -2375,7 +2372,7 @@
         </w:tc>
       </w:tr>
     </w:tbl>
-    <w:bookmarkStart w:id="54" w:name="when-do-you-use-a-welchs-t-test"/>
+    <w:bookmarkStart w:id="43" w:name="when-do-you-use-a-welchs-t-test"/>
     <w:p>
       <w:pPr>
         <w:pStyle w:val="Heading3"/>
@@ -2395,7 +2392,7 @@
         <w:t xml:space="preserve">-test?</w:t>
       </w:r>
     </w:p>
-    <w:bookmarkStart w:id="53" w:name="X73694a7be632b58b2baa8178495b9a9ecc65744"/>
+    <w:bookmarkStart w:id="42" w:name="X73694a7be632b58b2baa8178495b9a9ecc65744"/>
     <w:p>
       <w:pPr>
         <w:pStyle w:val="Heading4"/>
@@ -2494,18 +2491,18 @@
                 <wp:inline>
                   <wp:extent cx="152400" cy="152400"/>
                   <wp:effectExtent b="0" l="0" r="0" t="0"/>
-                  <wp:docPr descr="" title="" id="49" name="Picture"/>
+                  <wp:docPr descr="" title="" id="38" name="Picture"/>
                   <a:graphic>
                     <a:graphicData uri="http://schemas.openxmlformats.org/drawingml/2006/picture">
                       <pic:pic>
                         <pic:nvPicPr>
-                          <pic:cNvPr descr="/Applications/quarto/share/formats/docx/note.png" id="50" name="Picture"/>
+                          <pic:cNvPr descr="/Applications/quarto/share/formats/docx/note.png" id="39" name="Picture"/>
                           <pic:cNvPicPr>
                             <a:picLocks noChangeArrowheads="1" noChangeAspect="1"/>
                           </pic:cNvPicPr>
                         </pic:nvPicPr>
                         <pic:blipFill>
-                          <a:blip r:embed="rId24"/>
+                          <a:blip r:embed="rId13"/>
                           <a:stretch>
                             <a:fillRect/>
                           </a:stretch>
@@ -2645,18 +2642,18 @@
                 <wp:inline>
                   <wp:extent cx="152400" cy="152400"/>
                   <wp:effectExtent b="0" l="0" r="0" t="0"/>
-                  <wp:docPr descr="" title="" id="51" name="Picture"/>
+                  <wp:docPr descr="" title="" id="40" name="Picture"/>
                   <a:graphic>
                     <a:graphicData uri="http://schemas.openxmlformats.org/drawingml/2006/picture">
                       <pic:pic>
                         <pic:nvPicPr>
-                          <pic:cNvPr descr="/Applications/quarto/share/formats/docx/tip.png" id="52" name="Picture"/>
+                          <pic:cNvPr descr="/Applications/quarto/share/formats/docx/tip.png" id="41" name="Picture"/>
                           <pic:cNvPicPr>
                             <a:picLocks noChangeArrowheads="1" noChangeAspect="1"/>
                           </pic:cNvPicPr>
                         </pic:nvPicPr>
                         <pic:blipFill>
-                          <a:blip r:embed="rId27"/>
+                          <a:blip r:embed="rId16"/>
                           <a:stretch>
                             <a:fillRect/>
                           </a:stretch>
@@ -2732,9 +2729,9 @@
         </w:tc>
       </w:tr>
     </w:tbl>
-    <w:bookmarkEnd w:id="53"/>
-    <w:bookmarkEnd w:id="54"/>
-    <w:bookmarkStart w:id="58" w:name="X2f20101d1868fbb76c465eba952474fd164f16e"/>
+    <w:bookmarkEnd w:id="42"/>
+    <w:bookmarkEnd w:id="43"/>
+    <w:bookmarkStart w:id="47" w:name="X2f20101d1868fbb76c465eba952474fd164f16e"/>
     <w:p>
       <w:pPr>
         <w:pStyle w:val="Heading3"/>
@@ -2754,7 +2751,7 @@
         <w:t xml:space="preserve">-test?</w:t>
       </w:r>
     </w:p>
-    <w:bookmarkStart w:id="55" w:name="independence"/>
+    <w:bookmarkStart w:id="44" w:name="independence"/>
     <w:p>
       <w:pPr>
         <w:pStyle w:val="Heading4"/>
@@ -2824,8 +2821,8 @@
         <w:t xml:space="preserve">too.</w:t>
       </w:r>
     </w:p>
-    <w:bookmarkEnd w:id="55"/>
-    <w:bookmarkStart w:id="57" w:name="random-sampling"/>
+    <w:bookmarkEnd w:id="44"/>
+    <w:bookmarkStart w:id="46" w:name="random-sampling"/>
     <w:p>
       <w:pPr>
         <w:pStyle w:val="Heading4"/>
@@ -2883,7 +2880,7 @@
       <w:r>
         <w:t xml:space="preserve"> </w:t>
       </w:r>
-      <w:hyperlink r:id="rId56">
+      <w:hyperlink r:id="rId45">
         <w:r>
           <w:rPr>
             <w:rStyle w:val="Hyperlink"/>
@@ -2895,10 +2892,10 @@
         <w:t xml:space="preserve">.</w:t>
       </w:r>
     </w:p>
-    <w:bookmarkEnd w:id="57"/>
-    <w:bookmarkEnd w:id="58"/>
-    <w:bookmarkEnd w:id="59"/>
-    <w:bookmarkStart w:id="65" w:name="one-and-two-tailed-t-tests"/>
+    <w:bookmarkEnd w:id="46"/>
+    <w:bookmarkEnd w:id="47"/>
+    <w:bookmarkEnd w:id="48"/>
+    <w:bookmarkStart w:id="54" w:name="one-and-two-tailed-t-tests"/>
     <w:p>
       <w:pPr>
         <w:pStyle w:val="Heading2"/>
@@ -3012,18 +3009,18 @@
                 <wp:inline>
                   <wp:extent cx="152400" cy="152400"/>
                   <wp:effectExtent b="0" l="0" r="0" t="0"/>
-                  <wp:docPr descr="" title="" id="60" name="Picture"/>
+                  <wp:docPr descr="" title="" id="49" name="Picture"/>
                   <a:graphic>
                     <a:graphicData uri="http://schemas.openxmlformats.org/drawingml/2006/picture">
                       <pic:pic>
                         <pic:nvPicPr>
-                          <pic:cNvPr descr="/Applications/quarto/share/formats/docx/note.png" id="61" name="Picture"/>
+                          <pic:cNvPr descr="/Applications/quarto/share/formats/docx/note.png" id="50" name="Picture"/>
                           <pic:cNvPicPr>
                             <a:picLocks noChangeArrowheads="1" noChangeAspect="1"/>
                           </pic:cNvPicPr>
                         </pic:nvPicPr>
                         <pic:blipFill>
-                          <a:blip r:embed="rId24"/>
+                          <a:blip r:embed="rId13"/>
                           <a:stretch>
                             <a:fillRect/>
                           </a:stretch>
@@ -3195,18 +3192,18 @@
                 <wp:inline>
                   <wp:extent cx="152400" cy="152400"/>
                   <wp:effectExtent b="0" l="0" r="0" t="0"/>
-                  <wp:docPr descr="" title="" id="62" name="Picture"/>
+                  <wp:docPr descr="" title="" id="51" name="Picture"/>
                   <a:graphic>
                     <a:graphicData uri="http://schemas.openxmlformats.org/drawingml/2006/picture">
                       <pic:pic>
                         <pic:nvPicPr>
-                          <pic:cNvPr descr="/Applications/quarto/share/formats/docx/note.png" id="63" name="Picture"/>
+                          <pic:cNvPr descr="/Applications/quarto/share/formats/docx/note.png" id="52" name="Picture"/>
                           <pic:cNvPicPr>
                             <a:picLocks noChangeArrowheads="1" noChangeAspect="1"/>
                           </pic:cNvPicPr>
                         </pic:nvPicPr>
                         <pic:blipFill>
-                          <a:blip r:embed="rId24"/>
+                          <a:blip r:embed="rId13"/>
                           <a:stretch>
                             <a:fillRect/>
                           </a:stretch>
@@ -3326,7 +3323,7 @@
       <w:r>
         <w:t xml:space="preserve"> </w:t>
       </w:r>
-      <w:hyperlink r:id="rId64">
+      <w:hyperlink r:id="rId53">
         <w:r>
           <w:rPr>
             <w:rStyle w:val="Hyperlink"/>
@@ -3338,9 +3335,9 @@
         <w:t xml:space="preserve">.</w:t>
       </w:r>
     </w:p>
-    <w:bookmarkEnd w:id="65"/>
-    <w:bookmarkEnd w:id="66"/>
-    <w:bookmarkStart w:id="107" w:name="how-to-construct-a-t-test"/>
+    <w:bookmarkEnd w:id="54"/>
+    <w:bookmarkEnd w:id="55"/>
+    <w:bookmarkStart w:id="96" w:name="how-to-construct-a-t-test"/>
     <w:p>
       <w:pPr>
         <w:pStyle w:val="Heading1"/>
@@ -3360,7 +3357,7 @@
         <w:t xml:space="preserve">-test</w:t>
       </w:r>
     </w:p>
-    <w:bookmarkStart w:id="69" w:name="step-1-what-type-of-t-test"/>
+    <w:bookmarkStart w:id="58" w:name="step-1-what-type-of-t-test"/>
     <w:p>
       <w:pPr>
         <w:pStyle w:val="Heading2"/>
@@ -3432,7 +3429,7 @@
         <w:t xml:space="preserve">-test?</w:t>
       </w:r>
     </w:p>
-    <w:bookmarkStart w:id="68" w:name="t-test-flowchart-1"/>
+    <w:bookmarkStart w:id="57" w:name="t-test-flowchart-1"/>
     <w:p>
       <w:pPr>
         <w:pStyle w:val="Heading3"/>
@@ -3446,7 +3443,7 @@
         <w:t xml:space="preserve">-test flowchart</w:t>
       </w:r>
     </w:p>
-    <w:bookmarkStart w:id="67" w:name="which-t-test-should-i-use"/>
+    <w:bookmarkStart w:id="56" w:name="which-t-test-should-i-use"/>
     <w:p>
       <w:pPr>
         <w:pStyle w:val="Heading4"/>
@@ -3585,10 +3582,10 @@
         <w:t xml:space="preserve">No: Welch’s t-test</w:t>
       </w:r>
     </w:p>
-    <w:bookmarkEnd w:id="67"/>
-    <w:bookmarkEnd w:id="68"/>
-    <w:bookmarkEnd w:id="69"/>
-    <w:bookmarkStart w:id="74" w:name="Xf2d7a463f00224310bff21a5bc9293c00c28784"/>
+    <w:bookmarkEnd w:id="56"/>
+    <w:bookmarkEnd w:id="57"/>
+    <w:bookmarkEnd w:id="58"/>
+    <w:bookmarkStart w:id="63" w:name="Xf2d7a463f00224310bff21a5bc9293c00c28784"/>
     <w:p>
       <w:pPr>
         <w:pStyle w:val="Heading2"/>
@@ -3714,18 +3711,18 @@
                 <wp:inline>
                   <wp:extent cx="152400" cy="152400"/>
                   <wp:effectExtent b="0" l="0" r="0" t="0"/>
-                  <wp:docPr descr="" title="" id="70" name="Picture"/>
+                  <wp:docPr descr="" title="" id="59" name="Picture"/>
                   <a:graphic>
                     <a:graphicData uri="http://schemas.openxmlformats.org/drawingml/2006/picture">
                       <pic:pic>
                         <pic:nvPicPr>
-                          <pic:cNvPr descr="/Applications/quarto/share/formats/docx/note.png" id="71" name="Picture"/>
+                          <pic:cNvPr descr="/Applications/quarto/share/formats/docx/note.png" id="60" name="Picture"/>
                           <pic:cNvPicPr>
                             <a:picLocks noChangeArrowheads="1" noChangeAspect="1"/>
                           </pic:cNvPicPr>
                         </pic:nvPicPr>
                         <pic:blipFill>
-                          <a:blip r:embed="rId24"/>
+                          <a:blip r:embed="rId13"/>
                           <a:stretch>
                             <a:fillRect/>
                           </a:stretch>
@@ -3880,9 +3877,71 @@
             <w:r>
               <w:t xml:space="preserve"> </w:t>
             </w:r>
-            <w:r>
-              <w:t xml:space="preserve">$H_0: \mu = 9 \hspace{0.5cm} H_1: \mu &gt; 9$</w:t>
-            </w:r>
+            <m:oMath>
+              <m:sSub>
+                <m:e>
+                  <m:r>
+                    <m:t>H</m:t>
+                  </m:r>
+                </m:e>
+                <m:sub>
+                  <m:r>
+                    <m:t>0</m:t>
+                  </m:r>
+                </m:sub>
+              </m:sSub>
+              <m:r>
+                <m:rPr>
+                  <m:sty m:val="p"/>
+                </m:rPr>
+                <m:t>:</m:t>
+              </m:r>
+              <m:r>
+                <m:t>μ</m:t>
+              </m:r>
+              <m:r>
+                <m:rPr>
+                  <m:sty m:val="p"/>
+                </m:rPr>
+                <m:t>=</m:t>
+              </m:r>
+              <m:r>
+                <m:t>9</m:t>
+              </m:r>
+              <m:r>
+                <m:t> </m:t>
+              </m:r>
+              <m:sSub>
+                <m:e>
+                  <m:r>
+                    <m:t>H</m:t>
+                  </m:r>
+                </m:e>
+                <m:sub>
+                  <m:r>
+                    <m:t>1</m:t>
+                  </m:r>
+                </m:sub>
+              </m:sSub>
+              <m:r>
+                <m:rPr>
+                  <m:sty m:val="p"/>
+                </m:rPr>
+                <m:t>:</m:t>
+              </m:r>
+              <m:r>
+                <m:t>μ</m:t>
+              </m:r>
+              <m:r>
+                <m:rPr>
+                  <m:sty m:val="p"/>
+                </m:rPr>
+                <m:t>&gt;</m:t>
+              </m:r>
+              <m:r>
+                <m:t>9</m:t>
+              </m:r>
+            </m:oMath>
             <w:r>
               <w:t xml:space="preserve">.</w:t>
             </w:r>
@@ -3974,9 +4033,107 @@
             <w:r>
               <w:t xml:space="preserve"> </w:t>
             </w:r>
-            <w:r>
-              <w:t xml:space="preserve">$H_0: \mu_1 = \mu_2 \hspace{0.5cm} H_1: \mu_1 \neq \mu_2$</w:t>
-            </w:r>
+            <m:oMath>
+              <m:sSub>
+                <m:e>
+                  <m:r>
+                    <m:t>H</m:t>
+                  </m:r>
+                </m:e>
+                <m:sub>
+                  <m:r>
+                    <m:t>0</m:t>
+                  </m:r>
+                </m:sub>
+              </m:sSub>
+              <m:r>
+                <m:rPr>
+                  <m:sty m:val="p"/>
+                </m:rPr>
+                <m:t>:</m:t>
+              </m:r>
+              <m:sSub>
+                <m:e>
+                  <m:r>
+                    <m:t>μ</m:t>
+                  </m:r>
+                </m:e>
+                <m:sub>
+                  <m:r>
+                    <m:t>1</m:t>
+                  </m:r>
+                </m:sub>
+              </m:sSub>
+              <m:r>
+                <m:rPr>
+                  <m:sty m:val="p"/>
+                </m:rPr>
+                <m:t>=</m:t>
+              </m:r>
+              <m:sSub>
+                <m:e>
+                  <m:r>
+                    <m:t>μ</m:t>
+                  </m:r>
+                </m:e>
+                <m:sub>
+                  <m:r>
+                    <m:t>2</m:t>
+                  </m:r>
+                </m:sub>
+              </m:sSub>
+              <m:r>
+                <m:t> </m:t>
+              </m:r>
+              <m:sSub>
+                <m:e>
+                  <m:r>
+                    <m:t>H</m:t>
+                  </m:r>
+                </m:e>
+                <m:sub>
+                  <m:r>
+                    <m:t>1</m:t>
+                  </m:r>
+                </m:sub>
+              </m:sSub>
+              <m:r>
+                <m:rPr>
+                  <m:sty m:val="p"/>
+                </m:rPr>
+                <m:t>:</m:t>
+              </m:r>
+              <m:sSub>
+                <m:e>
+                  <m:r>
+                    <m:t>μ</m:t>
+                  </m:r>
+                </m:e>
+                <m:sub>
+                  <m:r>
+                    <m:t>1</m:t>
+                  </m:r>
+                </m:sub>
+              </m:sSub>
+              <m:r>
+                <m:rPr>
+                  <m:sty m:val="p"/>
+                </m:rPr>
+                <m:t>≠</m:t>
+              </m:r>
+              <m:sSub>
+                <m:e>
+                  <m:r>
+                    <m:t>μ</m:t>
+                  </m:r>
+                </m:e>
+                <m:sub>
+                  <m:r>
+                    <m:t>2</m:t>
+                  </m:r>
+                </m:sub>
+              </m:sSub>
+            </m:oMath>
             <w:r>
               <w:t xml:space="preserve">.</w:t>
             </w:r>
@@ -4032,18 +4189,18 @@
                 <wp:inline>
                   <wp:extent cx="152400" cy="152400"/>
                   <wp:effectExtent b="0" l="0" r="0" t="0"/>
-                  <wp:docPr descr="" title="" id="72" name="Picture"/>
+                  <wp:docPr descr="" title="" id="61" name="Picture"/>
                   <a:graphic>
                     <a:graphicData uri="http://schemas.openxmlformats.org/drawingml/2006/picture">
                       <pic:pic>
                         <pic:nvPicPr>
-                          <pic:cNvPr descr="/Applications/quarto/share/formats/docx/note.png" id="73" name="Picture"/>
+                          <pic:cNvPr descr="/Applications/quarto/share/formats/docx/note.png" id="62" name="Picture"/>
                           <pic:cNvPicPr>
                             <a:picLocks noChangeArrowheads="1" noChangeAspect="1"/>
                           </pic:cNvPicPr>
                         </pic:nvPicPr>
                         <pic:blipFill>
-                          <a:blip r:embed="rId24"/>
+                          <a:blip r:embed="rId13"/>
                           <a:stretch>
                             <a:fillRect/>
                           </a:stretch>
@@ -4187,8 +4344,8 @@
         </w:tc>
       </w:tr>
     </w:tbl>
-    <w:bookmarkEnd w:id="74"/>
-    <w:bookmarkStart w:id="75" w:name="Xa1b9c1378ec78fbd44f0a1c10b604f030198768"/>
+    <w:bookmarkEnd w:id="63"/>
+    <w:bookmarkStart w:id="64" w:name="Xa1b9c1378ec78fbd44f0a1c10b604f030198768"/>
     <w:p>
       <w:pPr>
         <w:pStyle w:val="Heading2"/>
@@ -4200,19 +4357,21 @@
         <w:t xml:space="preserve"> </w:t>
       </w:r>
       <m:oMath>
-        <m:d>
-          <m:dPr>
-            <m:begChr m:val="("/>
-            <m:sepChr m:val=""/>
-            <m:endChr m:val=")"/>
-            <m:grow/>
-          </m:dPr>
-          <m:e>
-            <m:r>
-              <m:t>α</m:t>
-            </m:r>
-          </m:e>
-        </m:d>
+        <m:r>
+          <m:rPr>
+            <m:sty m:val="p"/>
+          </m:rPr>
+          <m:t>(</m:t>
+        </m:r>
+        <m:r>
+          <m:t>α</m:t>
+        </m:r>
+        <m:r>
+          <m:rPr>
+            <m:sty m:val="p"/>
+          </m:rPr>
+          <m:t>)</m:t>
+        </m:r>
       </m:oMath>
     </w:p>
     <w:p>
@@ -4237,19 +4396,21 @@
         <w:t xml:space="preserve"> </w:t>
       </w:r>
       <m:oMath>
-        <m:d>
-          <m:dPr>
-            <m:begChr m:val="("/>
-            <m:sepChr m:val=""/>
-            <m:endChr m:val=")"/>
-            <m:grow/>
-          </m:dPr>
-          <m:e>
-            <m:r>
-              <m:t>α</m:t>
-            </m:r>
-          </m:e>
-        </m:d>
+        <m:r>
+          <m:rPr>
+            <m:sty m:val="p"/>
+          </m:rPr>
+          <m:t>(</m:t>
+        </m:r>
+        <m:r>
+          <m:t>α</m:t>
+        </m:r>
+        <m:r>
+          <m:rPr>
+            <m:sty m:val="p"/>
+          </m:rPr>
+          <m:t>)</m:t>
+        </m:r>
       </m:oMath>
       <w:r>
         <w:t xml:space="preserve">. In statistical testing, it is common to see</w:t>
@@ -4325,7 +4486,7 @@
       <w:r>
         <w:t xml:space="preserve"> </w:t>
       </w:r>
-      <w:hyperlink r:id="rId20">
+      <w:hyperlink r:id="rId9">
         <w:r>
           <w:rPr>
             <w:rStyle w:val="Hyperlink"/>
@@ -4337,8 +4498,8 @@
         <w:t xml:space="preserve">.</w:t>
       </w:r>
     </w:p>
-    <w:bookmarkEnd w:id="75"/>
-    <w:bookmarkStart w:id="93" w:name="step-4-calculate-your-test-statistic-tau"/>
+    <w:bookmarkEnd w:id="64"/>
+    <w:bookmarkStart w:id="82" w:name="step-4-calculate-your-test-statistic-tau"/>
     <w:p>
       <w:pPr>
         <w:pStyle w:val="Heading2"/>
@@ -4350,19 +4511,21 @@
         <w:t xml:space="preserve"> </w:t>
       </w:r>
       <m:oMath>
-        <m:d>
-          <m:dPr>
-            <m:begChr m:val="("/>
-            <m:sepChr m:val=""/>
-            <m:endChr m:val=")"/>
-            <m:grow/>
-          </m:dPr>
-          <m:e>
-            <m:r>
-              <m:t>τ</m:t>
-            </m:r>
-          </m:e>
-        </m:d>
+        <m:r>
+          <m:rPr>
+            <m:sty m:val="p"/>
+          </m:rPr>
+          <m:t>(</m:t>
+        </m:r>
+        <m:r>
+          <m:t>τ</m:t>
+        </m:r>
+        <m:r>
+          <m:rPr>
+            <m:sty m:val="p"/>
+          </m:rPr>
+          <m:t>)</m:t>
+        </m:r>
       </m:oMath>
     </w:p>
     <w:p>
@@ -4444,18 +4607,18 @@
                 <wp:inline>
                   <wp:extent cx="152400" cy="152400"/>
                   <wp:effectExtent b="0" l="0" r="0" t="0"/>
-                  <wp:docPr descr="" title="" id="76" name="Picture"/>
+                  <wp:docPr descr="" title="" id="65" name="Picture"/>
                   <a:graphic>
                     <a:graphicData uri="http://schemas.openxmlformats.org/drawingml/2006/picture">
                       <pic:pic>
                         <pic:nvPicPr>
-                          <pic:cNvPr descr="/Applications/quarto/share/formats/docx/tip.png" id="77" name="Picture"/>
+                          <pic:cNvPr descr="/Applications/quarto/share/formats/docx/tip.png" id="66" name="Picture"/>
                           <pic:cNvPicPr>
                             <a:picLocks noChangeArrowheads="1" noChangeAspect="1"/>
                           </pic:cNvPicPr>
                         </pic:nvPicPr>
                         <pic:blipFill>
-                          <a:blip r:embed="rId27"/>
+                          <a:blip r:embed="rId16"/>
                           <a:stretch>
                             <a:fillRect/>
                           </a:stretch>
@@ -4630,7 +4793,7 @@
         </w:tc>
       </w:tr>
     </w:tbl>
-    <w:bookmarkStart w:id="83" w:name="one-sample-test-statistic"/>
+    <w:bookmarkStart w:id="72" w:name="one-sample-test-statistic"/>
     <w:p>
       <w:pPr>
         <w:pStyle w:val="Heading4"/>
@@ -4796,19 +4959,21 @@
         <w:t xml:space="preserve"> </w:t>
       </w:r>
       <m:oMath>
-        <m:d>
-          <m:dPr>
-            <m:begChr m:val="("/>
-            <m:sepChr m:val=""/>
-            <m:endChr m:val=")"/>
-            <m:grow/>
-          </m:dPr>
-          <m:e>
-            <m:r>
-              <m:t>τ</m:t>
-            </m:r>
-          </m:e>
-        </m:d>
+        <m:r>
+          <m:rPr>
+            <m:sty m:val="p"/>
+          </m:rPr>
+          <m:t>(</m:t>
+        </m:r>
+        <m:r>
+          <m:t>τ</m:t>
+        </m:r>
+        <m:r>
+          <m:rPr>
+            <m:sty m:val="p"/>
+          </m:rPr>
+          <m:t>)</m:t>
+        </m:r>
       </m:oMath>
       <w:r>
         <w:t xml:space="preserve"> </w:t>
@@ -4936,18 +5101,18 @@
                 <wp:inline>
                   <wp:extent cx="152400" cy="152400"/>
                   <wp:effectExtent b="0" l="0" r="0" t="0"/>
-                  <wp:docPr descr="" title="" id="79" name="Picture"/>
+                  <wp:docPr descr="" title="" id="68" name="Picture"/>
                   <a:graphic>
                     <a:graphicData uri="http://schemas.openxmlformats.org/drawingml/2006/picture">
                       <pic:pic>
                         <pic:nvPicPr>
-                          <pic:cNvPr descr="/Applications/quarto/share/formats/docx/important.png" id="80" name="Picture"/>
+                          <pic:cNvPr descr="/Applications/quarto/share/formats/docx/important.png" id="69" name="Picture"/>
                           <pic:cNvPicPr>
                             <a:picLocks noChangeArrowheads="1" noChangeAspect="1"/>
                           </pic:cNvPicPr>
                         </pic:nvPicPr>
                         <pic:blipFill>
-                          <a:blip r:embed="rId78"/>
+                          <a:blip r:embed="rId67"/>
                           <a:stretch>
                             <a:fillRect/>
                           </a:stretch>
@@ -5106,18 +5271,18 @@
                 <wp:inline>
                   <wp:extent cx="152400" cy="152400"/>
                   <wp:effectExtent b="0" l="0" r="0" t="0"/>
-                  <wp:docPr descr="" title="" id="81" name="Picture"/>
+                  <wp:docPr descr="" title="" id="70" name="Picture"/>
                   <a:graphic>
                     <a:graphicData uri="http://schemas.openxmlformats.org/drawingml/2006/picture">
                       <pic:pic>
                         <pic:nvPicPr>
-                          <pic:cNvPr descr="/Applications/quarto/share/formats/docx/note.png" id="82" name="Picture"/>
+                          <pic:cNvPr descr="/Applications/quarto/share/formats/docx/note.png" id="71" name="Picture"/>
                           <pic:cNvPicPr>
                             <a:picLocks noChangeArrowheads="1" noChangeAspect="1"/>
                           </pic:cNvPicPr>
                         </pic:nvPicPr>
                         <pic:blipFill>
-                          <a:blip r:embed="rId24"/>
+                          <a:blip r:embed="rId13"/>
                           <a:stretch>
                             <a:fillRect/>
                           </a:stretch>
@@ -5537,115 +5702,96 @@
                 <m:jc m:val="center"/>
               </m:oMathParaPr>
               <m:oMath>
-                <m:m>
-                  <m:mPr>
-                    <m:baseJc m:val="center"/>
-                    <m:plcHide m:val="on"/>
-                    <m:mcs>
-                      <m:mc>
-                        <m:mcPr>
-                          <m:mcJc m:val="right"/>
-                          <m:count m:val="1"/>
-                        </m:mcPr>
-                      </m:mc>
-                      <m:mc>
-                        <m:mcPr>
-                          <m:mcJc m:val="left"/>
-                          <m:count m:val="1"/>
-                        </m:mcPr>
-                      </m:mc>
-                    </m:mcs>
-                  </m:mPr>
-                  <m:mr>
-                    <m:e>
-                      <m:r>
-                        <m:t>τ</m:t>
-                      </m:r>
-                    </m:e>
-                    <m:e>
-                      <m:r>
-                        <m:rPr>
-                          <m:sty m:val="p"/>
-                        </m:rPr>
-                        <m:t>=</m:t>
-                      </m:r>
-                      <m:f>
-                        <m:fPr>
-                          <m:type m:val="bar"/>
-                        </m:fPr>
-                        <m:num>
-                          <m:r>
-                            <m:t>92</m:t>
-                          </m:r>
-                          <m:r>
-                            <m:rPr>
-                              <m:sty m:val="p"/>
-                            </m:rPr>
-                            <m:t>−</m:t>
-                          </m:r>
-                          <m:r>
-                            <m:t>88.5</m:t>
-                          </m:r>
-                        </m:num>
-                        <m:den>
-                          <m:r>
-                            <m:t>2.3</m:t>
-                          </m:r>
-                          <m:r>
-                            <m:rPr>
-                              <m:sty m:val="p"/>
-                            </m:rPr>
-                            <m:t>/</m:t>
-                          </m:r>
-                          <m:rad>
-                            <m:radPr>
-                              <m:degHide m:val="on"/>
-                            </m:radPr>
-                            <m:deg/>
-                            <m:e>
-                              <m:r>
-                                <m:t>13</m:t>
-                              </m:r>
-                            </m:e>
-                          </m:rad>
-                        </m:den>
-                      </m:f>
-                    </m:e>
-                  </m:mr>
-                  <m:mr>
-                    <m:e/>
-                    <m:e>
-                      <m:r>
-                        <m:rPr>
-                          <m:sty m:val="p"/>
-                        </m:rPr>
-                        <m:t>=</m:t>
-                      </m:r>
-                      <m:r>
-                        <m:t>5.4867</m:t>
-                      </m:r>
-                      <m:r>
-                        <m:t>  </m:t>
-                      </m:r>
-                      <m:r>
-                        <m:rPr>
-                          <m:nor/>
-                          <m:sty m:val="p"/>
-                          <m:scr m:val="sans-serif"/>
-                        </m:rPr>
-                        <m:t> to 4dp.</m:t>
-                      </m:r>
-                    </m:e>
-                  </m:mr>
-                </m:m>
+                <m:eqArr>
+                  <m:e>
+                    <m:r>
+                      <m:t>τ</m:t>
+                    </m:r>
+                    <m:r>
+                      <m:t>&amp;</m:t>
+                    </m:r>
+                    <m:r>
+                      <m:rPr>
+                        <m:sty m:val="p"/>
+                      </m:rPr>
+                      <m:t>=</m:t>
+                    </m:r>
+                    <m:f>
+                      <m:fPr>
+                        <m:type m:val="bar"/>
+                      </m:fPr>
+                      <m:num>
+                        <m:r>
+                          <m:t>92</m:t>
+                        </m:r>
+                        <m:r>
+                          <m:rPr>
+                            <m:sty m:val="p"/>
+                          </m:rPr>
+                          <m:t>−</m:t>
+                        </m:r>
+                        <m:r>
+                          <m:t>88.5</m:t>
+                        </m:r>
+                      </m:num>
+                      <m:den>
+                        <m:r>
+                          <m:t>2.3</m:t>
+                        </m:r>
+                        <m:r>
+                          <m:rPr>
+                            <m:sty m:val="p"/>
+                          </m:rPr>
+                          <m:t>/</m:t>
+                        </m:r>
+                        <m:rad>
+                          <m:radPr>
+                            <m:degHide m:val="on"/>
+                          </m:radPr>
+                          <m:deg/>
+                          <m:e>
+                            <m:r>
+                              <m:t>13</m:t>
+                            </m:r>
+                          </m:e>
+                        </m:rad>
+                      </m:den>
+                    </m:f>
+                  </m:e>
+                  <m:e>
+                    <m:r>
+                      <m:t>&amp;</m:t>
+                    </m:r>
+                    <m:r>
+                      <m:rPr>
+                        <m:sty m:val="p"/>
+                      </m:rPr>
+                      <m:t>=</m:t>
+                    </m:r>
+                    <m:r>
+                      <m:t>5.4867</m:t>
+                    </m:r>
+                    <m:r>
+                      <m:t>  </m:t>
+                    </m:r>
+                    <m:r>
+                      <m:rPr>
+                        <m:nor/>
+                        <m:scr m:val="sans-serif"/>
+                        <m:sty m:val="p"/>
+                      </m:rPr>
+                      <m:t> to 4dp.</m:t>
+                    </m:r>
+                  </m:e>
+                </m:eqArr>
               </m:oMath>
             </m:oMathPara>
           </w:p>
         </w:tc>
       </w:tr>
     </w:tbl>
-    <w:bookmarkEnd w:id="83"/>
-    <w:bookmarkStart w:id="92" w:name="two-sample-test-statistic"/>
+    <w:bookmarkEnd w:id="72"/>
+    <w:bookmarkStart w:id="81" w:name="two-sample-test-statistic"/>
     <w:p>
       <w:pPr>
         <w:pStyle w:val="Heading4"/>
@@ -5890,19 +6036,21 @@
         <w:t xml:space="preserve"> </w:t>
       </w:r>
       <m:oMath>
-        <m:d>
-          <m:dPr>
-            <m:begChr m:val="("/>
-            <m:sepChr m:val=""/>
-            <m:endChr m:val=")"/>
-            <m:grow/>
-          </m:dPr>
-          <m:e>
-            <m:r>
-              <m:t>τ</m:t>
-            </m:r>
-          </m:e>
-        </m:d>
+        <m:r>
+          <m:rPr>
+            <m:sty m:val="p"/>
+          </m:rPr>
+          <m:t>(</m:t>
+        </m:r>
+        <m:r>
+          <m:t>τ</m:t>
+        </m:r>
+        <m:r>
+          <m:rPr>
+            <m:sty m:val="p"/>
+          </m:rPr>
+          <m:t>)</m:t>
+        </m:r>
       </m:oMath>
       <w:r>
         <w:t xml:space="preserve"> </w:t>
@@ -6122,18 +6270,18 @@
                 <wp:inline>
                   <wp:extent cx="152400" cy="152400"/>
                   <wp:effectExtent b="0" l="0" r="0" t="0"/>
-                  <wp:docPr descr="" title="" id="84" name="Picture"/>
+                  <wp:docPr descr="" title="" id="73" name="Picture"/>
                   <a:graphic>
                     <a:graphicData uri="http://schemas.openxmlformats.org/drawingml/2006/picture">
                       <pic:pic>
                         <pic:nvPicPr>
-                          <pic:cNvPr descr="/Applications/quarto/share/formats/docx/important.png" id="85" name="Picture"/>
+                          <pic:cNvPr descr="/Applications/quarto/share/formats/docx/important.png" id="74" name="Picture"/>
                           <pic:cNvPicPr>
                             <a:picLocks noChangeArrowheads="1" noChangeAspect="1"/>
                           </pic:cNvPicPr>
                         </pic:nvPicPr>
                         <pic:blipFill>
-                          <a:blip r:embed="rId78"/>
+                          <a:blip r:embed="rId67"/>
                           <a:stretch>
                             <a:fillRect/>
                           </a:stretch>
@@ -6335,18 +6483,18 @@
                 <wp:inline>
                   <wp:extent cx="152400" cy="152400"/>
                   <wp:effectExtent b="0" l="0" r="0" t="0"/>
-                  <wp:docPr descr="" title="" id="86" name="Picture"/>
+                  <wp:docPr descr="" title="" id="75" name="Picture"/>
                   <a:graphic>
                     <a:graphicData uri="http://schemas.openxmlformats.org/drawingml/2006/picture">
                       <pic:pic>
                         <pic:nvPicPr>
-                          <pic:cNvPr descr="/Applications/quarto/share/formats/docx/note.png" id="87" name="Picture"/>
+                          <pic:cNvPr descr="/Applications/quarto/share/formats/docx/note.png" id="76" name="Picture"/>
                           <pic:cNvPicPr>
                             <a:picLocks noChangeArrowheads="1" noChangeAspect="1"/>
                           </pic:cNvPicPr>
                         </pic:nvPicPr>
                         <pic:blipFill>
-                          <a:blip r:embed="rId24"/>
+                          <a:blip r:embed="rId13"/>
                           <a:stretch>
                             <a:fillRect/>
                           </a:stretch>
@@ -6916,108 +7064,112 @@
                       </m:radPr>
                       <m:deg/>
                       <m:e>
-                        <m:d>
-                          <m:dPr>
-                            <m:begChr m:val="("/>
-                            <m:sepChr m:val=""/>
-                            <m:endChr m:val=")"/>
-                            <m:grow/>
-                          </m:dPr>
-                          <m:e>
-                            <m:f>
-                              <m:fPr>
-                                <m:type m:val="bar"/>
-                              </m:fPr>
-                              <m:num>
-                                <m:sSubSup>
-                                  <m:e>
-                                    <m:r>
-                                      <m:t>s</m:t>
-                                    </m:r>
-                                  </m:e>
-                                  <m:sub>
-                                    <m:r>
-                                      <m:t>1</m:t>
-                                    </m:r>
-                                  </m:sub>
-                                  <m:sup>
-                                    <m:r>
-                                      <m:t>2</m:t>
-                                    </m:r>
-                                  </m:sup>
-                                </m:sSubSup>
-                              </m:num>
-                              <m:den>
-                                <m:sSub>
-                                  <m:e>
-                                    <m:r>
-                                      <m:t>n</m:t>
-                                    </m:r>
-                                  </m:e>
-                                  <m:sub>
-                                    <m:r>
-                                      <m:t>1</m:t>
-                                    </m:r>
-                                  </m:sub>
-                                </m:sSub>
-                              </m:den>
-                            </m:f>
-                          </m:e>
-                        </m:d>
+                        <m:r>
+                          <m:rPr>
+                            <m:sty m:val="p"/>
+                          </m:rPr>
+                          <m:t>(</m:t>
+                        </m:r>
+                        <m:f>
+                          <m:fPr>
+                            <m:type m:val="bar"/>
+                          </m:fPr>
+                          <m:num>
+                            <m:sSubSup>
+                              <m:e>
+                                <m:r>
+                                  <m:t>s</m:t>
+                                </m:r>
+                              </m:e>
+                              <m:sub>
+                                <m:r>
+                                  <m:t>1</m:t>
+                                </m:r>
+                              </m:sub>
+                              <m:sup>
+                                <m:r>
+                                  <m:t>2</m:t>
+                                </m:r>
+                              </m:sup>
+                            </m:sSubSup>
+                          </m:num>
+                          <m:den>
+                            <m:sSub>
+                              <m:e>
+                                <m:r>
+                                  <m:t>n</m:t>
+                                </m:r>
+                              </m:e>
+                              <m:sub>
+                                <m:r>
+                                  <m:t>1</m:t>
+                                </m:r>
+                              </m:sub>
+                            </m:sSub>
+                          </m:den>
+                        </m:f>
+                        <m:r>
+                          <m:rPr>
+                            <m:sty m:val="p"/>
+                          </m:rPr>
+                          <m:t>)</m:t>
+                        </m:r>
                         <m:r>
                           <m:rPr>
                             <m:sty m:val="p"/>
                           </m:rPr>
                           <m:t>+</m:t>
                         </m:r>
-                        <m:d>
-                          <m:dPr>
-                            <m:begChr m:val="("/>
-                            <m:sepChr m:val=""/>
-                            <m:endChr m:val=")"/>
-                            <m:grow/>
-                          </m:dPr>
-                          <m:e>
-                            <m:f>
-                              <m:fPr>
-                                <m:type m:val="bar"/>
-                              </m:fPr>
-                              <m:num>
-                                <m:sSubSup>
-                                  <m:e>
-                                    <m:r>
-                                      <m:t>s</m:t>
-                                    </m:r>
-                                  </m:e>
-                                  <m:sub>
-                                    <m:r>
-                                      <m:t>2</m:t>
-                                    </m:r>
-                                  </m:sub>
-                                  <m:sup>
-                                    <m:r>
-                                      <m:t>2</m:t>
-                                    </m:r>
-                                  </m:sup>
-                                </m:sSubSup>
-                              </m:num>
-                              <m:den>
-                                <m:sSub>
-                                  <m:e>
-                                    <m:r>
-                                      <m:t>n</m:t>
-                                    </m:r>
-                                  </m:e>
-                                  <m:sub>
-                                    <m:r>
-                                      <m:t>2</m:t>
-                                    </m:r>
-                                  </m:sub>
-                                </m:sSub>
-                              </m:den>
-                            </m:f>
-                          </m:e>
-                        </m:d>
+                        <m:r>
+                          <m:rPr>
+                            <m:sty m:val="p"/>
+                          </m:rPr>
+                          <m:t>(</m:t>
+                        </m:r>
+                        <m:f>
+                          <m:fPr>
+                            <m:type m:val="bar"/>
+                          </m:fPr>
+                          <m:num>
+                            <m:sSubSup>
+                              <m:e>
+                                <m:r>
+                                  <m:t>s</m:t>
+                                </m:r>
+                              </m:e>
+                              <m:sub>
+                                <m:r>
+                                  <m:t>2</m:t>
+                                </m:r>
+                              </m:sub>
+                              <m:sup>
+                                <m:r>
+                                  <m:t>2</m:t>
+                                </m:r>
+                              </m:sup>
+                            </m:sSubSup>
+                          </m:num>
+                          <m:den>
+                            <m:sSub>
+                              <m:e>
+                                <m:r>
+                                  <m:t>n</m:t>
+                                </m:r>
+                              </m:e>
+                              <m:sub>
+                                <m:r>
+                                  <m:t>2</m:t>
+                                </m:r>
+                              </m:sub>
+                            </m:sSub>
+                          </m:den>
+                        </m:f>
+                        <m:r>
+                          <m:rPr>
+                            <m:sty m:val="p"/>
+                          </m:rPr>
+                          <m:t>)</m:t>
+                        </m:r>
                       </m:e>
                     </m:rad>
                   </m:den>
@@ -7084,80 +7236,84 @@
                       </m:radPr>
                       <m:deg/>
                       <m:e>
-                        <m:d>
-                          <m:dPr>
-                            <m:begChr m:val="("/>
-                            <m:sepChr m:val=""/>
-                            <m:endChr m:val=")"/>
-                            <m:grow/>
-                          </m:dPr>
-                          <m:e>
-                            <m:f>
-                              <m:fPr>
-                                <m:type m:val="bar"/>
-                              </m:fPr>
-                              <m:num>
-                                <m:sSup>
-                                  <m:e>
-                                    <m:r>
-                                      <m:t>0.49</m:t>
-                                    </m:r>
-                                  </m:e>
-                                  <m:sup>
-                                    <m:r>
-                                      <m:t>2</m:t>
-                                    </m:r>
-                                  </m:sup>
-                                </m:sSup>
-                              </m:num>
-                              <m:den>
+                        <m:r>
+                          <m:rPr>
+                            <m:sty m:val="p"/>
+                          </m:rPr>
+                          <m:t>(</m:t>
+                        </m:r>
+                        <m:f>
+                          <m:fPr>
+                            <m:type m:val="bar"/>
+                          </m:fPr>
+                          <m:num>
+                            <m:sSup>
+                              <m:e>
                                 <m:r>
-                                  <m:t>15</m:t>
+                                  <m:t>0.49</m:t>
                                 </m:r>
-                              </m:den>
-                            </m:f>
-                          </m:e>
-                        </m:d>
+                              </m:e>
+                              <m:sup>
+                                <m:r>
+                                  <m:t>2</m:t>
+                                </m:r>
+                              </m:sup>
+                            </m:sSup>
+                          </m:num>
+                          <m:den>
+                            <m:r>
+                              <m:t>15</m:t>
+                            </m:r>
+                          </m:den>
+                        </m:f>
+                        <m:r>
+                          <m:rPr>
+                            <m:sty m:val="p"/>
+                          </m:rPr>
+                          <m:t>)</m:t>
+                        </m:r>
                         <m:r>
                           <m:rPr>
                             <m:sty m:val="p"/>
                           </m:rPr>
                           <m:t>+</m:t>
                         </m:r>
-                        <m:d>
-                          <m:dPr>
-                            <m:begChr m:val="("/>
-                            <m:sepChr m:val=""/>
-                            <m:endChr m:val=")"/>
-                            <m:grow/>
-                          </m:dPr>
-                          <m:e>
-                            <m:f>
-                              <m:fPr>
-                                <m:type m:val="bar"/>
-                              </m:fPr>
-                              <m:num>
-                                <m:sSup>
-                                  <m:e>
-                                    <m:r>
-                                      <m:t>0.49</m:t>
-                                    </m:r>
-                                  </m:e>
-                                  <m:sup>
-                                    <m:r>
-                                      <m:t>2</m:t>
-                                    </m:r>
-                                  </m:sup>
-                                </m:sSup>
-                              </m:num>
-                              <m:den>
+                        <m:r>
+                          <m:rPr>
+                            <m:sty m:val="p"/>
+                          </m:rPr>
+                          <m:t>(</m:t>
+                        </m:r>
+                        <m:f>
+                          <m:fPr>
+                            <m:type m:val="bar"/>
+                          </m:fPr>
+                          <m:num>
+                            <m:sSup>
+                              <m:e>
                                 <m:r>
-                                  <m:t>18</m:t>
+                                  <m:t>0.49</m:t>
                                 </m:r>
-                              </m:den>
-                            </m:f>
-                          </m:e>
-                        </m:d>
+                              </m:e>
+                              <m:sup>
+                                <m:r>
+                                  <m:t>2</m:t>
+                                </m:r>
+                              </m:sup>
+                            </m:sSup>
+                          </m:num>
+                          <m:den>
+                            <m:r>
+                              <m:t>18</m:t>
+                            </m:r>
+                          </m:den>
+                        </m:f>
+                        <m:r>
+                          <m:rPr>
+                            <m:sty m:val="p"/>
+                          </m:rPr>
+                          <m:t>)</m:t>
+                        </m:r>
                       </m:e>
                     </m:rad>
                   </m:den>
@@ -7183,8 +7339,8 @@
                 <m:r>
                   <m:rPr>
                     <m:nor/>
+                    <m:scr m:val="sans-serif"/>
                     <m:sty m:val="p"/>
-                    <m:scr m:val="sans-serif"/>
                   </m:rPr>
                   <m:t> to 4dp.</m:t>
                 </m:r>
@@ -7243,18 +7399,18 @@
                 <wp:inline>
                   <wp:extent cx="152400" cy="152400"/>
                   <wp:effectExtent b="0" l="0" r="0" t="0"/>
-                  <wp:docPr descr="" title="" id="88" name="Picture"/>
+                  <wp:docPr descr="" title="" id="77" name="Picture"/>
                   <a:graphic>
                     <a:graphicData uri="http://schemas.openxmlformats.org/drawingml/2006/picture">
                       <pic:pic>
                         <pic:nvPicPr>
-                          <pic:cNvPr descr="/Applications/quarto/share/formats/docx/important.png" id="89" name="Picture"/>
+                          <pic:cNvPr descr="/Applications/quarto/share/formats/docx/important.png" id="78" name="Picture"/>
                           <pic:cNvPicPr>
                             <a:picLocks noChangeArrowheads="1" noChangeAspect="1"/>
                           </pic:cNvPicPr>
                         </pic:nvPicPr>
                         <pic:blipFill>
-                          <a:blip r:embed="rId78"/>
+                          <a:blip r:embed="rId67"/>
                           <a:stretch>
                             <a:fillRect/>
                           </a:stretch>
@@ -7366,18 +7522,18 @@
                 <wp:inline>
                   <wp:extent cx="152400" cy="152400"/>
                   <wp:effectExtent b="0" l="0" r="0" t="0"/>
-                  <wp:docPr descr="" title="" id="90" name="Picture"/>
+                  <wp:docPr descr="" title="" id="79" name="Picture"/>
                   <a:graphic>
                     <a:graphicData uri="http://schemas.openxmlformats.org/drawingml/2006/picture">
                       <pic:pic>
                         <pic:nvPicPr>
-                          <pic:cNvPr descr="/Applications/quarto/share/formats/docx/note.png" id="91" name="Picture"/>
+                          <pic:cNvPr descr="/Applications/quarto/share/formats/docx/note.png" id="80" name="Picture"/>
                           <pic:cNvPicPr>
                             <a:picLocks noChangeArrowheads="1" noChangeAspect="1"/>
                           </pic:cNvPicPr>
                         </pic:nvPicPr>
                         <pic:blipFill>
-                          <a:blip r:embed="rId24"/>
+                          <a:blip r:embed="rId13"/>
                           <a:stretch>
                             <a:fillRect/>
                           </a:stretch>
@@ -7947,108 +8103,112 @@
                       </m:radPr>
                       <m:deg/>
                       <m:e>
-                        <m:d>
-                          <m:dPr>
-                            <m:begChr m:val="("/>
-                            <m:sepChr m:val=""/>
-                            <m:endChr m:val=")"/>
-                            <m:grow/>
-                          </m:dPr>
-                          <m:e>
-                            <m:f>
-                              <m:fPr>
-                                <m:type m:val="bar"/>
-                              </m:fPr>
-                              <m:num>
-                                <m:sSubSup>
-                                  <m:e>
-                                    <m:r>
-                                      <m:t>s</m:t>
-                                    </m:r>
-                                  </m:e>
-                                  <m:sub>
-                                    <m:r>
-                                      <m:t>1</m:t>
-                                    </m:r>
-                                  </m:sub>
-                                  <m:sup>
-                                    <m:r>
-                                      <m:t>2</m:t>
-                                    </m:r>
-                                  </m:sup>
-                                </m:sSubSup>
-                              </m:num>
-                              <m:den>
-                                <m:sSub>
-                                  <m:e>
-                                    <m:r>
-                                      <m:t>n</m:t>
-                                    </m:r>
-                                  </m:e>
-                                  <m:sub>
-                                    <m:r>
-                                      <m:t>1</m:t>
-                                    </m:r>
-                                  </m:sub>
-                                </m:sSub>
-                              </m:den>
-                            </m:f>
-                          </m:e>
-                        </m:d>
+                        <m:r>
+                          <m:rPr>
+                            <m:sty m:val="p"/>
+                          </m:rPr>
+                          <m:t>(</m:t>
+                        </m:r>
+                        <m:f>
+                          <m:fPr>
+                            <m:type m:val="bar"/>
+                          </m:fPr>
+                          <m:num>
+                            <m:sSubSup>
+                              <m:e>
+                                <m:r>
+                                  <m:t>s</m:t>
+                                </m:r>
+                              </m:e>
+                              <m:sub>
+                                <m:r>
+                                  <m:t>1</m:t>
+                                </m:r>
+                              </m:sub>
+                              <m:sup>
+                                <m:r>
+                                  <m:t>2</m:t>
+                                </m:r>
+                              </m:sup>
+                            </m:sSubSup>
+                          </m:num>
+                          <m:den>
+                            <m:sSub>
+                              <m:e>
+                                <m:r>
+                                  <m:t>n</m:t>
+                                </m:r>
+                              </m:e>
+                              <m:sub>
+                                <m:r>
+                                  <m:t>1</m:t>
+                                </m:r>
+                              </m:sub>
+                            </m:sSub>
+                          </m:den>
+                        </m:f>
+                        <m:r>
+                          <m:rPr>
+                            <m:sty m:val="p"/>
+                          </m:rPr>
+                          <m:t>)</m:t>
+                        </m:r>
                         <m:r>
                           <m:rPr>
                             <m:sty m:val="p"/>
                           </m:rPr>
                           <m:t>+</m:t>
                         </m:r>
-                        <m:d>
-                          <m:dPr>
-                            <m:begChr m:val="("/>
-                            <m:sepChr m:val=""/>
-                            <m:endChr m:val=")"/>
-                            <m:grow/>
-                          </m:dPr>
-                          <m:e>
-                            <m:f>
-                              <m:fPr>
-                                <m:type m:val="bar"/>
-                              </m:fPr>
-                              <m:num>
-                                <m:sSubSup>
-                                  <m:e>
-                                    <m:r>
-                                      <m:t>s</m:t>
-                                    </m:r>
-                                  </m:e>
-                                  <m:sub>
-                                    <m:r>
-                                      <m:t>2</m:t>
-                                    </m:r>
-                                  </m:sub>
-                                  <m:sup>
-                                    <m:r>
-                                      <m:t>2</m:t>
-                                    </m:r>
-                                  </m:sup>
-                                </m:sSubSup>
-                              </m:num>
-                              <m:den>
-                                <m:sSub>
-                                  <m:e>
-                                    <m:r>
-                                      <m:t>n</m:t>
-                                    </m:r>
-                                  </m:e>
-                                  <m:sub>
-                                    <m:r>
-                                      <m:t>2</m:t>
-                                    </m:r>
-                                  </m:sub>
-                                </m:sSub>
-                              </m:den>
-                            </m:f>
-                          </m:e>
-                        </m:d>
+                        <m:r>
+                          <m:rPr>
+                            <m:sty m:val="p"/>
+                          </m:rPr>
+                          <m:t>(</m:t>
+                        </m:r>
+                        <m:f>
+                          <m:fPr>
+                            <m:type m:val="bar"/>
+                          </m:fPr>
+                          <m:num>
+                            <m:sSubSup>
+                              <m:e>
+                                <m:r>
+                                  <m:t>s</m:t>
+                                </m:r>
+                              </m:e>
+                              <m:sub>
+                                <m:r>
+                                  <m:t>2</m:t>
+                                </m:r>
+                              </m:sub>
+                              <m:sup>
+                                <m:r>
+                                  <m:t>2</m:t>
+                                </m:r>
+                              </m:sup>
+                            </m:sSubSup>
+                          </m:num>
+                          <m:den>
+                            <m:sSub>
+                              <m:e>
+                                <m:r>
+                                  <m:t>n</m:t>
+                                </m:r>
+                              </m:e>
+                              <m:sub>
+                                <m:r>
+                                  <m:t>2</m:t>
+                                </m:r>
+                              </m:sub>
+                            </m:sSub>
+                          </m:den>
+                        </m:f>
+                        <m:r>
+                          <m:rPr>
+                            <m:sty m:val="p"/>
+                          </m:rPr>
+                          <m:t>)</m:t>
+                        </m:r>
                       </m:e>
                     </m:rad>
                   </m:den>
@@ -8118,80 +8278,84 @@
                       </m:radPr>
                       <m:deg/>
                       <m:e>
-                        <m:d>
-                          <m:dPr>
-                            <m:begChr m:val="("/>
-                            <m:sepChr m:val=""/>
-                            <m:endChr m:val=")"/>
-                            <m:grow/>
-                          </m:dPr>
-                          <m:e>
-                            <m:f>
-                              <m:fPr>
-                                <m:type m:val="bar"/>
-                              </m:fPr>
-                              <m:num>
-                                <m:sSup>
-                                  <m:e>
-                                    <m:r>
-                                      <m:t>0.4</m:t>
-                                    </m:r>
-                                  </m:e>
-                                  <m:sup>
-                                    <m:r>
-                                      <m:t>2</m:t>
-                                    </m:r>
-                                  </m:sup>
-                                </m:sSup>
-                              </m:num>
-                              <m:den>
+                        <m:r>
+                          <m:rPr>
+                            <m:sty m:val="p"/>
+                          </m:rPr>
+                          <m:t>(</m:t>
+                        </m:r>
+                        <m:f>
+                          <m:fPr>
+                            <m:type m:val="bar"/>
+                          </m:fPr>
+                          <m:num>
+                            <m:sSup>
+                              <m:e>
                                 <m:r>
-                                  <m:t>23</m:t>
+                                  <m:t>0.4</m:t>
                                 </m:r>
-                              </m:den>
-                            </m:f>
-                          </m:e>
-                        </m:d>
+                              </m:e>
+                              <m:sup>
+                                <m:r>
+                                  <m:t>2</m:t>
+                                </m:r>
+                              </m:sup>
+                            </m:sSup>
+                          </m:num>
+                          <m:den>
+                            <m:r>
+                              <m:t>23</m:t>
+                            </m:r>
+                          </m:den>
+                        </m:f>
+                        <m:r>
+                          <m:rPr>
+                            <m:sty m:val="p"/>
+                          </m:rPr>
+                          <m:t>)</m:t>
+                        </m:r>
                         <m:r>
                           <m:rPr>
                             <m:sty m:val="p"/>
                           </m:rPr>
                           <m:t>+</m:t>
                         </m:r>
-                        <m:d>
-                          <m:dPr>
-                            <m:begChr m:val="("/>
-                            <m:sepChr m:val=""/>
-                            <m:endChr m:val=")"/>
-                            <m:grow/>
-                          </m:dPr>
-                          <m:e>
-                            <m:f>
-                              <m:fPr>
-                                <m:type m:val="bar"/>
-                              </m:fPr>
-                              <m:num>
-                                <m:sSup>
-                                  <m:e>
-                                    <m:r>
-                                      <m:t>0.25</m:t>
-                                    </m:r>
-                                  </m:e>
-                                  <m:sup>
-                                    <m:r>
-                                      <m:t>2</m:t>
-                                    </m:r>
-                                  </m:sup>
-                                </m:sSup>
-                              </m:num>
-                              <m:den>
+                        <m:r>
+                          <m:rPr>
+                            <m:sty m:val="p"/>
+                          </m:rPr>
+                          <m:t>(</m:t>
+                        </m:r>
+                        <m:f>
+                          <m:fPr>
+                            <m:type m:val="bar"/>
+                          </m:fPr>
+                          <m:num>
+                            <m:sSup>
+                              <m:e>
                                 <m:r>
-                                  <m:t>21</m:t>
+                                  <m:t>0.25</m:t>
                                 </m:r>
-                              </m:den>
-                            </m:f>
-                          </m:e>
-                        </m:d>
+                              </m:e>
+                              <m:sup>
+                                <m:r>
+                                  <m:t>2</m:t>
+                                </m:r>
+                              </m:sup>
+                            </m:sSup>
+                          </m:num>
+                          <m:den>
+                            <m:r>
+                              <m:t>21</m:t>
+                            </m:r>
+                          </m:den>
+                        </m:f>
+                        <m:r>
+                          <m:rPr>
+                            <m:sty m:val="p"/>
+                          </m:rPr>
+                          <m:t>)</m:t>
+                        </m:r>
                       </m:e>
                     </m:rad>
                   </m:den>
@@ -8211,8 +8375,8 @@
                 <m:r>
                   <m:rPr>
                     <m:nor/>
+                    <m:scr m:val="sans-serif"/>
                     <m:sty m:val="p"/>
-                    <m:scr m:val="sans-serif"/>
                   </m:rPr>
                   <m:t> to 4dp.</m:t>
                 </m:r>
@@ -8222,9 +8386,9 @@
         </w:tc>
       </w:tr>
     </w:tbl>
-    <w:bookmarkEnd w:id="92"/>
-    <w:bookmarkEnd w:id="93"/>
-    <w:bookmarkStart w:id="102" w:name="step-5-forming-a-conclusion"/>
+    <w:bookmarkEnd w:id="81"/>
+    <w:bookmarkEnd w:id="82"/>
+    <w:bookmarkStart w:id="91" w:name="step-5-forming-a-conclusion"/>
     <w:p>
       <w:pPr>
         <w:pStyle w:val="Heading2"/>
@@ -8310,19 +8474,21 @@
         <w:t xml:space="preserve"> </w:t>
       </w:r>
       <m:oMath>
-        <m:d>
-          <m:dPr>
-            <m:begChr m:val="("/>
-            <m:sepChr m:val=""/>
-            <m:endChr m:val=")"/>
-            <m:grow/>
-          </m:dPr>
-          <m:e>
-            <m:r>
-              <m:t>α</m:t>
-            </m:r>
-          </m:e>
-        </m:d>
+        <m:r>
+          <m:rPr>
+            <m:sty m:val="p"/>
+          </m:rPr>
+          <m:t>(</m:t>
+        </m:r>
+        <m:r>
+          <m:t>α</m:t>
+        </m:r>
+        <m:r>
+          <m:rPr>
+            <m:sty m:val="p"/>
+          </m:rPr>
+          <m:t>)</m:t>
+        </m:r>
       </m:oMath>
       <w:r>
         <w:t xml:space="preserve">.</w:t>
@@ -8342,19 +8508,21 @@
         <w:t xml:space="preserve"> </w:t>
       </w:r>
       <m:oMath>
-        <m:d>
-          <m:dPr>
-            <m:begChr m:val="("/>
-            <m:sepChr m:val=""/>
-            <m:endChr m:val=")"/>
-            <m:grow/>
-          </m:dPr>
-          <m:e>
-            <m:r>
-              <m:t>τ</m:t>
-            </m:r>
-          </m:e>
-        </m:d>
+        <m:r>
+          <m:rPr>
+            <m:sty m:val="p"/>
+          </m:rPr>
+          <m:t>(</m:t>
+        </m:r>
+        <m:r>
+          <m:t>τ</m:t>
+        </m:r>
+        <m:r>
+          <m:rPr>
+            <m:sty m:val="p"/>
+          </m:rPr>
+          <m:t>)</m:t>
+        </m:r>
       </m:oMath>
       <w:r>
         <w:t xml:space="preserve">.</w:t>
@@ -8486,18 +8654,18 @@
                 <wp:inline>
                   <wp:extent cx="152400" cy="152400"/>
                   <wp:effectExtent b="0" l="0" r="0" t="0"/>
-                  <wp:docPr descr="" title="" id="94" name="Picture"/>
+                  <wp:docPr descr="" title="" id="83" name="Picture"/>
                   <a:graphic>
                     <a:graphicData uri="http://schemas.openxmlformats.org/drawingml/2006/picture">
                       <pic:pic>
                         <pic:nvPicPr>
-                          <pic:cNvPr descr="/Applications/quarto/share/formats/docx/important.png" id="95" name="Picture"/>
+                          <pic:cNvPr descr="/Applications/quarto/share/formats/docx/important.png" id="84" name="Picture"/>
                           <pic:cNvPicPr>
                             <a:picLocks noChangeArrowheads="1" noChangeAspect="1"/>
                           </pic:cNvPicPr>
                         </pic:nvPicPr>
                         <pic:blipFill>
-                          <a:blip r:embed="rId78"/>
+                          <a:blip r:embed="rId67"/>
                           <a:stretch>
                             <a:fillRect/>
                           </a:stretch>
@@ -8661,7 +8829,7 @@
         </w:tc>
       </w:tr>
     </w:tbl>
-    <w:bookmarkStart w:id="98" w:name="X9181846a77be3ff4a37e2dd67a4c342b5822579"/>
+    <w:bookmarkStart w:id="87" w:name="X9181846a77be3ff4a37e2dd67a4c342b5822579"/>
     <w:p>
       <w:pPr>
         <w:pStyle w:val="Heading3"/>
@@ -8673,19 +8841,21 @@
         <w:t xml:space="preserve"> </w:t>
       </w:r>
       <m:oMath>
-        <m:d>
-          <m:dPr>
-            <m:begChr m:val="("/>
-            <m:sepChr m:val=""/>
-            <m:endChr m:val=")"/>
-            <m:grow/>
-          </m:dPr>
-          <m:e>
-            <m:r>
-              <m:t>t</m:t>
-            </m:r>
-          </m:e>
-        </m:d>
+        <m:r>
+          <m:rPr>
+            <m:sty m:val="p"/>
+          </m:rPr>
+          <m:t>(</m:t>
+        </m:r>
+        <m:r>
+          <m:t>t</m:t>
+        </m:r>
+        <m:r>
+          <m:rPr>
+            <m:sty m:val="p"/>
+          </m:rPr>
+          <m:t>)</m:t>
+        </m:r>
       </m:oMath>
     </w:p>
     <w:p>
@@ -8721,19 +8891,21 @@
         <w:t xml:space="preserve"> </w:t>
       </w:r>
       <m:oMath>
-        <m:d>
-          <m:dPr>
-            <m:begChr m:val="("/>
-            <m:sepChr m:val=""/>
-            <m:endChr m:val=")"/>
-            <m:grow/>
-          </m:dPr>
-          <m:e>
-            <m:r>
-              <m:t>t</m:t>
-            </m:r>
-          </m:e>
-        </m:d>
+        <m:r>
+          <m:rPr>
+            <m:sty m:val="p"/>
+          </m:rPr>
+          <m:t>(</m:t>
+        </m:r>
+        <m:r>
+          <m:t>t</m:t>
+        </m:r>
+        <m:r>
+          <m:rPr>
+            <m:sty m:val="p"/>
+          </m:rPr>
+          <m:t>)</m:t>
+        </m:r>
       </m:oMath>
       <w:r>
         <w:t xml:space="preserve"> </w:t>
@@ -8745,19 +8917,21 @@
         <w:t xml:space="preserve"> </w:t>
       </w:r>
       <m:oMath>
-        <m:d>
-          <m:dPr>
-            <m:begChr m:val="("/>
-            <m:sepChr m:val=""/>
-            <m:endChr m:val=")"/>
-            <m:grow/>
-          </m:dPr>
-          <m:e>
-            <m:r>
-              <m:t>τ</m:t>
-            </m:r>
-          </m:e>
-        </m:d>
+        <m:r>
+          <m:rPr>
+            <m:sty m:val="p"/>
+          </m:rPr>
+          <m:t>(</m:t>
+        </m:r>
+        <m:r>
+          <m:t>τ</m:t>
+        </m:r>
+        <m:r>
+          <m:rPr>
+            <m:sty m:val="p"/>
+          </m:rPr>
+          <m:t>)</m:t>
+        </m:r>
       </m:oMath>
       <w:r>
         <w:t xml:space="preserve">.</w:t>
@@ -8804,18 +8978,18 @@
                 <wp:inline>
                   <wp:extent cx="152400" cy="152400"/>
                   <wp:effectExtent b="0" l="0" r="0" t="0"/>
-                  <wp:docPr descr="" title="" id="96" name="Picture"/>
+                  <wp:docPr descr="" title="" id="85" name="Picture"/>
                   <a:graphic>
                     <a:graphicData uri="http://schemas.openxmlformats.org/drawingml/2006/picture">
                       <pic:pic>
                         <pic:nvPicPr>
-                          <pic:cNvPr descr="/Applications/quarto/share/formats/docx/note.png" id="97" name="Picture"/>
+                          <pic:cNvPr descr="/Applications/quarto/share/formats/docx/note.png" id="86" name="Picture"/>
                           <pic:cNvPicPr>
                             <a:picLocks noChangeArrowheads="1" noChangeAspect="1"/>
                           </pic:cNvPicPr>
                         </pic:nvPicPr>
                         <pic:blipFill>
-                          <a:blip r:embed="rId24"/>
+                          <a:blip r:embed="rId13"/>
                           <a:stretch>
                             <a:fillRect/>
                           </a:stretch>
@@ -8897,34 +9071,36 @@
               <w:t xml:space="preserve"> </w:t>
             </w:r>
             <m:oMath>
-              <m:d>
-                <m:dPr>
-                  <m:begChr m:val="["/>
-                  <m:sepChr m:val=""/>
-                  <m:endChr m:val="]"/>
-                  <m:grow/>
-                </m:dPr>
-                <m:e>
-                  <m:r>
-                    <m:rPr>
-                      <m:sty m:val="p"/>
-                    </m:rPr>
-                    <m:t>−</m:t>
-                  </m:r>
-                  <m:r>
-                    <m:t>t</m:t>
-                  </m:r>
-                  <m:r>
-                    <m:rPr>
-                      <m:sty m:val="p"/>
-                    </m:rPr>
-                    <m:t>,</m:t>
-                  </m:r>
-                  <m:r>
-                    <m:t>t</m:t>
-                  </m:r>
-                </m:e>
-              </m:d>
+              <m:r>
+                <m:rPr>
+                  <m:sty m:val="p"/>
+                </m:rPr>
+                <m:t>[</m:t>
+              </m:r>
+              <m:r>
+                <m:rPr>
+                  <m:sty m:val="p"/>
+                </m:rPr>
+                <m:t>−</m:t>
+              </m:r>
+              <m:r>
+                <m:t>t</m:t>
+              </m:r>
+              <m:r>
+                <m:rPr>
+                  <m:sty m:val="p"/>
+                </m:rPr>
+                <m:t>,</m:t>
+              </m:r>
+              <m:r>
+                <m:t>t</m:t>
+              </m:r>
+              <m:r>
+                <m:rPr>
+                  <m:sty m:val="p"/>
+                </m:rPr>
+                <m:t>]</m:t>
+              </m:r>
             </m:oMath>
             <w:r>
               <w:t xml:space="preserve"> </w:t>
@@ -8967,8 +9143,8 @@
         </w:tc>
       </w:tr>
     </w:tbl>
-    <w:bookmarkEnd w:id="98"/>
-    <w:bookmarkStart w:id="101" w:name="Xc8303f501bde73126425e672d86a027b81acaa7"/>
+    <w:bookmarkEnd w:id="87"/>
+    <w:bookmarkStart w:id="90" w:name="Xc8303f501bde73126425e672d86a027b81acaa7"/>
     <w:p>
       <w:pPr>
         <w:pStyle w:val="Heading3"/>
@@ -9029,18 +9205,18 @@
                 <wp:inline>
                   <wp:extent cx="152400" cy="152400"/>
                   <wp:effectExtent b="0" l="0" r="0" t="0"/>
-                  <wp:docPr descr="" title="" id="99" name="Picture"/>
+                  <wp:docPr descr="" title="" id="88" name="Picture"/>
                   <a:graphic>
                     <a:graphicData uri="http://schemas.openxmlformats.org/drawingml/2006/picture">
                       <pic:pic>
                         <pic:nvPicPr>
-                          <pic:cNvPr descr="/Applications/quarto/share/formats/docx/note.png" id="100" name="Picture"/>
+                          <pic:cNvPr descr="/Applications/quarto/share/formats/docx/note.png" id="89" name="Picture"/>
                           <pic:cNvPicPr>
                             <a:picLocks noChangeArrowheads="1" noChangeAspect="1"/>
                           </pic:cNvPicPr>
                         </pic:nvPicPr>
                         <pic:blipFill>
-                          <a:blip r:embed="rId24"/>
+                          <a:blip r:embed="rId13"/>
                           <a:stretch>
                             <a:fillRect/>
                           </a:stretch>
@@ -9221,9 +9397,9 @@
         </w:tc>
       </w:tr>
     </w:tbl>
-    <w:bookmarkEnd w:id="101"/>
-    <w:bookmarkEnd w:id="102"/>
-    <w:bookmarkStart w:id="106" w:name="Xbe222f75cf0ad930f3ae3b1c9035660782c7728"/>
+    <w:bookmarkEnd w:id="90"/>
+    <w:bookmarkEnd w:id="91"/>
+    <w:bookmarkStart w:id="95" w:name="Xbe222f75cf0ad930f3ae3b1c9035660782c7728"/>
     <w:p>
       <w:pPr>
         <w:pStyle w:val="Heading2"/>
@@ -9400,18 +9576,18 @@
                 <wp:inline>
                   <wp:extent cx="152400" cy="152400"/>
                   <wp:effectExtent b="0" l="0" r="0" t="0"/>
-                  <wp:docPr descr="" title="" id="104" name="Picture"/>
+                  <wp:docPr descr="" title="" id="93" name="Picture"/>
                   <a:graphic>
                     <a:graphicData uri="http://schemas.openxmlformats.org/drawingml/2006/picture">
                       <pic:pic>
                         <pic:nvPicPr>
-                          <pic:cNvPr descr="/Applications/quarto/share/formats/docx/warning.png" id="105" name="Picture"/>
+                          <pic:cNvPr descr="/Applications/quarto/share/formats/docx/warning.png" id="94" name="Picture"/>
                           <pic:cNvPicPr>
                             <a:picLocks noChangeArrowheads="1" noChangeAspect="1"/>
                           </pic:cNvPicPr>
                         </pic:nvPicPr>
                         <pic:blipFill>
-                          <a:blip r:embed="rId103"/>
+                          <a:blip r:embed="rId92"/>
                           <a:stretch>
                             <a:fillRect/>
                           </a:stretch>
@@ -9517,9 +9693,9 @@
         </w:tc>
       </w:tr>
     </w:tbl>
-    <w:bookmarkEnd w:id="106"/>
-    <w:bookmarkEnd w:id="107"/>
-    <w:bookmarkStart w:id="112" w:name="worked-examples"/>
+    <w:bookmarkEnd w:id="95"/>
+    <w:bookmarkEnd w:id="96"/>
+    <w:bookmarkStart w:id="101" w:name="worked-examples"/>
     <w:p>
       <w:pPr>
         <w:pStyle w:val="Heading1"/>
@@ -9568,18 +9744,18 @@
                 <wp:inline>
                   <wp:extent cx="152400" cy="152400"/>
                   <wp:effectExtent b="0" l="0" r="0" t="0"/>
-                  <wp:docPr descr="" title="" id="108" name="Picture"/>
+                  <wp:docPr descr="" title="" id="97" name="Picture"/>
                   <a:graphic>
                     <a:graphicData uri="http://schemas.openxmlformats.org/drawingml/2006/picture">
                       <pic:pic>
                         <pic:nvPicPr>
-                          <pic:cNvPr descr="/Applications/quarto/share/formats/docx/note.png" id="109" name="Picture"/>
+                          <pic:cNvPr descr="/Applications/quarto/share/formats/docx/note.png" id="98" name="Picture"/>
                           <pic:cNvPicPr>
                             <a:picLocks noChangeArrowheads="1" noChangeAspect="1"/>
                           </pic:cNvPicPr>
                         </pic:nvPicPr>
                         <pic:blipFill>
-                          <a:blip r:embed="rId24"/>
+                          <a:blip r:embed="rId13"/>
                           <a:stretch>
                             <a:fillRect/>
                           </a:stretch>
@@ -9797,11 +9973,108 @@
             <w:pPr>
               <w:pStyle w:val="BodyText"/>
             </w:pPr>
-            <w:r>
-              <w:t xml:space="preserve">$$
-        H_0: \bar{x} = \mu_0 \hspace{0.5cm} H_1: \bar{x} \neq \mu_0
-    $$</w:t>
-            </w:r>
+            <m:oMathPara>
+              <m:oMathParaPr>
+                <m:jc m:val="center"/>
+              </m:oMathParaPr>
+              <m:oMath>
+                <m:sSub>
+                  <m:e>
+                    <m:r>
+                      <m:t>H</m:t>
+                    </m:r>
+                  </m:e>
+                  <m:sub>
+                    <m:r>
+                      <m:t>0</m:t>
+                    </m:r>
+                  </m:sub>
+                </m:sSub>
+                <m:r>
+                  <m:rPr>
+                    <m:sty m:val="p"/>
+                  </m:rPr>
+                  <m:t>:</m:t>
+                </m:r>
+                <m:acc>
+                  <m:accPr>
+                    <m:chr m:val="‾"/>
+                  </m:accPr>
+                  <m:e>
+                    <m:r>
+                      <m:t>x</m:t>
+                    </m:r>
+                  </m:e>
+                </m:acc>
+                <m:r>
+                  <m:rPr>
+                    <m:sty m:val="p"/>
+                  </m:rPr>
+                  <m:t>=</m:t>
+                </m:r>
+                <m:sSub>
+                  <m:e>
+                    <m:r>
+                      <m:t>μ</m:t>
+                    </m:r>
+                  </m:e>
+                  <m:sub>
+                    <m:r>
+                      <m:t>0</m:t>
+                    </m:r>
+                  </m:sub>
+                </m:sSub>
+                <m:r>
+                  <m:t> </m:t>
+                </m:r>
+                <m:sSub>
+                  <m:e>
+                    <m:r>
+                      <m:t>H</m:t>
+                    </m:r>
+                  </m:e>
+                  <m:sub>
+                    <m:r>
+                      <m:t>1</m:t>
+                    </m:r>
+                  </m:sub>
+                </m:sSub>
+                <m:r>
+                  <m:rPr>
+                    <m:sty m:val="p"/>
+                  </m:rPr>
+                  <m:t>:</m:t>
+                </m:r>
+                <m:acc>
+                  <m:accPr>
+                    <m:chr m:val="‾"/>
+                  </m:accPr>
+                  <m:e>
+                    <m:r>
+                      <m:t>x</m:t>
+                    </m:r>
+                  </m:e>
+                </m:acc>
+                <m:r>
+                  <m:rPr>
+                    <m:sty m:val="p"/>
+                  </m:rPr>
+                  <m:t>≠</m:t>
+                </m:r>
+                <m:sSub>
+                  <m:e>
+                    <m:r>
+                      <m:t>μ</m:t>
+                    </m:r>
+                  </m:e>
+                  <m:sub>
+                    <m:r>
+                      <m:t>0</m:t>
+                    </m:r>
+                  </m:sub>
+                </m:sSub>
+              </m:oMath>
+            </m:oMathPara>
           </w:p>
           <w:p>
             <w:pPr>
@@ -9818,19 +10091,21 @@
               <w:t xml:space="preserve"> </w:t>
             </w:r>
             <m:oMath>
-              <m:d>
-                <m:dPr>
-                  <m:begChr m:val="("/>
-                  <m:sepChr m:val=""/>
-                  <m:endChr m:val=")"/>
-                  <m:grow/>
-                </m:dPr>
-                <m:e>
-                  <m:r>
-                    <m:t>α</m:t>
-                  </m:r>
-                </m:e>
-              </m:d>
+              <m:r>
+                <m:rPr>
+                  <m:sty m:val="p"/>
+                </m:rPr>
+                <m:t>(</m:t>
+              </m:r>
+              <m:r>
+                <m:t>α</m:t>
+              </m:r>
+              <m:r>
+                <m:rPr>
+                  <m:sty m:val="p"/>
+                </m:rPr>
+                <m:t>)</m:t>
+              </m:r>
             </m:oMath>
           </w:p>
           <w:p>
@@ -9896,19 +10171,21 @@
               <w:t xml:space="preserve"> </w:t>
             </w:r>
             <m:oMath>
-              <m:d>
-                <m:dPr>
-                  <m:begChr m:val="("/>
-                  <m:sepChr m:val=""/>
-                  <m:endChr m:val=")"/>
-                  <m:grow/>
-                </m:dPr>
-                <m:e>
-                  <m:r>
-                    <m:t>τ</m:t>
-                  </m:r>
-                </m:e>
-              </m:d>
+              <m:r>
+                <m:rPr>
+                  <m:sty m:val="p"/>
+                </m:rPr>
+                <m:t>(</m:t>
+              </m:r>
+              <m:r>
+                <m:t>τ</m:t>
+              </m:r>
+              <m:r>
+                <m:rPr>
+                  <m:sty m:val="p"/>
+                </m:rPr>
+                <m:t>)</m:t>
+              </m:r>
             </m:oMath>
           </w:p>
           <w:p>
@@ -10096,8 +10373,8 @@
                 <m:r>
                   <m:rPr>
                     <m:nor/>
+                    <m:scr m:val="sans-serif"/>
                     <m:sty m:val="p"/>
-                    <m:scr m:val="sans-serif"/>
                   </m:rPr>
                   <m:t> to 4dp.</m:t>
                 </m:r>
@@ -10278,34 +10555,36 @@
               <w:t xml:space="preserve"> </w:t>
             </w:r>
             <m:oMath>
-              <m:d>
-                <m:dPr>
-                  <m:begChr m:val="["/>
-                  <m:sepChr m:val=""/>
-                  <m:endChr m:val="]"/>
-                  <m:grow/>
-                </m:dPr>
-                <m:e>
-                  <m:r>
-                    <m:rPr>
-                      <m:sty m:val="p"/>
-                    </m:rPr>
-                    <m:t>−</m:t>
-                  </m:r>
-                  <m:r>
-                    <m:t>1.7110</m:t>
-                  </m:r>
-                  <m:r>
-                    <m:rPr>
-                      <m:sty m:val="p"/>
-                    </m:rPr>
-                    <m:t>,</m:t>
-                  </m:r>
-                  <m:r>
-                    <m:t>1.7110</m:t>
-                  </m:r>
-                </m:e>
-              </m:d>
+              <m:r>
+                <m:rPr>
+                  <m:sty m:val="p"/>
+                </m:rPr>
+                <m:t>[</m:t>
+              </m:r>
+              <m:r>
+                <m:rPr>
+                  <m:sty m:val="p"/>
+                </m:rPr>
+                <m:t>−</m:t>
+              </m:r>
+              <m:r>
+                <m:t>1.7110</m:t>
+              </m:r>
+              <m:r>
+                <m:rPr>
+                  <m:sty m:val="p"/>
+                </m:rPr>
+                <m:t>,</m:t>
+              </m:r>
+              <m:r>
+                <m:t>1.7110</m:t>
+              </m:r>
+              <m:r>
+                <m:rPr>
+                  <m:sty m:val="p"/>
+                </m:rPr>
+                <m:t>]</m:t>
+              </m:r>
             </m:oMath>
           </w:p>
           <w:p>
@@ -10403,19 +10682,21 @@
               <w:t xml:space="preserve"> </w:t>
             </w:r>
             <m:oMath>
-              <m:d>
-                <m:dPr>
-                  <m:begChr m:val="("/>
-                  <m:sepChr m:val=""/>
-                  <m:endChr m:val=")"/>
-                  <m:grow/>
-                </m:dPr>
-                <m:e>
-                  <m:r>
-                    <m:t>α</m:t>
-                  </m:r>
-                </m:e>
-              </m:d>
+              <m:r>
+                <m:rPr>
+                  <m:sty m:val="p"/>
+                </m:rPr>
+                <m:t>(</m:t>
+              </m:r>
+              <m:r>
+                <m:t>α</m:t>
+              </m:r>
+              <m:r>
+                <m:rPr>
+                  <m:sty m:val="p"/>
+                </m:rPr>
+                <m:t>)</m:t>
+              </m:r>
               <m:r>
                 <m:rPr>
                   <m:sty m:val="p"/>
@@ -10577,18 +10858,18 @@
                 <wp:inline>
                   <wp:extent cx="152400" cy="152400"/>
                   <wp:effectExtent b="0" l="0" r="0" t="0"/>
-                  <wp:docPr descr="" title="" id="110" name="Picture"/>
+                  <wp:docPr descr="" title="" id="99" name="Picture"/>
                   <a:graphic>
                     <a:graphicData uri="http://schemas.openxmlformats.org/drawingml/2006/picture">
                       <pic:pic>
                         <pic:nvPicPr>
-                          <pic:cNvPr descr="/Applications/quarto/share/formats/docx/note.png" id="111" name="Picture"/>
+                          <pic:cNvPr descr="/Applications/quarto/share/formats/docx/note.png" id="100" name="Picture"/>
                           <pic:cNvPicPr>
                             <a:picLocks noChangeArrowheads="1" noChangeAspect="1"/>
                           </pic:cNvPicPr>
                         </pic:nvPicPr>
                         <pic:blipFill>
-                          <a:blip r:embed="rId24"/>
+                          <a:blip r:embed="rId13"/>
                           <a:stretch>
                             <a:fillRect/>
                           </a:stretch>
@@ -10990,11 +11271,112 @@
             <w:pPr>
               <w:pStyle w:val="BodyText"/>
             </w:pPr>
-            <w:r>
-              <w:t xml:space="preserve">$$
-        H_0:\mu_1 = \mu_2 \hspace{0.5cm} H_1: \mu_1 &lt; \mu_2 
-    $$</w:t>
-            </w:r>
+            <m:oMathPara>
+              <m:oMathParaPr>
+                <m:jc m:val="center"/>
+              </m:oMathParaPr>
+              <m:oMath>
+                <m:sSub>
+                  <m:e>
+                    <m:r>
+                      <m:t>H</m:t>
+                    </m:r>
+                  </m:e>
+                  <m:sub>
+                    <m:r>
+                      <m:t>0</m:t>
+                    </m:r>
+                  </m:sub>
+                </m:sSub>
+                <m:r>
+                  <m:rPr>
+                    <m:sty m:val="p"/>
+                  </m:rPr>
+                  <m:t>:</m:t>
+                </m:r>
+                <m:sSub>
+                  <m:e>
+                    <m:r>
+                      <m:t>μ</m:t>
+                    </m:r>
+                  </m:e>
+                  <m:sub>
+                    <m:r>
+                      <m:t>1</m:t>
+                    </m:r>
+                  </m:sub>
+                </m:sSub>
+                <m:r>
+                  <m:rPr>
+                    <m:sty m:val="p"/>
+                  </m:rPr>
+                  <m:t>=</m:t>
+                </m:r>
+                <m:sSub>
+                  <m:e>
+                    <m:r>
+                      <m:t>μ</m:t>
+                    </m:r>
+                  </m:e>
+                  <m:sub>
+                    <m:r>
+                      <m:t>2</m:t>
+                    </m:r>
+                  </m:sub>
+                </m:sSub>
+                <m:r>
+                  <m:t> </m:t>
+                </m:r>
+                <m:sSub>
+                  <m:e>
+                    <m:r>
+                      <m:t>H</m:t>
+                    </m:r>
+                  </m:e>
+                  <m:sub>
+                    <m:r>
+                      <m:t>1</m:t>
+                    </m:r>
+                  </m:sub>
+                </m:sSub>
+                <m:r>
+                  <m:rPr>
+                    <m:sty m:val="p"/>
+                  </m:rPr>
+                  <m:t>:</m:t>
+                </m:r>
+                <m:sSub>
+                  <m:e>
+                    <m:r>
+                      <m:t>μ</m:t>
+                    </m:r>
+                  </m:e>
+                  <m:sub>
+                    <m:r>
+                      <m:t>1</m:t>
+                    </m:r>
+                  </m:sub>
+                </m:sSub>
+                <m:r>
+                  <m:rPr>
+                    <m:sty m:val="p"/>
+                  </m:rPr>
+                  <m:t>&lt;</m:t>
+                </m:r>
+                <m:sSub>
+                  <m:e>
+                    <m:r>
+                      <m:t>μ</m:t>
+                    </m:r>
+                  </m:e>
+                  <m:sub>
+                    <m:r>
+                      <m:t>2</m:t>
+                    </m:r>
+                  </m:sub>
+                </m:sSub>
+              </m:oMath>
+            </m:oMathPara>
           </w:p>
           <w:p>
             <w:pPr>
@@ -11011,19 +11393,21 @@
               <w:t xml:space="preserve"> </w:t>
             </w:r>
             <m:oMath>
-              <m:d>
-                <m:dPr>
-                  <m:begChr m:val="("/>
-                  <m:sepChr m:val=""/>
-                  <m:endChr m:val=")"/>
-                  <m:grow/>
-                </m:dPr>
-                <m:e>
-                  <m:r>
-                    <m:t>α</m:t>
-                  </m:r>
-                </m:e>
-              </m:d>
+              <m:r>
+                <m:rPr>
+                  <m:sty m:val="p"/>
+                </m:rPr>
+                <m:t>(</m:t>
+              </m:r>
+              <m:r>
+                <m:t>α</m:t>
+              </m:r>
+              <m:r>
+                <m:rPr>
+                  <m:sty m:val="p"/>
+                </m:rPr>
+                <m:t>)</m:t>
+              </m:r>
             </m:oMath>
           </w:p>
           <w:p>
@@ -11065,19 +11449,21 @@
               <w:t xml:space="preserve"> </w:t>
             </w:r>
             <m:oMath>
-              <m:d>
-                <m:dPr>
-                  <m:begChr m:val="("/>
-                  <m:sepChr m:val=""/>
-                  <m:endChr m:val=")"/>
-                  <m:grow/>
-                </m:dPr>
-                <m:e>
-                  <m:r>
-                    <m:t>τ</m:t>
-                  </m:r>
-                </m:e>
-              </m:d>
+              <m:r>
+                <m:rPr>
+                  <m:sty m:val="p"/>
+                </m:rPr>
+                <m:t>(</m:t>
+              </m:r>
+              <m:r>
+                <m:t>τ</m:t>
+              </m:r>
+              <m:r>
+                <m:rPr>
+                  <m:sty m:val="p"/>
+                </m:rPr>
+                <m:t>)</m:t>
+              </m:r>
             </m:oMath>
           </w:p>
           <w:p>
@@ -11160,108 +11546,112 @@
                       </m:radPr>
                       <m:deg/>
                       <m:e>
-                        <m:d>
-                          <m:dPr>
-                            <m:begChr m:val="("/>
-                            <m:sepChr m:val=""/>
-                            <m:endChr m:val=")"/>
-                            <m:grow/>
-                          </m:dPr>
-                          <m:e>
-                            <m:f>
-                              <m:fPr>
-                                <m:type m:val="bar"/>
-                              </m:fPr>
-                              <m:num>
-                                <m:sSubSup>
-                                  <m:e>
-                                    <m:r>
-                                      <m:t>s</m:t>
-                                    </m:r>
-                                  </m:e>
-                                  <m:sub>
-                                    <m:r>
-                                      <m:t>1</m:t>
-                                    </m:r>
-                                  </m:sub>
-                                  <m:sup>
-                                    <m:r>
-                                      <m:t>2</m:t>
-                                    </m:r>
-                                  </m:sup>
-                                </m:sSubSup>
-                              </m:num>
-                              <m:den>
-                                <m:sSub>
-                                  <m:e>
-                                    <m:r>
-                                      <m:t>n</m:t>
-                                    </m:r>
-                                  </m:e>
-                                  <m:sub>
-                                    <m:r>
-                                      <m:t>1</m:t>
-                                    </m:r>
-                                  </m:sub>
-                                </m:sSub>
-                              </m:den>
-                            </m:f>
-                          </m:e>
-                        </m:d>
+                        <m:r>
+                          <m:rPr>
+                            <m:sty m:val="p"/>
+                          </m:rPr>
+                          <m:t>(</m:t>
+                        </m:r>
+                        <m:f>
+                          <m:fPr>
+                            <m:type m:val="bar"/>
+                          </m:fPr>
+                          <m:num>
+                            <m:sSubSup>
+                              <m:e>
+                                <m:r>
+                                  <m:t>s</m:t>
+                                </m:r>
+                              </m:e>
+                              <m:sub>
+                                <m:r>
+                                  <m:t>1</m:t>
+                                </m:r>
+                              </m:sub>
+                              <m:sup>
+                                <m:r>
+                                  <m:t>2</m:t>
+                                </m:r>
+                              </m:sup>
+                            </m:sSubSup>
+                          </m:num>
+                          <m:den>
+                            <m:sSub>
+                              <m:e>
+                                <m:r>
+                                  <m:t>n</m:t>
+                                </m:r>
+                              </m:e>
+                              <m:sub>
+                                <m:r>
+                                  <m:t>1</m:t>
+                                </m:r>
+                              </m:sub>
+                            </m:sSub>
+                          </m:den>
+                        </m:f>
+                        <m:r>
+                          <m:rPr>
+                            <m:sty m:val="p"/>
+                          </m:rPr>
+                          <m:t>)</m:t>
+                        </m:r>
                         <m:r>
                           <m:rPr>
                             <m:sty m:val="p"/>
                           </m:rPr>
                           <m:t>+</m:t>
                         </m:r>
-                        <m:d>
-                          <m:dPr>
-                            <m:begChr m:val="("/>
-                            <m:sepChr m:val=""/>
-                            <m:endChr m:val=")"/>
-                            <m:grow/>
-                          </m:dPr>
-                          <m:e>
-                            <m:f>
-                              <m:fPr>
-                                <m:type m:val="bar"/>
-                              </m:fPr>
-                              <m:num>
-                                <m:sSubSup>
-                                  <m:e>
-                                    <m:r>
-                                      <m:t>s</m:t>
-                                    </m:r>
-                                  </m:e>
-                                  <m:sub>
-                                    <m:r>
-                                      <m:t>2</m:t>
-                                    </m:r>
-                                  </m:sub>
-                                  <m:sup>
-                                    <m:r>
-                                      <m:t>2</m:t>
-                                    </m:r>
-                                  </m:sup>
-                                </m:sSubSup>
-                              </m:num>
-                              <m:den>
-                                <m:sSub>
-                                  <m:e>
-                                    <m:r>
-                                      <m:t>n</m:t>
-                                    </m:r>
-                                  </m:e>
-                                  <m:sub>
-                                    <m:r>
-                                      <m:t>2</m:t>
-                                    </m:r>
-                                  </m:sub>
-                                </m:sSub>
-                              </m:den>
-                            </m:f>
-                          </m:e>
-                        </m:d>
+                        <m:r>
+                          <m:rPr>
+                            <m:sty m:val="p"/>
+                          </m:rPr>
+                          <m:t>(</m:t>
+                        </m:r>
+                        <m:f>
+                          <m:fPr>
+                            <m:type m:val="bar"/>
+                          </m:fPr>
+                          <m:num>
+                            <m:sSubSup>
+                              <m:e>
+                                <m:r>
+                                  <m:t>s</m:t>
+                                </m:r>
+                              </m:e>
+                              <m:sub>
+                                <m:r>
+                                  <m:t>2</m:t>
+                                </m:r>
+                              </m:sub>
+                              <m:sup>
+                                <m:r>
+                                  <m:t>2</m:t>
+                                </m:r>
+                              </m:sup>
+                            </m:sSubSup>
+                          </m:num>
+                          <m:den>
+                            <m:sSub>
+                              <m:e>
+                                <m:r>
+                                  <m:t>n</m:t>
+                                </m:r>
+                              </m:e>
+                              <m:sub>
+                                <m:r>
+                                  <m:t>2</m:t>
+                                </m:r>
+                              </m:sub>
+                            </m:sSub>
+                          </m:den>
+                        </m:f>
+                        <m:r>
+                          <m:rPr>
+                            <m:sty m:val="p"/>
+                          </m:rPr>
+                          <m:t>)</m:t>
+                        </m:r>
                       </m:e>
                     </m:rad>
                   </m:den>
@@ -11312,80 +11702,84 @@
                       </m:radPr>
                       <m:deg/>
                       <m:e>
-                        <m:d>
-                          <m:dPr>
-                            <m:begChr m:val="("/>
-                            <m:sepChr m:val=""/>
-                            <m:endChr m:val=")"/>
-                            <m:grow/>
-                          </m:dPr>
-                          <m:e>
-                            <m:f>
-                              <m:fPr>
-                                <m:type m:val="bar"/>
-                              </m:fPr>
-                              <m:num>
-                                <m:sSup>
-                                  <m:e>
-                                    <m:r>
-                                      <m:t>1.23</m:t>
-                                    </m:r>
-                                  </m:e>
-                                  <m:sup>
-                                    <m:r>
-                                      <m:t>2</m:t>
-                                    </m:r>
-                                  </m:sup>
-                                </m:sSup>
-                              </m:num>
-                              <m:den>
+                        <m:r>
+                          <m:rPr>
+                            <m:sty m:val="p"/>
+                          </m:rPr>
+                          <m:t>(</m:t>
+                        </m:r>
+                        <m:f>
+                          <m:fPr>
+                            <m:type m:val="bar"/>
+                          </m:fPr>
+                          <m:num>
+                            <m:sSup>
+                              <m:e>
                                 <m:r>
-                                  <m:t>25</m:t>
+                                  <m:t>1.23</m:t>
                                 </m:r>
-                              </m:den>
-                            </m:f>
-                          </m:e>
-                        </m:d>
+                              </m:e>
+                              <m:sup>
+                                <m:r>
+                                  <m:t>2</m:t>
+                                </m:r>
+                              </m:sup>
+                            </m:sSup>
+                          </m:num>
+                          <m:den>
+                            <m:r>
+                              <m:t>25</m:t>
+                            </m:r>
+                          </m:den>
+                        </m:f>
+                        <m:r>
+                          <m:rPr>
+                            <m:sty m:val="p"/>
+                          </m:rPr>
+                          <m:t>)</m:t>
+                        </m:r>
                         <m:r>
                           <m:rPr>
                             <m:sty m:val="p"/>
                           </m:rPr>
                           <m:t>+</m:t>
                         </m:r>
-                        <m:d>
-                          <m:dPr>
-                            <m:begChr m:val="("/>
-                            <m:sepChr m:val=""/>
-                            <m:endChr m:val=")"/>
-                            <m:grow/>
-                          </m:dPr>
-                          <m:e>
-                            <m:f>
-                              <m:fPr>
-                                <m:type m:val="bar"/>
-                              </m:fPr>
-                              <m:num>
-                                <m:sSup>
-                                  <m:e>
-                                    <m:r>
-                                      <m:t>1.39</m:t>
-                                    </m:r>
-                                  </m:e>
-                                  <m:sup>
-                                    <m:r>
-                                      <m:t>2</m:t>
-                                    </m:r>
-                                  </m:sup>
-                                </m:sSup>
-                              </m:num>
-                              <m:den>
+                        <m:r>
+                          <m:rPr>
+                            <m:sty m:val="p"/>
+                          </m:rPr>
+                          <m:t>(</m:t>
+                        </m:r>
+                        <m:f>
+                          <m:fPr>
+                            <m:type m:val="bar"/>
+                          </m:fPr>
+                          <m:num>
+                            <m:sSup>
+                              <m:e>
                                 <m:r>
-                                  <m:t>25</m:t>
+                                  <m:t>1.39</m:t>
                                 </m:r>
-                              </m:den>
-                            </m:f>
-                          </m:e>
-                        </m:d>
+                              </m:e>
+                              <m:sup>
+                                <m:r>
+                                  <m:t>2</m:t>
+                                </m:r>
+                              </m:sup>
+                            </m:sSup>
+                          </m:num>
+                          <m:den>
+                            <m:r>
+                              <m:t>25</m:t>
+                            </m:r>
+                          </m:den>
+                        </m:f>
+                        <m:r>
+                          <m:rPr>
+                            <m:sty m:val="p"/>
+                          </m:rPr>
+                          <m:t>)</m:t>
+                        </m:r>
                       </m:e>
                     </m:rad>
                   </m:den>
@@ -11405,8 +11799,8 @@
                 <m:r>
                   <m:rPr>
                     <m:nor/>
+                    <m:scr m:val="sans-serif"/>
                     <m:sty m:val="p"/>
-                    <m:scr m:val="sans-serif"/>
                   </m:rPr>
                   <m:t> to 4dp.</m:t>
                 </m:r>
@@ -11520,34 +11914,36 @@
               <w:t xml:space="preserve"> </w:t>
             </w:r>
             <m:oMath>
-              <m:d>
-                <m:dPr>
-                  <m:begChr m:val="["/>
-                  <m:sepChr m:val=""/>
-                  <m:endChr m:val="]"/>
-                  <m:grow/>
-                </m:dPr>
-                <m:e>
-                  <m:r>
-                    <m:rPr>
-                      <m:sty m:val="p"/>
-                    </m:rPr>
-                    <m:t>−</m:t>
-                  </m:r>
-                  <m:r>
-                    <m:t>1.714</m:t>
-                  </m:r>
-                  <m:r>
-                    <m:rPr>
-                      <m:sty m:val="p"/>
-                    </m:rPr>
-                    <m:t>,</m:t>
-                  </m:r>
-                  <m:r>
-                    <m:t>1.714</m:t>
-                  </m:r>
-                </m:e>
-              </m:d>
+              <m:r>
+                <m:rPr>
+                  <m:sty m:val="p"/>
+                </m:rPr>
+                <m:t>[</m:t>
+              </m:r>
+              <m:r>
+                <m:rPr>
+                  <m:sty m:val="p"/>
+                </m:rPr>
+                <m:t>−</m:t>
+              </m:r>
+              <m:r>
+                <m:t>1.714</m:t>
+              </m:r>
+              <m:r>
+                <m:rPr>
+                  <m:sty m:val="p"/>
+                </m:rPr>
+                <m:t>,</m:t>
+              </m:r>
+              <m:r>
+                <m:t>1.714</m:t>
+              </m:r>
+              <m:r>
+                <m:rPr>
+                  <m:sty m:val="p"/>
+                </m:rPr>
+                <m:t>]</m:t>
+              </m:r>
             </m:oMath>
           </w:p>
           <w:p>
@@ -11701,8 +12097,8 @@
         </w:tc>
       </w:tr>
     </w:tbl>
-    <w:bookmarkEnd w:id="112"/>
-    <w:bookmarkStart w:id="113" w:name="quick-check-problems"/>
+    <w:bookmarkEnd w:id="101"/>
+    <w:bookmarkStart w:id="102" w:name="quick-check-problems"/>
     <w:p>
       <w:pPr>
         <w:pStyle w:val="Heading1"/>
@@ -12021,8 +12417,8 @@
         <w:t xml:space="preserve">-test?</w:t>
       </w:r>
     </w:p>
-    <w:bookmarkEnd w:id="113"/>
-    <w:bookmarkStart w:id="117" w:name="further-reading"/>
+    <w:bookmarkEnd w:id="102"/>
+    <w:bookmarkStart w:id="106" w:name="further-reading"/>
     <w:p>
       <w:pPr>
         <w:pStyle w:val="Heading1"/>
@@ -12035,7 +12431,7 @@
       <w:pPr>
         <w:pStyle w:val="FirstParagraph"/>
       </w:pPr>
-      <w:hyperlink r:id="rId114">
+      <w:hyperlink r:id="rId103">
         <w:r>
           <w:rPr>
             <w:rStyle w:val="Hyperlink"/>
@@ -12052,7 +12448,7 @@
         <w:t xml:space="preserve">[For more information on other types of testing, see Guide: More on statistical testing]</w:t>
       </w:r>
     </w:p>
-    <w:bookmarkStart w:id="116" w:name="version-history"/>
+    <w:bookmarkStart w:id="105" w:name="version-history"/>
     <w:p>
       <w:pPr>
         <w:pStyle w:val="Heading2"/>
@@ -12073,7 +12469,7 @@
       <w:pPr>
         <w:pStyle w:val="BodyText"/>
       </w:pPr>
-      <w:hyperlink r:id="rId115">
+      <w:hyperlink r:id="rId104">
         <w:r>
           <w:rPr>
             <w:rStyle w:val="Hyperlink"/>
@@ -12082,8 +12478,8 @@
         </w:r>
       </w:hyperlink>
     </w:p>
-    <w:bookmarkEnd w:id="116"/>
-    <w:bookmarkEnd w:id="117"/>
+    <w:bookmarkEnd w:id="105"/>
+    <w:bookmarkEnd w:id="106"/>
     <w:sectPr>
       <w:pgSz w:h="15840" w:w="12240"/>
       <w:pgMar w:bottom="1440" w:footer="720" w:gutter="0" w:header="720" w:left="1440" w:right="1440" w:top="1440"/>
